--- a/rapports/16_02_2026/GNING/coh_EQ25_sup_062201020008.docx
+++ b/rapports/16_02_2026/GNING/coh_EQ25_sup_062201020008.docx
@@ -25,7 +25,7 @@
         <w:br/>
         <w:t>Grappe: 062201020008</w:t>
         <w:br/>
-        <w:t>Date: 16/02/2026 a 12:40</w:t>
+        <w:t>Date: 16/02/2026 a 12:58</w:t>
       </w:r>
     </w:p>
     <w:p/>

--- a/rapports/16_02_2026/GNING/coh_EQ25_sup_062201020008.docx
+++ b/rapports/16_02_2026/GNING/coh_EQ25_sup_062201020008.docx
@@ -25,7 +25,7 @@
         <w:br/>
         <w:t>Grappe: 062201020008</w:t>
         <w:br/>
-        <w:t>Date: 16/02/2026 a 12:58</w:t>
+        <w:t>Date: 16/02/2026 a 13:05</w:t>
       </w:r>
     </w:p>
     <w:p/>
@@ -119,7 +119,7 @@
           </w:tcPr>
           <w:p>
             <w:r>
-              <w:t>28</w:t>
+              <w:t>27</w:t>
             </w:r>
           </w:p>
         </w:tc>
@@ -231,38 +231,6 @@
           </w:tcPr>
           <w:p>
             <w:r>
-              <w:t>Section4b</w:t>
-            </w:r>
-          </w:p>
-        </w:tc>
-        <w:tc>
-          <w:tcPr>
-            <w:tcW w:type="dxa" w:w="3324"/>
-          </w:tcPr>
-          <w:p>
-            <w:r>
-              <w:t>Emploi - Activite principale</w:t>
-            </w:r>
-          </w:p>
-        </w:tc>
-        <w:tc>
-          <w:tcPr>
-            <w:tcW w:type="dxa" w:w="3324"/>
-          </w:tcPr>
-          <w:p>
-            <w:r>
-              <w:t>12</w:t>
-            </w:r>
-          </w:p>
-        </w:tc>
-      </w:tr>
-      <w:tr>
-        <w:tc>
-          <w:tcPr>
-            <w:tcW w:type="dxa" w:w="3324"/>
-          </w:tcPr>
-          <w:p>
-            <w:r>
               <w:t>Section7b</w:t>
             </w:r>
           </w:p>
@@ -327,38 +295,6 @@
           </w:tcPr>
           <w:p>
             <w:r>
-              <w:t>Section1</w:t>
-            </w:r>
-          </w:p>
-        </w:tc>
-        <w:tc>
-          <w:tcPr>
-            <w:tcW w:type="dxa" w:w="3324"/>
-          </w:tcPr>
-          <w:p>
-            <w:r>
-              <w:t>Caracteristiques des membres</w:t>
-            </w:r>
-          </w:p>
-        </w:tc>
-        <w:tc>
-          <w:tcPr>
-            <w:tcW w:type="dxa" w:w="3324"/>
-          </w:tcPr>
-          <w:p>
-            <w:r>
-              <w:t>11</w:t>
-            </w:r>
-          </w:p>
-        </w:tc>
-      </w:tr>
-      <w:tr>
-        <w:tc>
-          <w:tcPr>
-            <w:tcW w:type="dxa" w:w="3324"/>
-          </w:tcPr>
-          <w:p>
-            <w:r>
               <w:t>Section19</w:t>
             </w:r>
           </w:p>
@@ -391,7 +327,7 @@
           </w:tcPr>
           <w:p>
             <w:r>
-              <w:t>Section0</w:t>
+              <w:t>Section1</w:t>
             </w:r>
           </w:p>
         </w:tc>
@@ -401,7 +337,103 @@
           </w:tcPr>
           <w:p>
             <w:r>
-              <w:t>Identification et renseignements de controle</w:t>
+              <w:t>Caracteristiques des membres</w:t>
+            </w:r>
+          </w:p>
+        </w:tc>
+        <w:tc>
+          <w:tcPr>
+            <w:tcW w:type="dxa" w:w="3324"/>
+          </w:tcPr>
+          <w:p>
+            <w:r>
+              <w:t>10</w:t>
+            </w:r>
+          </w:p>
+        </w:tc>
+      </w:tr>
+      <w:tr>
+        <w:tc>
+          <w:tcPr>
+            <w:tcW w:type="dxa" w:w="3324"/>
+          </w:tcPr>
+          <w:p>
+            <w:r>
+              <w:t>Section4b</w:t>
+            </w:r>
+          </w:p>
+        </w:tc>
+        <w:tc>
+          <w:tcPr>
+            <w:tcW w:type="dxa" w:w="3324"/>
+          </w:tcPr>
+          <w:p>
+            <w:r>
+              <w:t>Emploi - Activite principale</w:t>
+            </w:r>
+          </w:p>
+        </w:tc>
+        <w:tc>
+          <w:tcPr>
+            <w:tcW w:type="dxa" w:w="3324"/>
+          </w:tcPr>
+          <w:p>
+            <w:r>
+              <w:t>10</w:t>
+            </w:r>
+          </w:p>
+        </w:tc>
+      </w:tr>
+      <w:tr>
+        <w:tc>
+          <w:tcPr>
+            <w:tcW w:type="dxa" w:w="3324"/>
+          </w:tcPr>
+          <w:p>
+            <w:r>
+              <w:t>Section4c</w:t>
+            </w:r>
+          </w:p>
+        </w:tc>
+        <w:tc>
+          <w:tcPr>
+            <w:tcW w:type="dxa" w:w="3324"/>
+          </w:tcPr>
+          <w:p>
+            <w:r>
+              <w:t>Emploi - Activite secondaire</w:t>
+            </w:r>
+          </w:p>
+        </w:tc>
+        <w:tc>
+          <w:tcPr>
+            <w:tcW w:type="dxa" w:w="3324"/>
+          </w:tcPr>
+          <w:p>
+            <w:r>
+              <w:t>9</w:t>
+            </w:r>
+          </w:p>
+        </w:tc>
+      </w:tr>
+      <w:tr>
+        <w:tc>
+          <w:tcPr>
+            <w:tcW w:type="dxa" w:w="3324"/>
+          </w:tcPr>
+          <w:p>
+            <w:r>
+              <w:t>Section9c</w:t>
+            </w:r>
+          </w:p>
+        </w:tc>
+        <w:tc>
+          <w:tcPr>
+            <w:tcW w:type="dxa" w:w="3324"/>
+          </w:tcPr>
+          <w:p>
+            <w:r>
+              <w:t>Depenses non-alimentaires - 30 jours</w:t>
             </w:r>
           </w:p>
         </w:tc>
@@ -443,7 +475,7 @@
           </w:tcPr>
           <w:p>
             <w:r>
-              <w:t>9</w:t>
+              <w:t>8</w:t>
             </w:r>
           </w:p>
         </w:tc>
@@ -476,38 +508,6 @@
           <w:p>
             <w:r>
               <w:t>8</w:t>
-            </w:r>
-          </w:p>
-        </w:tc>
-      </w:tr>
-      <w:tr>
-        <w:tc>
-          <w:tcPr>
-            <w:tcW w:type="dxa" w:w="3324"/>
-          </w:tcPr>
-          <w:p>
-            <w:r>
-              <w:t>Section4c</w:t>
-            </w:r>
-          </w:p>
-        </w:tc>
-        <w:tc>
-          <w:tcPr>
-            <w:tcW w:type="dxa" w:w="3324"/>
-          </w:tcPr>
-          <w:p>
-            <w:r>
-              <w:t>Emploi - Activite secondaire</w:t>
-            </w:r>
-          </w:p>
-        </w:tc>
-        <w:tc>
-          <w:tcPr>
-            <w:tcW w:type="dxa" w:w="3324"/>
-          </w:tcPr>
-          <w:p>
-            <w:r>
-              <w:t>7</w:t>
             </w:r>
           </w:p>
         </w:tc>
@@ -1011,6 +1011,8 @@
         <w:br/>
         <w:t xml:space="preserve">- </w:t>
         <w:br/>
+        <w:t xml:space="preserve">- Avertissement!! Le montant de Fatou Faye semble trop faible pour un revenu net gagné par an. Veuillez, s'il vous plaît, confirmer cette information avec le QG ou la corriger. </w:t>
+        <w:br/>
         <w:t xml:space="preserve">- Nombre de mois exercé par Halimatou sock dans l'emploi au cours des 12 derniers mois semble faible, veuillez corriger s'il vous plait ou comfirmer avec le QG. Attention ! Le nombre de jours que Halimatou sock a travaillés par mois semble être inférieur à 15. Veuillez, s'il vous plaît, confirmer cette information. </w:t>
         <w:br/>
         <w:t xml:space="preserve">- Nombre de mois exercé par cheikh gueye dans l'emploi au cours des 12 derniers mois semble faible, veuillez corriger s'il vous plait ou comfirmer avec le QG. Attention ! Le nombre de jours que cheikh gueye a travaillés par mois semble être inférieur à 15. Veuillez, s'il vous plaît, confirmer cette information. </w:t>
@@ -1040,6 +1042,12 @@
         <w:rPr>
           <w:sz w:val="20"/>
         </w:rPr>
+        <w:t xml:space="preserve">- Avertissement!!! la branche d'activité de Amy dione est identique dans l'emploi principale et secondaire, prière de confirmer cette information avec le QG ou de corriger. Attention ! Le nombre de jours que Amy dione a travaillés par mois semble être inférieur à 15. Veuillez, s'il vous plaît, confirmer cette information. </w:t>
+        <w:br/>
+        <w:t xml:space="preserve">- Avertissement!!! la branche d'activité de Babacar gueye est identique dans l'emploi principale et secondaire, prière de confirmer cette information avec le QG ou de corriger. </w:t>
+        <w:br/>
+        <w:t xml:space="preserve">- Avertissement!!! la branche d'activité de Thiendou gueye est identique dans l'emploi principale et secondaire, prière de confirmer cette information avec le QG ou de corriger. </w:t>
+        <w:br/>
         <w:t>- Avertissement!!! les informations de Fatou Faye sur le nombre de mois, jours ou heures de son emploi secondaire sont superieur a celles de son emploi principal , veuillez corriger ou confirmer aupres du QG.</w:t>
       </w:r>
     </w:p>
@@ -1061,7 +1069,7 @@
         <w:rPr>
           <w:sz w:val="20"/>
         </w:rPr>
-        <w:t>- Attention ! Le prix unitaire d'achat (25 Fcfa) de Piment frais en Pièce (Moyen) est relativement faible par rapport aux autres prix observés dans cette zone. Prière de corriger ou de confirmer avec le QG. Avertissement!! La quantité (4.25 litre) du produit Huile de soja  consommée  par le ménage semble très élevé, prière de corriger ou confirmer avec le QG. Avertissement!!! Le ménage a consommé 14 Litre taille unique de Lait frais de vache, cette quantité semble anormale pour une consommation des 7 derniers jours.Prière de corriger ou de confirmer avec le QG. Avertissement!!! Le ménage a consommé 36 Cuillère Petit de Sel, cette quantité semble anormale pour une consommation des 7 derniers jours.Prière de corriger ou de confirmer avec le QG. Le prix d'achat unitaire (1000 Fcfa) de Sel en Sac (5 Kg) de taille taille unique est très faible, prière de regarder les reponses prises dans les questions s07bq07a s07bq07b s07bq07c s07bq08 pour mieux corriger. Avertissement!!! Le ménage a consommé 7 Paquet Petit de Thé en sachet, cette quantité semble anormale pour une consommation des 7 derniers jours.Prière de corriger ou de confirmer avec le QG. Avertissement!! le prix unitaire (100 Fcfa) de Thé en sachet (unité: Paquet) de taille Petit est très faible ou élevé. Prière de corriger ou de confirmer avec le QG. Avertissement!!! Le ménage a consommé 9.75 Kg taille unique de Capitaine frais, cette quantité semble anormale pour une consommation des 7 derniers jours.Prière de corriger ou de confirmer avec le QG. Incohérence!! Dans ce ménage, chaque individus consomme par jour 12.15958 Kg  de cereale; Prière de revoir les quantités prises de ces produits. Incohérence!! Dans ce ménage, chaque individus consomme par jour 12.15958 Kg  de cereale; Prière de revoir les quantités prises de ces produits. Incohérence!! Dans ce ménage, chaque individus consomme par jour 12.15958 Kg  de cereale; Prière de revoir les quantités prises de ces produits.</w:t>
+        <w:t>- Avertissement!! La quantité (4.25 litre) du produit Huile de soja  consommée  par le ménage semble très élevé, prière de corriger ou confirmer avec le QG. Avertissement!!! Le ménage a consommé 14 Litre taille unique de Lait frais de vache, cette quantité semble anormale pour une consommation des 7 derniers jours.Prière de corriger ou de confirmer avec le QG. Avertissement!!! Le ménage a consommé 36 Cuillère Petit de Sel, cette quantité semble anormale pour une consommation des 7 derniers jours.Prière de corriger ou de confirmer avec le QG. Le prix d'achat unitaire (1000 Fcfa) de Sel en Sac (5 Kg) de taille taille unique est très faible, prière de regarder les reponses prises dans les questions s07bq07a s07bq07b s07bq07c s07bq08 pour mieux corriger. Avertissement!!! Le ménage a consommé 7 Paquet Petit de Thé en sachet, cette quantité semble anormale pour une consommation des 7 derniers jours.Prière de corriger ou de confirmer avec le QG. Avertissement!! le prix unitaire (100 Fcfa) de Thé en sachet (unité: Paquet) de taille Petit est très faible ou élevé. Prière de corriger ou de confirmer avec le QG. Avertissement!!! Le ménage a consommé 9.75 Kg taille unique de Capitaine frais, cette quantité semble anormale pour une consommation des 7 derniers jours.Prière de corriger ou de confirmer avec le QG. Attention ! Le prix unitaire d'achat (800 Fcfa) de Capitaine frais en Kg (taille unique) est relativement faible par rapport aux autres prix observés dans cette zone. Prière de corriger ou de confirmer avec le QG. Incohérence!! Dans ce ménage, chaque individus consomme par jour 22.83496 Kg  de cereale; Prière de revoir les quantités prises de ces produits. Incohérence!! Dans ce ménage, chaque individus consomme par jour 22.83496 Kg  de cereale; Prière de revoir les quantités prises de ces produits. Incohérence!! Dans ce ménage, chaque individus consomme par jour 22.83496 Kg  de cereale; Prière de revoir les quantités prises de ces produits.</w:t>
       </w:r>
     </w:p>
     <w:p>
@@ -1226,7 +1234,9 @@
         <w:rPr>
           <w:sz w:val="20"/>
         </w:rPr>
-        <w:t>- Attention ! Hache/pioche a été achété à 110000 Fcfa est relativement élevé par rapport aux autres prix d'achat observés dans cette zone. Prière de corriger ou de confirmer avec le QG. Attention ! Hache/pioche a été revendu à 110000 Fcfa qui est relativement élevé par rapport aux autres prix de revente observés dans cette zone. Prière de corriger ou de confirmer avec le QG.</w:t>
+        <w:t xml:space="preserve">- Attention ! Hache/pioche a été achété à 110000 Fcfa est relativement élevé par rapport aux autres prix d'achat observés dans cette zone. Prière de corriger ou de confirmer avec le QG. Attention ! Hache/pioche a été revendu à 110000 Fcfa qui est relativement élevé par rapport aux autres prix de revente observés dans cette zone. Prière de corriger ou de confirmer avec le QG. </w:t>
+        <w:br/>
+        <w:t>- Attention ! Houe/daba/hilaire a été achété à 25000 Fcfa est relativement élevé par rapport aux autres prix d'achat observés dans cette zone. Prière de corriger ou de confirmer avec le QG. Attention ! Houe/daba/hilaire a été revendu à 25000 Fcfa qui est relativement élevé par rapport aux autres prix de revente observés dans cette zone. Prière de corriger ou de confirmer avec le QG.</w:t>
       </w:r>
     </w:p>
     <w:p>
@@ -1551,7 +1561,7 @@
           <w:color w:val="4672C4"/>
           <w:sz w:val="22"/>
         </w:rPr>
-        <w:t>&gt;&gt; Section0 - Identification et renseignements de controle</w:t>
+        <w:t>&gt;&gt; Section1 - Caracteristiques des membres</w:t>
       </w:r>
     </w:p>
     <w:p>
@@ -1562,7 +1572,37 @@
         <w:rPr>
           <w:sz w:val="20"/>
         </w:rPr>
-        <w:t>- Vous avez declaré que le questionnaire est complètement fini mais le questionnaire est en statut partiel, prière de mettre le questionnaire en statut complet s'il est fini.</w:t>
+        <w:t xml:space="preserve">- Incoherence! Eladji malick diaw dispose d'un téléphone portable à s01q39, donc la raison évoquée ne peut pas être (ne dispose pas d'appareil). </w:t>
+        <w:br/>
+        <w:t xml:space="preserve">- Incoherence! MOUSTAPHA DIAW dispose d'un téléphone portable à s01q39, donc la raison évoquée ne peut pas être (ne dispose pas d'appareil). Avertissement!! L'âge (15) ans du premier mariage de MOUSTAPHA DIAW semble incoherent. Prière de vérifier cette information auprès de l'enquêté et de corriger si nécessaire. </w:t>
+        <w:br/>
+        <w:t xml:space="preserve">- Incoherence! Thiendou diaw2 dispose d'un téléphone portable à s01q39, donc la raison évoquée ne peut pas être (ne dispose pas d'appareil). </w:t>
+        <w:br/>
+        <w:t xml:space="preserve">- Les informations sur l'acte de naissance (ni Jours, ni mois et ni années) de  Alimatou sakho  manquent, s'il vous plait pouvez-vous fournir d'effort pour avoir ces informations. </w:t>
+        <w:br/>
+        <w:t xml:space="preserve">- Les informations sur l'acte de naissance (ni Jours, ni mois et ni années) de  Wily cisse  manquent, s'il vous plait pouvez-vous fournir d'effort pour avoir ces informations. </w:t>
+        <w:br/>
+        <w:t xml:space="preserve">- Les informations sur l'acte de naissance (ni Jours, ni mois et ni années) de  abdoulaye diaw  manquent, s'il vous plait pouvez-vous fournir d'effort pour avoir ces informations. </w:t>
+        <w:br/>
+        <w:t xml:space="preserve">- Les informations sur l'acte de naissance (ni Jours, ni mois et ni années) de  alaji diaw  manquent, s'il vous plait pouvez-vous fournir d'effort pour avoir ces informations. Le mois de l'enfant ( alaji diaw ) n'est pas connu mais vous avez declaré en s01q04a le nombre de mois, prière de changer NSP au niveau de s01q03b. </w:t>
+        <w:br/>
+        <w:t xml:space="preserve">- Les informations sur l'acte de naissance (ni Jours, ni mois et ni années) de  awa diaw  manquent, s'il vous plait pouvez-vous fournir d'effort pour avoir ces informations. </w:t>
+        <w:br/>
+        <w:t xml:space="preserve">- Les informations sur l'acte de naissance (ni Jours, ni mois et ni années) de  demba diaw  manquent, s'il vous plait pouvez-vous fournir d'effort pour avoir ces informations. </w:t>
+        <w:br/>
+        <w:t xml:space="preserve">- Les informations sur l'acte de naissance (ni Jours, ni mois et ni années) de  djym diaw  manquent, s'il vous plait pouvez-vous fournir d'effort pour avoir ces informations. </w:t>
+        <w:br/>
+        <w:t xml:space="preserve">- Les informations sur l'acte de naissance (ni Jours, ni mois et ni années) de  fatou diaw  manquent, s'il vous plait pouvez-vous fournir d'effort pour avoir ces informations. </w:t>
+        <w:br/>
+        <w:t xml:space="preserve">- Les informations sur l'acte de naissance (ni Jours, ni mois et ni années) de  habibou diaw  manquent, s'il vous plait pouvez-vous fournir d'effort pour avoir ces informations. Le mois de l'enfant ( habibou diaw ) n'est pas connu mais vous avez declaré en s01q04a le nombre de mois, prière de changer NSP au niveau de s01q03b. </w:t>
+        <w:br/>
+        <w:t xml:space="preserve">- Les informations sur l'acte de naissance (ni Jours, ni mois et ni années) de  keba diaw  manquent, s'il vous plait pouvez-vous fournir d'effort pour avoir ces informations. </w:t>
+        <w:br/>
+        <w:t xml:space="preserve">- Les informations sur l'acte de naissance (ni Jours, ni mois et ni années) de  mariama diaw2  manquent, s'il vous plait pouvez-vous fournir d'effort pour avoir ces informations. Le mois de l'enfant ( mariama diaw2 ) n'est pas connu mais vous avez declaré en s01q04a le nombre de mois, prière de changer NSP au niveau de s01q03b. </w:t>
+        <w:br/>
+        <w:t xml:space="preserve">- Les informations sur l'acte de naissance (ni Jours, ni mois et ni années) de  ousmane diaw  manquent, s'il vous plait pouvez-vous fournir d'effort pour avoir ces informations. </w:t>
+        <w:br/>
+        <w:t>- Les informations sur l'acte de naissance (ni Jours, ni mois et ni années) de  seynabou diaw  manquent, s'il vous plait pouvez-vous fournir d'effort pour avoir ces informations.</w:t>
       </w:r>
     </w:p>
     <w:p>
@@ -1572,7 +1612,7 @@
           <w:color w:val="4672C4"/>
           <w:sz w:val="22"/>
         </w:rPr>
-        <w:t>&gt;&gt; Section1 - Caracteristiques des membres</w:t>
+        <w:t>&gt;&gt; Section2 - Education</w:t>
       </w:r>
     </w:p>
     <w:p>
@@ -1583,37 +1623,51 @@
         <w:rPr>
           <w:sz w:val="20"/>
         </w:rPr>
-        <w:t xml:space="preserve">- Incoherence! Eladji malick diaw dispose d'un téléphone portable à s01q39, donc la raison évoquée ne peut pas être (ne dispose pas d'appareil). </w:t>
-        <w:br/>
-        <w:t xml:space="preserve">- Incoherence! MOUSTAPHA DIAW dispose d'un téléphone portable à s01q39, donc la raison évoquée ne peut pas être (ne dispose pas d'appareil). Avertissement!! L'âge (15) ans du premier mariage de MOUSTAPHA DIAW semble incoherent. Prière de vérifier cette information auprès de l'enquêté et de corriger si nécessaire. </w:t>
-        <w:br/>
-        <w:t xml:space="preserve">- Incoherence! Thiendou diaw2 dispose d'un téléphone portable à s01q39, donc la raison évoquée ne peut pas être (ne dispose pas d'appareil). </w:t>
-        <w:br/>
-        <w:t xml:space="preserve">- Les informations sur l'acte de naissance (ni Jours, ni mois et ni années) de  Alimatou sakho  manquent, s'il vous plait pouvez-vous fournir d'effort pour avoir ces informations. </w:t>
-        <w:br/>
-        <w:t xml:space="preserve">- Les informations sur l'acte de naissance (ni Jours, ni mois et ni années) de  Wily cisse  manquent, s'il vous plait pouvez-vous fournir d'effort pour avoir ces informations. </w:t>
-        <w:br/>
-        <w:t xml:space="preserve">- Les informations sur l'acte de naissance (ni Jours, ni mois et ni années) de  abdoulaye diaw  manquent, s'il vous plait pouvez-vous fournir d'effort pour avoir ces informations. </w:t>
-        <w:br/>
-        <w:t xml:space="preserve">- Les informations sur l'acte de naissance (ni Jours, ni mois et ni années) de  alaji diaw  manquent, s'il vous plait pouvez-vous fournir d'effort pour avoir ces informations. Le mois de l'enfant ( alaji diaw ) n'est pas connu mais vous avez declaré en s01q04a le nombre de mois, prière de changer NSP au niveau de s01q03b. </w:t>
-        <w:br/>
-        <w:t xml:space="preserve">- Les informations sur l'acte de naissance (ni Jours, ni mois et ni années) de  awa diaw  manquent, s'il vous plait pouvez-vous fournir d'effort pour avoir ces informations. </w:t>
-        <w:br/>
-        <w:t xml:space="preserve">- Les informations sur l'acte de naissance (ni Jours, ni mois et ni années) de  demba diaw  manquent, s'il vous plait pouvez-vous fournir d'effort pour avoir ces informations. </w:t>
-        <w:br/>
-        <w:t xml:space="preserve">- Les informations sur l'acte de naissance (ni Jours, ni mois et ni années) de  djym diaw  manquent, s'il vous plait pouvez-vous fournir d'effort pour avoir ces informations. </w:t>
-        <w:br/>
-        <w:t xml:space="preserve">- Les informations sur l'acte de naissance (ni Jours, ni mois et ni années) de  fatou diaw  manquent, s'il vous plait pouvez-vous fournir d'effort pour avoir ces informations. </w:t>
-        <w:br/>
-        <w:t xml:space="preserve">- Les informations sur l'acte de naissance (ni Jours, ni mois et ni années) de  habibou diaw  manquent, s'il vous plait pouvez-vous fournir d'effort pour avoir ces informations. Le mois de l'enfant ( habibou diaw ) n'est pas connu mais vous avez declaré en s01q04a le nombre de mois, prière de changer NSP au niveau de s01q03b. </w:t>
-        <w:br/>
-        <w:t xml:space="preserve">- Les informations sur l'acte de naissance (ni Jours, ni mois et ni années) de  keba diaw  manquent, s'il vous plait pouvez-vous fournir d'effort pour avoir ces informations. </w:t>
-        <w:br/>
-        <w:t xml:space="preserve">- Les informations sur l'acte de naissance (ni Jours, ni mois et ni années) de  mariama diaw2  manquent, s'il vous plait pouvez-vous fournir d'effort pour avoir ces informations. Le mois de l'enfant ( mariama diaw2 ) n'est pas connu mais vous avez declaré en s01q04a le nombre de mois, prière de changer NSP au niveau de s01q03b. </w:t>
-        <w:br/>
-        <w:t xml:space="preserve">- Les informations sur l'acte de naissance (ni Jours, ni mois et ni années) de  ousmane diaw  manquent, s'il vous plait pouvez-vous fournir d'effort pour avoir ces informations. </w:t>
-        <w:br/>
-        <w:t>- Les informations sur l'acte de naissance (ni Jours, ni mois et ni années) de  seynabou diaw  manquent, s'il vous plait pouvez-vous fournir d'effort pour avoir ces informations.</w:t>
+        <w:t xml:space="preserve">- Peu probable! Alimatou sakho  n'arrive pas  à comprendre un petit texte lu dans une langue locale (s02q03). Veuillez corriger ou donner des explications au QG. </w:t>
+        <w:br/>
+        <w:t xml:space="preserve">- Peu probable! Anthia Gueye  n'arrive pas  à comprendre un petit texte lu dans une langue locale (s02q03). Veuillez corriger ou donner des explications au QG. </w:t>
+        <w:br/>
+        <w:t xml:space="preserve">- Peu probable! Eladji malick diaw  n'arrive pas  à comprendre un petit texte lu dans une langue locale (s02q03). Veuillez corriger ou donner des explications au QG. </w:t>
+        <w:br/>
+        <w:t xml:space="preserve">- Peu probable! MOUSTAPHA DIAW  n'arrive pas  à comprendre un petit texte lu dans une langue locale (s02q03). Veuillez corriger ou donner des explications au QG. Peu probable! MOUSTAPHA DIAW  ne sait ni lire, ni écrire, ni comprendre dans aucune des langues  (s02q01,s02q02,s02q03). Veuillez corriger ou donner des explications au QG. </w:t>
+        <w:br/>
+        <w:t xml:space="preserve">- Peu probable! Mariama Diop  n'arrive pas  à comprendre un petit texte lu dans une langue locale (s02q03). Veuillez corriger ou donner des explications au QG. Peu probable! Mariama Diop  ne sait ni lire, ni écrire, ni comprendre dans aucune des langues  (s02q01,s02q02,s02q03). Veuillez corriger ou donner des explications au QG. </w:t>
+        <w:br/>
+        <w:t xml:space="preserve">- Peu probable! Seutou gueye  n'arrive pas  à comprendre un petit texte lu dans une langue locale (s02q03). Veuillez corriger ou donner des explications au QG. Peu probable! Seutou gueye  ne sait ni lire, ni écrire, ni comprendre dans aucune des langues  (s02q01,s02q02,s02q03). Veuillez corriger ou donner des explications au QG. </w:t>
+        <w:br/>
+        <w:t xml:space="preserve">- Peu probable! Thiendou diaw2  n'arrive pas  à comprendre un petit texte lu dans une langue locale (s02q03). Veuillez corriger ou donner des explications au QG. </w:t>
+        <w:br/>
+        <w:t xml:space="preserve">- Peu probable! Wily cisse  n'arrive pas  à comprendre un petit texte lu dans une langue locale (s02q03). Veuillez corriger ou donner des explications au QG. </w:t>
+        <w:br/>
+        <w:t xml:space="preserve">- Peu probable! Yama drame  n'arrive pas  à comprendre un petit texte lu dans une langue locale (s02q03). Veuillez corriger ou donner des explications au QG. Peu probable! Yama drame  ne sait ni lire, ni écrire, ni comprendre dans aucune des langues  (s02q01,s02q02,s02q03). Veuillez corriger ou donner des explications au QG. </w:t>
+        <w:br/>
+        <w:t xml:space="preserve">- Peu probable! abdoulaye diaw  n'arrive pas  à comprendre un petit texte lu dans une langue locale (s02q03). Veuillez corriger ou donner des explications au QG. Peu probable! abdoulaye diaw  ne sait ni lire, ni écrire, ni comprendre dans aucune des langues  (s02q01,s02q02,s02q03). Veuillez corriger ou donner des explications au QG. </w:t>
+        <w:br/>
+        <w:t xml:space="preserve">- Peu probable! ablaye diaw  n'arrive pas  à comprendre un petit texte lu dans une langue locale (s02q03). Veuillez corriger ou donner des explications au QG. </w:t>
+        <w:br/>
+        <w:t xml:space="preserve">- Peu probable! alaji diaw  n'arrive pas  à comprendre un petit texte lu dans une langue locale (s02q03). Veuillez corriger ou donner des explications au QG. Peu probable! alaji diaw  ne sait ni lire, ni écrire, ni comprendre dans aucune des langues  (s02q01,s02q02,s02q03). Veuillez corriger ou donner des explications au QG. </w:t>
+        <w:br/>
+        <w:t xml:space="preserve">- Peu probable! awa diaw  n'arrive pas  à comprendre un petit texte lu dans une langue locale (s02q03). Veuillez corriger ou donner des explications au QG. Peu probable! awa diaw  ne sait ni lire, ni écrire, ni comprendre dans aucune des langues  (s02q01,s02q02,s02q03). Veuillez corriger ou donner des explications au QG. La raison principale que awa diaw n'a pas fait des études dans une école formelle est retard sur la scolarite et semble exister dans les modalités, prière de prendre attache avec le QG pour plus d'explication afin de la classer bien. </w:t>
+        <w:br/>
+        <w:t xml:space="preserve">- Peu probable! demba diaw  n'arrive pas  à comprendre un petit texte lu dans une langue locale (s02q03). Veuillez corriger ou donner des explications au QG. Peu probable! demba diaw  ne sait ni lire, ni écrire, ni comprendre dans aucune des langues  (s02q01,s02q02,s02q03). Veuillez corriger ou donner des explications au QG. </w:t>
+        <w:br/>
+        <w:t xml:space="preserve">- Peu probable! djym diaw  n'arrive pas  à comprendre un petit texte lu dans une langue locale (s02q03). Veuillez corriger ou donner des explications au QG. </w:t>
+        <w:br/>
+        <w:t xml:space="preserve">- Peu probable! fatou diaw  n'arrive pas  à comprendre un petit texte lu dans une langue locale (s02q03). Veuillez corriger ou donner des explications au QG. Peu probable! fatou diaw  ne sait ni lire, ni écrire, ni comprendre dans aucune des langues  (s02q01,s02q02,s02q03). Veuillez corriger ou donner des explications au QG. Peu plausible fatou diaw fréquente au minimum le fondamental 1 mais ne sait ni lire ni comprendre la langue française, prière de corriger ou de confirmer avec le QG merci. Avertissement!! fatou diaw fréquente au minimum la troisième année de fondamental 1 mais ne sait pas écrire, prière de corriger ou confirmer avec le QG. Attention ! Le frais de scolarité (6000 Fcfa) de fatou diaw en 4ème année de Primaire est relativement élevé par rapport aux autres frais de scolarités observés dans cette zone. Prière de corriger ou de confirmer avec le QG. </w:t>
+        <w:br/>
+        <w:t xml:space="preserve">- Peu probable! keba diaw  n'arrive pas  à comprendre un petit texte lu dans une langue locale (s02q03). Veuillez corriger ou donner des explications au QG. Peu probable! keba diaw  ne sait ni lire, ni écrire, ni comprendre dans aucune des langues  (s02q01,s02q02,s02q03). Veuillez corriger ou donner des explications au QG. </w:t>
+        <w:br/>
+        <w:t xml:space="preserve">- Peu probable! mariama diaw  n'arrive pas  à comprendre un petit texte lu dans une langue locale (s02q03). Veuillez corriger ou donner des explications au QG. Peu probable! mariama diaw  ne sait ni lire, ni écrire, ni comprendre dans aucune des langues  (s02q01,s02q02,s02q03). Veuillez corriger ou donner des explications au QG. Peu plausible mariama diaw fréquente au minimum le fondamental 1 mais ne sait ni lire ni comprendre la langue française, prière de corriger ou de confirmer avec le QG merci. </w:t>
+        <w:br/>
+        <w:t xml:space="preserve">- Peu probable! mariama diaw2  n'arrive pas  à comprendre un petit texte lu dans une langue locale (s02q03). Veuillez corriger ou donner des explications au QG. Peu probable! mariama diaw2  ne sait ni lire, ni écrire, ni comprendre dans aucune des langues  (s02q01,s02q02,s02q03). Veuillez corriger ou donner des explications au QG. </w:t>
+        <w:br/>
+        <w:t xml:space="preserve">- Peu probable! modou diaw  n'arrive pas  à comprendre un petit texte lu dans une langue locale (s02q03). Veuillez corriger ou donner des explications au QG. </w:t>
+        <w:br/>
+        <w:t xml:space="preserve">- Peu probable! ousmane diaw  n'arrive pas  à comprendre un petit texte lu dans une langue locale (s02q03). Veuillez corriger ou donner des explications au QG. Peu probable! ousmane diaw  ne sait ni lire, ni écrire, ni comprendre dans aucune des langues  (s02q01,s02q02,s02q03). Veuillez corriger ou donner des explications au QG. </w:t>
+        <w:br/>
+        <w:t xml:space="preserve">- Peu probable! seynabou diaw  n'arrive pas  à comprendre un petit texte lu dans une langue locale (s02q03). Veuillez corriger ou donner des explications au QG. Peu probable! seynabou diaw  ne sait ni lire, ni écrire, ni comprendre dans aucune des langues  (s02q01,s02q02,s02q03). Veuillez corriger ou donner des explications au QG. Peu plausible seynabou diaw fréquente au minimum le fondamental 1 mais ne sait ni lire ni comprendre la langue française, prière de corriger ou de confirmer avec le QG merci. </w:t>
+        <w:br/>
+        <w:t>- Peu probable! sokhna diaw  n'arrive pas  à comprendre un petit texte lu dans une langue locale (s02q03). Veuillez corriger ou donner des explications au QG. Peu probable! sokhna diaw  ne sait ni lire, ni écrire, ni comprendre dans aucune des langues  (s02q01,s02q02,s02q03). Veuillez corriger ou donner des explications au QG.</w:t>
       </w:r>
     </w:p>
     <w:p>
@@ -1623,7 +1677,7 @@
           <w:color w:val="4672C4"/>
           <w:sz w:val="22"/>
         </w:rPr>
-        <w:t>&gt;&gt; Section2 - Education</w:t>
+        <w:t>&gt;&gt; Section3 - Sante</w:t>
       </w:r>
     </w:p>
     <w:p>
@@ -1634,51 +1688,7 @@
         <w:rPr>
           <w:sz w:val="20"/>
         </w:rPr>
-        <w:t xml:space="preserve">- Peu probable! Alimatou sakho  n'arrive pas  à comprendre un petit texte lu dans une langue locale (s02q03). Veuillez corriger ou donner des explications au QG. </w:t>
-        <w:br/>
-        <w:t xml:space="preserve">- Peu probable! Anthia Gueye  n'arrive pas  à comprendre un petit texte lu dans une langue locale (s02q03). Veuillez corriger ou donner des explications au QG. </w:t>
-        <w:br/>
-        <w:t xml:space="preserve">- Peu probable! Eladji malick diaw  n'arrive pas  à comprendre un petit texte lu dans une langue locale (s02q03). Veuillez corriger ou donner des explications au QG. </w:t>
-        <w:br/>
-        <w:t xml:space="preserve">- Peu probable! MOUSTAPHA DIAW  n'arrive pas  à comprendre un petit texte lu dans une langue locale (s02q03). Veuillez corriger ou donner des explications au QG. Peu probable! MOUSTAPHA DIAW  ne sait ni lire, ni écrire, ni comprendre dans aucune des langues  (s02q01,s02q02,s02q03). Veuillez corriger ou donner des explications au QG. </w:t>
-        <w:br/>
-        <w:t xml:space="preserve">- Peu probable! Mariama Diop  n'arrive pas  à comprendre un petit texte lu dans une langue locale (s02q03). Veuillez corriger ou donner des explications au QG. Peu probable! Mariama Diop  ne sait ni lire, ni écrire, ni comprendre dans aucune des langues  (s02q01,s02q02,s02q03). Veuillez corriger ou donner des explications au QG. </w:t>
-        <w:br/>
-        <w:t xml:space="preserve">- Peu probable! Seutou gueye  n'arrive pas  à comprendre un petit texte lu dans une langue locale (s02q03). Veuillez corriger ou donner des explications au QG. Peu probable! Seutou gueye  ne sait ni lire, ni écrire, ni comprendre dans aucune des langues  (s02q01,s02q02,s02q03). Veuillez corriger ou donner des explications au QG. </w:t>
-        <w:br/>
-        <w:t xml:space="preserve">- Peu probable! Thiendou diaw2  n'arrive pas  à comprendre un petit texte lu dans une langue locale (s02q03). Veuillez corriger ou donner des explications au QG. </w:t>
-        <w:br/>
-        <w:t xml:space="preserve">- Peu probable! Wily cisse  n'arrive pas  à comprendre un petit texte lu dans une langue locale (s02q03). Veuillez corriger ou donner des explications au QG. </w:t>
-        <w:br/>
-        <w:t xml:space="preserve">- Peu probable! Yama drame  n'arrive pas  à comprendre un petit texte lu dans une langue locale (s02q03). Veuillez corriger ou donner des explications au QG. Peu probable! Yama drame  ne sait ni lire, ni écrire, ni comprendre dans aucune des langues  (s02q01,s02q02,s02q03). Veuillez corriger ou donner des explications au QG. </w:t>
-        <w:br/>
-        <w:t xml:space="preserve">- Peu probable! abdoulaye diaw  n'arrive pas  à comprendre un petit texte lu dans une langue locale (s02q03). Veuillez corriger ou donner des explications au QG. Peu probable! abdoulaye diaw  ne sait ni lire, ni écrire, ni comprendre dans aucune des langues  (s02q01,s02q02,s02q03). Veuillez corriger ou donner des explications au QG. </w:t>
-        <w:br/>
-        <w:t xml:space="preserve">- Peu probable! ablaye diaw  n'arrive pas  à comprendre un petit texte lu dans une langue locale (s02q03). Veuillez corriger ou donner des explications au QG. </w:t>
-        <w:br/>
-        <w:t xml:space="preserve">- Peu probable! alaji diaw  n'arrive pas  à comprendre un petit texte lu dans une langue locale (s02q03). Veuillez corriger ou donner des explications au QG. Peu probable! alaji diaw  ne sait ni lire, ni écrire, ni comprendre dans aucune des langues  (s02q01,s02q02,s02q03). Veuillez corriger ou donner des explications au QG. </w:t>
-        <w:br/>
-        <w:t xml:space="preserve">- Peu probable! awa diaw  n'arrive pas  à comprendre un petit texte lu dans une langue locale (s02q03). Veuillez corriger ou donner des explications au QG. Peu probable! awa diaw  ne sait ni lire, ni écrire, ni comprendre dans aucune des langues  (s02q01,s02q02,s02q03). Veuillez corriger ou donner des explications au QG. La raison principale que awa diaw n'a pas fait des études dans une école formelle est retard sur la scolarite et semble exister dans les modalités, prière de prendre attache avec le QG pour plus d'explication afin de la classer bien. </w:t>
-        <w:br/>
-        <w:t xml:space="preserve">- Peu probable! demba diaw  n'arrive pas  à comprendre un petit texte lu dans une langue locale (s02q03). Veuillez corriger ou donner des explications au QG. Peu probable! demba diaw  ne sait ni lire, ni écrire, ni comprendre dans aucune des langues  (s02q01,s02q02,s02q03). Veuillez corriger ou donner des explications au QG. </w:t>
-        <w:br/>
-        <w:t xml:space="preserve">- Peu probable! djym diaw  n'arrive pas  à comprendre un petit texte lu dans une langue locale (s02q03). Veuillez corriger ou donner des explications au QG. </w:t>
-        <w:br/>
-        <w:t xml:space="preserve">- Peu probable! fatou diaw  n'arrive pas  à comprendre un petit texte lu dans une langue locale (s02q03). Veuillez corriger ou donner des explications au QG. Peu probable! fatou diaw  ne sait ni lire, ni écrire, ni comprendre dans aucune des langues  (s02q01,s02q02,s02q03). Veuillez corriger ou donner des explications au QG. Peu plausible fatou diaw fréquente au minimum le fondamental 1 mais ne sait ni lire ni comprendre la langue française, prière de corriger ou de confirmer avec le QG merci. Avertissement!! fatou diaw fréquente au minimum la troisième année de fondamental 1 mais ne sait pas écrire, prière de corriger ou confirmer avec le QG. Attention ! Le frais de scolarité (6000 Fcfa) de fatou diaw en 4ème année de Primaire est relativement élevé par rapport aux autres frais de scolarités observés dans cette zone. Prière de corriger ou de confirmer avec le QG. </w:t>
-        <w:br/>
-        <w:t xml:space="preserve">- Peu probable! keba diaw  n'arrive pas  à comprendre un petit texte lu dans une langue locale (s02q03). Veuillez corriger ou donner des explications au QG. Peu probable! keba diaw  ne sait ni lire, ni écrire, ni comprendre dans aucune des langues  (s02q01,s02q02,s02q03). Veuillez corriger ou donner des explications au QG. </w:t>
-        <w:br/>
-        <w:t xml:space="preserve">- Peu probable! mariama diaw  n'arrive pas  à comprendre un petit texte lu dans une langue locale (s02q03). Veuillez corriger ou donner des explications au QG. Peu probable! mariama diaw  ne sait ni lire, ni écrire, ni comprendre dans aucune des langues  (s02q01,s02q02,s02q03). Veuillez corriger ou donner des explications au QG. Peu plausible mariama diaw fréquente au minimum le fondamental 1 mais ne sait ni lire ni comprendre la langue française, prière de corriger ou de confirmer avec le QG merci. </w:t>
-        <w:br/>
-        <w:t xml:space="preserve">- Peu probable! mariama diaw2  n'arrive pas  à comprendre un petit texte lu dans une langue locale (s02q03). Veuillez corriger ou donner des explications au QG. Peu probable! mariama diaw2  ne sait ni lire, ni écrire, ni comprendre dans aucune des langues  (s02q01,s02q02,s02q03). Veuillez corriger ou donner des explications au QG. </w:t>
-        <w:br/>
-        <w:t xml:space="preserve">- Peu probable! modou diaw  n'arrive pas  à comprendre un petit texte lu dans une langue locale (s02q03). Veuillez corriger ou donner des explications au QG. </w:t>
-        <w:br/>
-        <w:t xml:space="preserve">- Peu probable! ousmane diaw  n'arrive pas  à comprendre un petit texte lu dans une langue locale (s02q03). Veuillez corriger ou donner des explications au QG. Peu probable! ousmane diaw  ne sait ni lire, ni écrire, ni comprendre dans aucune des langues  (s02q01,s02q02,s02q03). Veuillez corriger ou donner des explications au QG. </w:t>
-        <w:br/>
-        <w:t xml:space="preserve">- Peu probable! seynabou diaw  n'arrive pas  à comprendre un petit texte lu dans une langue locale (s02q03). Veuillez corriger ou donner des explications au QG. Peu probable! seynabou diaw  ne sait ni lire, ni écrire, ni comprendre dans aucune des langues  (s02q01,s02q02,s02q03). Veuillez corriger ou donner des explications au QG. Peu plausible seynabou diaw fréquente au minimum le fondamental 1 mais ne sait ni lire ni comprendre la langue française, prière de corriger ou de confirmer avec le QG merci. </w:t>
-        <w:br/>
-        <w:t>- Peu probable! sokhna diaw  n'arrive pas  à comprendre un petit texte lu dans une langue locale (s02q03). Veuillez corriger ou donner des explications au QG. Peu probable! sokhna diaw  ne sait ni lire, ni écrire, ni comprendre dans aucune des langues  (s02q01,s02q02,s02q03). Veuillez corriger ou donner des explications au QG.</w:t>
+        <w:t>- Le montant(800 FCFA) des dépenses pour chaque visite prénatale de Anthia Gueye semble faible (voir nul) ou élevé, prière de corriger.</w:t>
       </w:r>
     </w:p>
     <w:p>
@@ -1688,7 +1698,7 @@
           <w:color w:val="4672C4"/>
           <w:sz w:val="22"/>
         </w:rPr>
-        <w:t>&gt;&gt; Section3 - Sante</w:t>
+        <w:t>&gt;&gt; Section4a - Emploi</w:t>
       </w:r>
     </w:p>
     <w:p>
@@ -1699,7 +1709,15 @@
         <w:rPr>
           <w:sz w:val="20"/>
         </w:rPr>
-        <w:t>- Le montant(800 FCFA) des dépenses pour chaque visite prénatale de Anthia Gueye semble faible (voir nul) ou élevé, prière de corriger.</w:t>
+        <w:t xml:space="preserve">- Avertissement! Généralement les jeunes hommes (10 à 25ans) font des travaux ménager soit apprendre les enfants à reviser leurs léçons ou d'autres cours, demba diaw n'a consacré aucune heure pour les travaux cités en s04q01, s04q02, s04q03, s04q04, s04q05, s04q06, s04q07 et s04q08.Prière de regarder pour corriger ou confirmer avec le QG. </w:t>
+        <w:br/>
+        <w:t xml:space="preserve">- Avertissement! Généralement les jeunes hommes (10 à 25ans) font des travaux ménager soit apprendre les enfants à reviser leurs léçons ou d'autres cours, djym diaw n'a consacré aucune heure pour les travaux cités en s04q01, s04q02, s04q03, s04q04, s04q05, s04q06, s04q07 et s04q08.Prière de regarder pour corriger ou confirmer avec le QG. </w:t>
+        <w:br/>
+        <w:t xml:space="preserve">- Avertissement! Wily cisse n'a consacré aucune heure pour aucun des travaux du ménage, prière de regarder les réponses prises dans les questions (s04q01 s04q02 s04q03 s04q04 s04q05 s04q06 s04q07 s04q08). </w:t>
+        <w:br/>
+        <w:t xml:space="preserve">- Avertissement! fatou diaw n'a consacré aucune heure pour aucun des travaux du ménage, prière de regarder les réponses prises dans les questions (s04q01 s04q02 s04q03 s04q04 s04q05 s04q06 s04q07 s04q08). </w:t>
+        <w:br/>
+        <w:t>- Avertissement! seynabou diaw n'a consacré aucune heure pour aucun des travaux du ménage, prière de regarder les réponses prises dans les questions (s04q01 s04q02 s04q03 s04q04 s04q05 s04q06 s04q07 s04q08).</w:t>
       </w:r>
     </w:p>
     <w:p>
@@ -1709,7 +1727,7 @@
           <w:color w:val="4672C4"/>
           <w:sz w:val="22"/>
         </w:rPr>
-        <w:t>&gt;&gt; Section4a - Emploi</w:t>
+        <w:t>&gt;&gt; Section4b - Emploi - Activite principale</w:t>
       </w:r>
     </w:p>
     <w:p>
@@ -1720,15 +1738,25 @@
         <w:rPr>
           <w:sz w:val="20"/>
         </w:rPr>
-        <w:t xml:space="preserve">- Avertissement! Généralement les jeunes hommes (10 à 25ans) font des travaux ménager soit apprendre les enfants à reviser leurs léçons ou d'autres cours, demba diaw n'a consacré aucune heure pour les travaux cités en s04q01, s04q02, s04q03, s04q04, s04q05, s04q06, s04q07 et s04q08.Prière de regarder pour corriger ou confirmer avec le QG. </w:t>
-        <w:br/>
-        <w:t xml:space="preserve">- Avertissement! Généralement les jeunes hommes (10 à 25ans) font des travaux ménager soit apprendre les enfants à reviser leurs léçons ou d'autres cours, djym diaw n'a consacré aucune heure pour les travaux cités en s04q01, s04q02, s04q03, s04q04, s04q05, s04q06, s04q07 et s04q08.Prière de regarder pour corriger ou confirmer avec le QG. </w:t>
-        <w:br/>
-        <w:t xml:space="preserve">- Avertissement! Wily cisse n'a consacré aucune heure pour aucun des travaux du ménage, prière de regarder les réponses prises dans les questions (s04q01 s04q02 s04q03 s04q04 s04q05 s04q06 s04q07 s04q08). </w:t>
-        <w:br/>
-        <w:t xml:space="preserve">- Avertissement! fatou diaw n'a consacré aucune heure pour aucun des travaux du ménage, prière de regarder les réponses prises dans les questions (s04q01 s04q02 s04q03 s04q04 s04q05 s04q06 s04q07 s04q08). </w:t>
-        <w:br/>
-        <w:t>- Avertissement! seynabou diaw n'a consacré aucune heure pour aucun des travaux du ménage, prière de regarder les réponses prises dans les questions (s04q01 s04q02 s04q03 s04q04 s04q05 s04q06 s04q07 s04q08).</w:t>
+        <w:t xml:space="preserve">- || </w:t>
+        <w:br/>
+        <w:t xml:space="preserve">- </w:t>
+        <w:br/>
+        <w:t xml:space="preserve">- </w:t>
+        <w:br/>
+        <w:t xml:space="preserve">- </w:t>
+        <w:br/>
+        <w:t xml:space="preserve">- Attention ! Le nombre de jours que Alimatou sakho a travaillés par mois semble être inférieur à 15. Veuillez, s'il vous plaît, confirmer cette information. </w:t>
+        <w:br/>
+        <w:t xml:space="preserve">- Attention ! Le nombre de jours que Anthia Gueye a travaillés par mois semble être inférieur à 15. Veuillez, s'il vous plaît, confirmer cette information. </w:t>
+        <w:br/>
+        <w:t xml:space="preserve">- Attention ! Le nombre de jours que Mariama Diop a travaillés par mois semble être inférieur à 15. Veuillez, s'il vous plaît, confirmer cette information. </w:t>
+        <w:br/>
+        <w:t xml:space="preserve">- Attention ! Le nombre de jours que Seutou gueye a travaillés par mois semble être inférieur à 15. Veuillez, s'il vous plaît, confirmer cette information. </w:t>
+        <w:br/>
+        <w:t xml:space="preserve">- Attention ! Le nombre de jours que Wily cisse a travaillés par mois semble être inférieur à 15. Veuillez, s'il vous plaît, confirmer cette information. </w:t>
+        <w:br/>
+        <w:t>- Attention ! Le nombre de jours que Yama drame a travaillés par mois semble être inférieur à 15. Veuillez, s'il vous plaît, confirmer cette information.</w:t>
       </w:r>
     </w:p>
     <w:p>
@@ -1738,7 +1766,7 @@
           <w:color w:val="4672C4"/>
           <w:sz w:val="22"/>
         </w:rPr>
-        <w:t>&gt;&gt; Section4b - Emploi - Activite principale</w:t>
+        <w:t>&gt;&gt; Section4c - Emploi - Activite secondaire</w:t>
       </w:r>
     </w:p>
     <w:p>
@@ -1749,25 +1777,9 @@
         <w:rPr>
           <w:sz w:val="20"/>
         </w:rPr>
-        <w:t xml:space="preserve">- || </w:t>
-        <w:br/>
-        <w:t xml:space="preserve">- </w:t>
-        <w:br/>
-        <w:t xml:space="preserve">- </w:t>
-        <w:br/>
-        <w:t xml:space="preserve">- </w:t>
-        <w:br/>
-        <w:t xml:space="preserve">- Attention ! Le nombre de jours que Alimatou sakho a travaillés par mois semble être inférieur à 15. Veuillez, s'il vous plaît, confirmer cette information. </w:t>
-        <w:br/>
-        <w:t xml:space="preserve">- Attention ! Le nombre de jours que Anthia Gueye a travaillés par mois semble être inférieur à 15. Veuillez, s'il vous plaît, confirmer cette information. </w:t>
-        <w:br/>
-        <w:t xml:space="preserve">- Attention ! Le nombre de jours que Mariama Diop a travaillés par mois semble être inférieur à 15. Veuillez, s'il vous plaît, confirmer cette information. </w:t>
-        <w:br/>
-        <w:t xml:space="preserve">- Attention ! Le nombre de jours que Seutou gueye a travaillés par mois semble être inférieur à 15. Veuillez, s'il vous plaît, confirmer cette information. </w:t>
-        <w:br/>
-        <w:t xml:space="preserve">- Attention ! Le nombre de jours que Wily cisse a travaillés par mois semble être inférieur à 15. Veuillez, s'il vous plaît, confirmer cette information. </w:t>
-        <w:br/>
-        <w:t>- Attention ! Le nombre de jours que Yama drame a travaillés par mois semble être inférieur à 15. Veuillez, s'il vous plaît, confirmer cette information.</w:t>
+        <w:t xml:space="preserve">- Attention ! Le nombre de jours que Seutou gueye a travaillés par mois semble être inférieur à 15. Veuillez, s'il vous plaît, confirmer cette information. Avertissement!!! les informations de Seutou gueye sur le nombre de mois, jours ou heures de son emploi secondaire sont superieur a celles de son emploi principal , veuillez corriger ou confirmer aupres du QG. </w:t>
+        <w:br/>
+        <w:t>- Avertissement!!! la branche d'activité de Thiendou diaw2 est identique dans l'emploi principale et secondaire, prière de confirmer cette information avec le QG ou de corriger. Attention ! Le nombre de jours que Thiendou diaw2 a travaillés par mois semble être inférieur à 15. Veuillez, s'il vous plaît, confirmer cette information. Avertissement!!! les informations de Thiendou diaw2 sur le nombre de mois, jours ou heures de son emploi secondaire sont superieur a celles de son emploi principal , veuillez corriger ou confirmer aupres du QG.</w:t>
       </w:r>
     </w:p>
     <w:p>
@@ -1777,7 +1789,7 @@
           <w:color w:val="4672C4"/>
           <w:sz w:val="22"/>
         </w:rPr>
-        <w:t>&gt;&gt; Section4c - Emploi - Activite secondaire</w:t>
+        <w:t>&gt;&gt; Section7b - Consommation alimentaire - 7 jours</w:t>
       </w:r>
     </w:p>
     <w:p>
@@ -1788,9 +1800,7 @@
         <w:rPr>
           <w:sz w:val="20"/>
         </w:rPr>
-        <w:t xml:space="preserve">- Attention ! Le nombre de jours que Seutou gueye a travaillés par mois semble être inférieur à 15. Veuillez, s'il vous plaît, confirmer cette information. Avertissement!!! les informations de Seutou gueye sur le nombre de mois, jours ou heures de son emploi secondaire sont superieur a celles de son emploi principal , veuillez corriger ou confirmer aupres du QG. </w:t>
-        <w:br/>
-        <w:t>- Avertissement!!! la branche d'activité de Thiendou diaw2 est identique dans l'emploi principale et secondaire, prière de confirmer cette information avec le QG ou de corriger. Attention ! Le nombre de jours que Thiendou diaw2 a travaillés par mois semble être inférieur à 15. Veuillez, s'il vous plaît, confirmer cette information. Avertissement!!! les informations de Thiendou diaw2 sur le nombre de mois, jours ou heures de son emploi secondaire sont superieur a celles de son emploi principal , veuillez corriger ou confirmer aupres du QG.</w:t>
+        <w:t>- Attention ! Le prix unitaire d'achat (500 Fcfa) de Sucre en poudre  en Kg (taille unique) est relativement faible par rapport aux autres prix observés dans cette zone. Prière de corriger ou de confirmer avec le QG. Attention ! Le prix unitaire d'achat (600 Fcfa) de Capitaine frais en Kg (taille unique) est relativement faible par rapport aux autres prix observés dans cette zone. Prière de corriger ou de confirmer avec le QG. Attention ! Le prix unitaire d'achat (75 Fcfa) de Poivre en Sachets (Moyen) est relativement faible par rapport aux autres prix observés dans cette zone. Prière de corriger ou de confirmer avec le QG. Avertissement!! La quantité (7.5 litre) du produit Huile de soja  consommée  par le ménage semble très élevé, prière de corriger ou confirmer avec le QG. Attention ! Le prix unitaire d'achat (600 Fcfa) de Huile de soja  en Litre (taille unique) est relativement faible par rapport aux autres prix observés dans cette zone. Prière de corriger ou de confirmer avec le QG. Avertissement!!! Le ménage a consommé 14 Paquet Petit de Thé en sachet, cette quantité semble anormale pour une consommation des 7 derniers jours.Prière de corriger ou de confirmer avec le QG. Avertissement!! le prix unitaire (100 Fcfa) de Thé en sachet (unité: Paquet) de taille Petit est très faible ou élevé. Prière de corriger ou de confirmer avec le QG. Avertissement!!! Le ménage a consommé 37 Cube Petit de Cube alimentaire (Maggi, Jumbo, ), cette quantité semble anormale pour une consommation des 7 derniers jours.Prière de corriger ou de confirmer avec le QG. Incohérence!! Dans ce ménage, chaque individus consomme par jour 17.59006 Kg  de cereale; Prière de revoir les quantités prises de ces produits. Incohérence!! Dans ce ménage, chaque individus consomme par jour 17.59006 Kg  de cereale; Prière de revoir les quantités prises de ces produits. Incohérence!! Dans ce ménage, chaque individus consomme par jour 17.59006 Kg  de cereale; Prière de revoir les quantités prises de ces produits.</w:t>
       </w:r>
     </w:p>
     <w:p>
@@ -1800,7 +1810,7 @@
           <w:color w:val="4672C4"/>
           <w:sz w:val="22"/>
         </w:rPr>
-        <w:t>&gt;&gt; Section7b - Consommation alimentaire - 7 jours</w:t>
+        <w:t>&gt;&gt; Section14 - Chocs</w:t>
       </w:r>
     </w:p>
     <w:p>
@@ -1811,7 +1821,7 @@
         <w:rPr>
           <w:sz w:val="20"/>
         </w:rPr>
-        <w:t>- Attention ! Le prix unitaire d'achat (25 Fcfa) de Piment frais en Pièce (Petit) est relativement faible par rapport aux autres prix observés dans cette zone. Prière de corriger ou de confirmer avec le QG. Attention ! Le prix unitaire d'achat (500 Fcfa) de Sucre en poudre  en Kg (taille unique) est relativement faible par rapport aux autres prix observés dans cette zone. Prière de corriger ou de confirmer avec le QG. Attention ! Le prix unitaire d'achat (600 Fcfa) de Capitaine frais en Kg (taille unique) est relativement faible par rapport aux autres prix observés dans cette zone. Prière de corriger ou de confirmer avec le QG. Attention ! Le prix unitaire d'achat (600 Fcfa) de Choux en Kg (taille unique) est relativement faible par rapport aux autres prix observés dans cette zone. Prière de corriger ou de confirmer avec le QG. Avertissement!! La quantité (7.5 litre) du produit Huile de soja  consommée  par le ménage semble très élevé, prière de corriger ou confirmer avec le QG. Attention ! Le prix unitaire d'achat (600 Fcfa) de Huile de soja  en Litre (taille unique) est relativement faible par rapport aux autres prix observés dans cette zone. Prière de corriger ou de confirmer avec le QG. Avertissement!!! Le ménage a consommé 14 Paquet Petit de Thé en sachet, cette quantité semble anormale pour une consommation des 7 derniers jours.Prière de corriger ou de confirmer avec le QG. Avertissement!! le prix unitaire (100 Fcfa) de Thé en sachet (unité: Paquet) de taille Petit est très faible ou élevé. Prière de corriger ou de confirmer avec le QG. Avertissement!!! Le ménage a consommé 37 Cube Petit de Cube alimentaire (Maggi, Jumbo, ), cette quantité semble anormale pour une consommation des 7 derniers jours.Prière de corriger ou de confirmer avec le QG. Incohérence!! Dans ce ménage, chaque individus consomme par jour 10.8972 Kg  de cereale; Prière de revoir les quantités prises de ces produits. Incohérence!! Dans ce ménage, chaque individus consomme par jour 10.8972 Kg  de cereale; Prière de revoir les quantités prises de ces produits. Incohérence!! Dans ce ménage, chaque individus consomme par jour 10.8972 Kg  de cereale; Prière de revoir les quantités prises de ces produits.</w:t>
+        <w:t>- Avertissement!! Le ménage n'a été négativement affecté par aucun des problèmes donnés dans la section 14. Confirmez vous cette information avec le QG?</w:t>
       </w:r>
     </w:p>
     <w:p>
@@ -1821,7 +1831,7 @@
           <w:color w:val="4672C4"/>
           <w:sz w:val="22"/>
         </w:rPr>
-        <w:t>&gt;&gt; Section14 - Chocs</w:t>
+        <w:t>&gt;&gt; Section15 - Filets sociaux</w:t>
       </w:r>
     </w:p>
     <w:p>
@@ -1832,7 +1842,7 @@
         <w:rPr>
           <w:sz w:val="20"/>
         </w:rPr>
-        <w:t>- Avertissement!! Le ménage n'a été négativement affecté par aucun des problèmes donnés dans la section 14. Confirmez vous cette information avec le QG?</w:t>
+        <w:t>- Le temps que le ménage a réçu pour Don de moustiquaire imprégnée par jour semble incoherent. Prière de corriger.</w:t>
       </w:r>
     </w:p>
     <w:p>
@@ -1842,7 +1852,7 @@
           <w:color w:val="4672C4"/>
           <w:sz w:val="22"/>
         </w:rPr>
-        <w:t>&gt;&gt; Section15 - Filets sociaux</w:t>
+        <w:t>&gt;&gt; Section16a - Champs et parcelles</w:t>
       </w:r>
     </w:p>
     <w:p>
@@ -1853,7 +1863,17 @@
         <w:rPr>
           <w:sz w:val="20"/>
         </w:rPr>
-        <w:t>- Le temps que le ménage a réçu pour Don de moustiquaire imprégnée par jour semble incoherent. Prière de corriger.</w:t>
+        <w:t xml:space="preserve">- Avertissement!! Le champs a comme nom (Champ1_Thiendou2) qui ne semble pas être un bon nom ou contient des lettres, prière de mettre le vrai nom du champs. </w:t>
+        <w:br/>
+        <w:t xml:space="preserve">- Avertissement!! Le champs a comme nom (Champ1_Thiendou2) qui ne semble pas être un bon nom ou contient des lettres, prière de mettre le vrai nom du champs. </w:t>
+        <w:br/>
+        <w:t xml:space="preserve">- Avertissement!! Le champs a comme nom (Champ1_Thiendou2) qui ne semble pas être un bon nom ou contient des lettres, prière de mettre le vrai nom du champs. La parcelle parcel de mil n'a pas été mésurée pour des raisons comme qu'elle est trop petite, GPS en panne et que le Ménage indisponible. Nous vous rappelons que ces raisons ne passent pas pour la non mesure des parcelles prière de les mésurer. </w:t>
+        <w:br/>
+        <w:t xml:space="preserve">- Avertissement!! Le champs a comme nom (Champ1_Thiendou2) qui ne semble pas être un bon nom ou contient des lettres, prière de mettre le vrai nom du champs. La parcelle parcel maraichage n'a pas été mésurée pour des raisons comme qu'elle est trop petite, GPS en panne et que le Ménage indisponible. Nous vous rappelons que ces raisons ne passent pas pour la non mesure des parcelles prière de les mésurer. </w:t>
+        <w:br/>
+        <w:t xml:space="preserve">- Avertissement!! Le champs a comme nom (Champ1_Thiendou2) qui ne semble pas être un bon nom ou contient des lettres, prière de mettre le vrai nom du champs. Le document légal (titre, acte, certificat etc. ) qui affirme votre possession de la parcelle parcel d’arachide est  et semble exister dans les modalités, prière de prendre attache avec le QG pour plus d'explication afin de la classer bien. </w:t>
+        <w:br/>
+        <w:t>- Avertissement!! Le champs a comme nom (Champ1_Thiendou2) qui ne semble pas être un bon nom ou contient des lettres, prière de mettre le vrai nom du champs. Le nombre de jours total de la main-d'oeuvre non-familiale sur cette parcelle parcel de maraichage au cours de la campagne pour la période de préparation du sol (labour) est de 30 jours qui semble faible ou élevé. Merci de corriger. La parcelle parcel de maraichage n'a pas été mésurée pour des raisons comme qu'elle est trop petite, GPS en panne et que le Ménage indisponible. Nous vous rappelons que ces raisons ne passent pas pour la non mesure des parcelles prière de les mésurer.</w:t>
       </w:r>
     </w:p>
     <w:p>
@@ -1863,7 +1883,7 @@
           <w:color w:val="4672C4"/>
           <w:sz w:val="22"/>
         </w:rPr>
-        <w:t>&gt;&gt; Section16a - Champs et parcelles</w:t>
+        <w:t>&gt;&gt; Section16c - Cultures</w:t>
       </w:r>
     </w:p>
     <w:p>
@@ -1874,17 +1894,17 @@
         <w:rPr>
           <w:sz w:val="20"/>
         </w:rPr>
-        <w:t xml:space="preserve">- Avertissement!! Le champs a comme nom (Champ1_Thiendou2) qui ne semble pas être un bon nom ou contient des lettres, prière de mettre le vrai nom du champs. </w:t>
-        <w:br/>
-        <w:t xml:space="preserve">- Avertissement!! Le champs a comme nom (Champ1_Thiendou2) qui ne semble pas être un bon nom ou contient des lettres, prière de mettre le vrai nom du champs. </w:t>
-        <w:br/>
-        <w:t xml:space="preserve">- Avertissement!! Le champs a comme nom (Champ1_Thiendou2) qui ne semble pas être un bon nom ou contient des lettres, prière de mettre le vrai nom du champs. La parcelle parcel de mil n'a pas été mésurée pour des raisons comme qu'elle est trop petite, GPS en panne et que le Ménage indisponible. Nous vous rappelons que ces raisons ne passent pas pour la non mesure des parcelles prière de les mésurer. </w:t>
-        <w:br/>
-        <w:t xml:space="preserve">- Avertissement!! Le champs a comme nom (Champ1_Thiendou2) qui ne semble pas être un bon nom ou contient des lettres, prière de mettre le vrai nom du champs. La parcelle parcel maraichage n'a pas été mésurée pour des raisons comme qu'elle est trop petite, GPS en panne et que le Ménage indisponible. Nous vous rappelons que ces raisons ne passent pas pour la non mesure des parcelles prière de les mésurer. </w:t>
-        <w:br/>
-        <w:t xml:space="preserve">- Avertissement!! Le champs a comme nom (Champ1_Thiendou2) qui ne semble pas être un bon nom ou contient des lettres, prière de mettre le vrai nom du champs. Le document légal (titre, acte, certificat etc. ) qui affirme votre possession de la parcelle parcel d’arachide est  et semble exister dans les modalités, prière de prendre attache avec le QG pour plus d'explication afin de la classer bien. </w:t>
-        <w:br/>
-        <w:t>- Avertissement!! Le champs a comme nom (Champ1_Thiendou2) qui ne semble pas être un bon nom ou contient des lettres, prière de mettre le vrai nom du champs. Le nombre de jours total de la main-d'oeuvre non-familiale sur cette parcelle parcel de maraichage au cours de la campagne pour la période de préparation du sol (labour) est de 30 jours qui semble faible ou élevé. Merci de corriger. La parcelle parcel de maraichage n'a pas été mésurée pour des raisons comme qu'elle est trop petite, GPS en panne et que le Ménage indisponible. Nous vous rappelons que ces raisons ne passent pas pour la non mesure des parcelles prière de les mésurer.</w:t>
+        <w:t xml:space="preserve">- Le pourcentage qui reste à recolter pour ces cultures est de 100% c'est-à-dire que la recolte n'a pas commencé pour ces cultures, prière de regarder les questions (s16Cq11 s16Cq12) ou corriger. </w:t>
+        <w:br/>
+        <w:t xml:space="preserve">- Le pourcentage qui reste à recolter pour ces cultures est de 100% c'est-à-dire que la recolte n'a pas commencé pour ces cultures, prière de regarder les questions (s16Cq11 s16Cq12) ou corriger. </w:t>
+        <w:br/>
+        <w:t xml:space="preserve">- Le pourcentage qui reste à recolter pour ces cultures est de 100% c'est-à-dire que la recolte n'a pas commencé pour ces cultures, prière de regarder les questions (s16Cq11 s16Cq12) ou corriger. </w:t>
+        <w:br/>
+        <w:t xml:space="preserve">- Le pourcentage qui reste à recolter pour ces cultures est de 100% c'est-à-dire que la recolte n'a pas commencé pour ces cultures, prière de regarder les questions (s16Cq11 s16Cq12) ou corriger. </w:t>
+        <w:br/>
+        <w:t xml:space="preserve">- Le pourcentage qui reste à recolter pour ces cultures est de 100% c'est-à-dire que la recolte n'a pas commencé pour ces cultures, prière de regarder les questions (s16Cq11 s16Cq12) ou corriger. </w:t>
+        <w:br/>
+        <w:t>- Le pourcentage qui reste à recolter pour ces cultures est de 100% c'est-à-dire que la recolte n'a pas commencé pour ces cultures, prière de regarder les questions (s16Cq11 s16Cq12) ou corriger.</w:t>
       </w:r>
     </w:p>
     <w:p>
@@ -1894,7 +1914,7 @@
           <w:color w:val="4672C4"/>
           <w:sz w:val="22"/>
         </w:rPr>
-        <w:t>&gt;&gt; Section16c - Cultures</w:t>
+        <w:t>&gt;&gt; Section19 - Equipements agricoles</w:t>
       </w:r>
     </w:p>
     <w:p>
@@ -1905,40 +1925,9 @@
         <w:rPr>
           <w:sz w:val="20"/>
         </w:rPr>
-        <w:t xml:space="preserve">- Le pourcentage qui reste à recolter pour ces cultures est de 100% c'est-à-dire que la recolte n'a pas commencé pour ces cultures, prière de regarder les questions (s16Cq11 s16Cq12) ou corriger. </w:t>
-        <w:br/>
-        <w:t xml:space="preserve">- Le pourcentage qui reste à recolter pour ces cultures est de 100% c'est-à-dire que la recolte n'a pas commencé pour ces cultures, prière de regarder les questions (s16Cq11 s16Cq12) ou corriger. </w:t>
-        <w:br/>
-        <w:t xml:space="preserve">- Le pourcentage qui reste à recolter pour ces cultures est de 100% c'est-à-dire que la recolte n'a pas commencé pour ces cultures, prière de regarder les questions (s16Cq11 s16Cq12) ou corriger. </w:t>
-        <w:br/>
-        <w:t xml:space="preserve">- Le pourcentage qui reste à recolter pour ces cultures est de 100% c'est-à-dire que la recolte n'a pas commencé pour ces cultures, prière de regarder les questions (s16Cq11 s16Cq12) ou corriger. </w:t>
-        <w:br/>
-        <w:t xml:space="preserve">- Le pourcentage qui reste à recolter pour ces cultures est de 100% c'est-à-dire que la recolte n'a pas commencé pour ces cultures, prière de regarder les questions (s16Cq11 s16Cq12) ou corriger. </w:t>
-        <w:br/>
-        <w:t>- Le pourcentage qui reste à recolter pour ces cultures est de 100% c'est-à-dire que la recolte n'a pas commencé pour ces cultures, prière de regarder les questions (s16Cq11 s16Cq12) ou corriger.</w:t>
-      </w:r>
-    </w:p>
-    <w:p>
-      <w:r>
-        <w:rPr>
-          <w:b/>
-          <w:color w:val="4672C4"/>
-          <w:sz w:val="22"/>
-        </w:rPr>
-        <w:t>&gt;&gt; Section19 - Equipements agricoles</w:t>
-      </w:r>
-    </w:p>
-    <w:p>
-      <w:pPr>
-        <w:ind w:left="283"/>
-      </w:pPr>
-      <w:r>
-        <w:rPr>
-          <w:sz w:val="20"/>
-        </w:rPr>
         <w:t xml:space="preserve">- Attention ! Hache/pioche a été achété à 50000 Fcfa est relativement élevé par rapport aux autres prix d'achat observés dans cette zone. Prière de corriger ou de confirmer avec le QG. Attention ! Hache/pioche a été revendu à 50000 Fcfa qui est relativement élevé par rapport aux autres prix de revente observés dans cette zone. Prière de corriger ou de confirmer avec le QG. </w:t>
         <w:br/>
-        <w:t>- Attention ! Houe/daba/hilaire a été revendu à 50000 Fcfa qui est relativement élevé par rapport aux autres prix de revente observés dans cette zone. Prière de corriger ou de confirmer avec le QG.</w:t>
+        <w:t>- Attention ! Houe/daba/hilaire a été achété à 50000 Fcfa est relativement élevé par rapport aux autres prix d'achat observés dans cette zone. Prière de corriger ou de confirmer avec le QG. Attention ! Houe/daba/hilaire a été revendu à 50000 Fcfa qui est relativement élevé par rapport aux autres prix de revente observés dans cette zone. Prière de corriger ou de confirmer avec le QG.</w:t>
       </w:r>
     </w:p>
     <w:p>
@@ -2274,7 +2263,7 @@
         <w:rPr>
           <w:sz w:val="20"/>
         </w:rPr>
-        <w:t>- Il est obligatoire de prendre les coordonnées Gps avant d'administrer le questionnaire. Prière de prendre les coordonnées GPS.</w:t>
+        <w:t>- Vous avez declaré que le questionnaire est complètement fini mais le questionnaire est en statut partiel, prière de mettre le questionnaire en statut complet s'il est fini. Il est obligatoire de prendre les coordonnées Gps avant d'administrer le questionnaire. Prière de prendre les coordonnées GPS.</w:t>
       </w:r>
     </w:p>
     <w:p>
@@ -2400,7 +2389,13 @@
         <w:rPr>
           <w:sz w:val="20"/>
         </w:rPr>
-        <w:t>- Attention ! Le nombre de jours que Mady Ndiaye 1 a travaillés par mois semble être inférieur à 15. Veuillez, s'il vous plaît, confirmer cette information.</w:t>
+        <w:t xml:space="preserve">- AvertissementAbdou ndiaye  travaille mais les questions relatives à son emploi principal ne sont pas renseignées à 100%, prière de les renseigner. </w:t>
+        <w:br/>
+        <w:t xml:space="preserve">- Attention ! Le nombre de jours que Mady Ndiaye 1 a travaillés par mois semble être inférieur à 15. Veuillez, s'il vous plaît, confirmer cette information. </w:t>
+        <w:br/>
+        <w:t xml:space="preserve">- Le revenu de Oumy ndiome 1 (.a) doit être renseigné. Prière de renseigner le revenu de Oumy ndiome 1. </w:t>
+        <w:br/>
+        <w:t>- Le revenu de ndeye coumba seck (.a) doit être renseigné. Prière de renseigner le revenu de ndeye coumba seck.</w:t>
       </w:r>
     </w:p>
     <w:p>
@@ -2410,7 +2405,7 @@
           <w:color w:val="4672C4"/>
           <w:sz w:val="22"/>
         </w:rPr>
-        <w:t>&gt;&gt; Section7b - Consommation alimentaire - 7 jours</w:t>
+        <w:t>&gt;&gt; Section4c - Emploi - Activite secondaire</w:t>
       </w:r>
     </w:p>
     <w:p>
@@ -2421,7 +2416,13 @@
         <w:rPr>
           <w:sz w:val="20"/>
         </w:rPr>
-        <w:t>- Le ménage a consommé Ail mais les informations sur la quantité, l'unité ou la taille ne sont pas renseignées.Prière de renseigner. Le ménage a consommé Arachides décortiquées mais les informations sur la quantité, l'unité ou la taille ne sont pas renseignées.Prière de renseigner. Le ménage a consommé Aubergine   mais les informations sur la quantité, l'unité ou la taille ne sont pas renseignées.Prière de renseigner. Le ménage a consommé Aubergine sauvage  mais les informations sur la quantité, l'unité ou la taille ne sont pas renseignées.Prière de renseigner. Le ménage a consommé Capitaine frais mais les informations sur la quantité, l'unité ou la taille ne sont pas renseignées.Prière de renseigner. Le ménage a consommé Carotte mais les informations sur la quantité, l'unité ou la taille ne sont pas renseignées.Prière de renseigner. Le ménage a consommé Choux mais les informations sur la quantité, l'unité ou la taille ne sont pas renseignées.Prière de renseigner. Le ménage a consommé Concentré de tomate mais les informations sur la quantité, l'unité ou la taille ne sont pas renseignées.Prière de renseigner. Le ménage a consommé Courge mais les informations sur la quantité, l'unité ou la taille ne sont pas renseignées.Prière de renseigner. Le ménage a consommé Cube alimentaire (Maggi, Jumbo, ) mais les informations sur la quantité, l'unité ou la taille ne sont pas renseignées.Prière de renseigner. Le ménage a consommé Feuilles de Fakoye (Feuille de corete) mais les informations sur la quantité, l'unité ou la taille ne sont pas renseignées.Prière de renseigner. Le ménage a consommé Feuilles de patate mais les informations sur la quantité, l'unité ou la taille ne sont pas renseignées.Prière de renseigner. Le ménage a consommé Huile de soja  mais les informations sur la quantité, l'unité ou la taille ne sont pas renseignées.Prière de renseigner. Le ménage a consommé Macaroni mais les informations sur la quantité, l'unité ou la taille ne sont pas renseignées.Prière de renseigner. Le ménage a consommé Manioc en tubercules mais les informations sur la quantité, l'unité ou la taille ne sont pas renseignées.Prière de renseigner. Le ménage a consommé Mil mais les informations sur la quantité, l'unité ou la taille ne sont pas renseignées.Prière de renseigner. Le ménage a consommé Oignon frais mais les informations sur la quantité, l'unité ou la taille ne sont pas renseignées.Prière de renseigner. Le ménage a consommé Pastèque mais les informations sur la quantité, l'unité ou la taille ne sont pas renseignées.Prière de renseigner. Le ménage a consommé Patate douce mais les informations sur la quantité, l'unité ou la taille ne sont pas renseignées.Prière de renseigner. Le ménage a consommé Piment frais mais les informations sur la quantité, l'unité ou la taille ne sont pas renseignées.Prière de renseigner. Le ménage a consommé Piment séché mais les informations sur la quantité, l'unité ou la taille ne sont pas renseignées.Prière de renseigner. Le ménage a consommé Poireau mais les informations sur la quantité, l'unité ou la taille ne sont pas renseignées.Prière de renseigner. Le ménage a consommé Poivre mais les informations sur la quantité, l'unité ou la taille ne sont pas renseignées.Prière de renseigner. Le ménage a consommé Poivron frais mais les informations sur la quantité, l'unité ou la taille ne sont pas renseignées.Prière de renseigner. Le ménage a consommé Pâte d'arachide mais les informations sur la quantité, l'unité ou la taille ne sont pas renseignées.Prière de renseigner. Le ménage a consommé Riz local fumé (malo-woussou) mais les informations sur la quantité, l'unité ou la taille ne sont pas renseignées.Prière de renseigner. Le ménage a consommé Sel mais les informations sur la quantité, l'unité ou la taille ne sont pas renseignées.Prière de renseigner. Difficile de consommer le Sel en   prière de verifier. Le ménage a consommé Soumbala (moutarde africaine) mais les informations sur la quantité, l'unité ou la taille ne sont pas renseignées.Prière de renseigner. Le ménage a consommé Sucre en poudre  mais les informations sur la quantité, l'unité ou la taille ne sont pas renseignées.Prière de renseigner. Le ménage a consommé Thé en sachet mais les informations sur la quantité, l'unité ou la taille ne sont pas renseignées.Prière de renseigner. Avertissement!!! Le ménage a consommé .a   de Thé en sachet, cette quantité semble anormale pour une consommation des 7 derniers jours.Les ménages consomment géneralement en sachet ou en paquet, prière de corriger ou de confirmer avec le QG. Le ménage a consommé Viande de bœuf: filet, faux-filet mais les informations sur la quantité, l'unité ou la taille ne sont pas renseignées.Prière de renseigner. Le ménage a consommé Vinaigre de vin mais les informations sur la quantité, l'unité ou la taille ne sont pas renseignées.Prière de renseigner.</w:t>
+        <w:t xml:space="preserve">- Avertissement!!! la branche d'activité de Oumy ndiome 1 est identique dans l'emploi principale et secondaire, prière de confirmer cette information avec le QG ou de corriger. Incoherence!!! les informations de Oumy ndiome 1 sur le nombre de mois, jours et heures de son emploi principal et secondaire sont identiques, veuillez corriger ou confirmer aupres du QG. Incoherence!!! Oumy ndiome 1 a travaillé plus de 20h par jours pour ses emplois (pricinpal et secondaire), prière de corriger. </w:t>
+        <w:br/>
+        <w:t xml:space="preserve">- Avertissement!!! la branche d'activité de ndeye coumba seck est identique dans l'emploi principale et secondaire, prière de confirmer cette information avec le QG ou de corriger. Incoherence!!! les informations de ndeye coumba seck sur le nombre de mois, jours et heures de son emploi principal et secondaire sont identiques, veuillez corriger ou confirmer aupres du QG. Incoherence!!! ndeye coumba seck a travaillé plus de 20h par jours pour ses emplois (pricinpal et secondaire), prière de corriger. </w:t>
+        <w:br/>
+        <w:t xml:space="preserve">- Avertissement!!! les informations de Abdou ndiaye sur le nombre de mois, jours ou heures de son emploi secondaire sont superieur a celles de son emploi principal , veuillez corriger ou confirmer aupres du QG. Incoherence!!! Abdou ndiaye a travaillé plus de 20h par jours pour ses emplois (pricinpal et secondaire), prière de corriger. </w:t>
+        <w:br/>
+        <w:t>- Avertissement!!! les informations de Mady Ndiaye 1 sur le nombre de mois, jours ou heures de son emploi secondaire sont superieur a celles de son emploi principal , veuillez corriger ou confirmer aupres du QG. Incoherence!!! Mady Ndiaye 1 a travaillé plus de 20h par jours pour ses emplois (pricinpal et secondaire), prière de corriger. Le revenu de Mady Ndiaye 1 (.a) doit être renseigné. Prière de renseigner le revenu de Mady Ndiaye 1.</w:t>
       </w:r>
     </w:p>
     <w:p>
@@ -2431,7 +2432,7 @@
           <w:color w:val="4672C4"/>
           <w:sz w:val="22"/>
         </w:rPr>
-        <w:t>&gt;&gt; Section9b - Depenses non-alimentaires - 7 jours</w:t>
+        <w:t>&gt;&gt; Section7b - Consommation alimentaire - 7 jours</w:t>
       </w:r>
     </w:p>
     <w:p>
@@ -2442,7 +2443,7 @@
         <w:rPr>
           <w:sz w:val="20"/>
         </w:rPr>
-        <w:t>- Il est difficile d'avoir un ménage qui n'a effectué aucune des dépenses mentionnées au cours de 7 derniers jours, prière de revoir la section 9B pour ce ménage.</w:t>
+        <w:t>- Attention ! Le prix unitaire d'achat (25 Fcfa) de Piment séché en Sachets (Petit) est relativement faible par rapport aux autres prix observés dans cette zone. Prière de corriger ou de confirmer avec le QG. Attention ! Le prix unitaire d'achat (2500 Fcfa) de Viande de bœuf: filet, faux-filet en Kg (taille unique) est relativement faible par rapport aux autres prix observés dans cette zone. Prière de corriger ou de confirmer avec le QG. Avertissement!! La quantité (3.75 litre) du produit Huile de soja  consommée  par le ménage semble très élevé, prière de corriger ou confirmer avec le QG. Avertissement!!! Le ménage a consommé 21 Paquet Petit de Thé en sachet, cette quantité semble anormale pour une consommation des 7 derniers jours.Prière de corriger ou de confirmer avec le QG. Avertissement!! le prix unitaire (100 Fcfa) de Thé en sachet (unité: Paquet) de taille Petit est très faible ou élevé. Prière de corriger ou de confirmer avec le QG. Avertissement!!! Le ménage a consommé 21 Sachets Moyen de Sucre en poudre , cette quantité semble anormale pour une consommation des 7 derniers jours.Prière de corriger ou de confirmer avec le QG. Avertissement!!! Le ménage a consommé 5 Cuillère Moyen de Pâte d'arachide, cette quantité semble anormale pour une consommation des 7 derniers jours. Etes vous sur d'avoir selectionner la bonne unitée ? prière de verifier et corriger. Incohérence!! Dans ce ménage, chaque individus consomme par jour 33.09428 Kg  de cereale; Prière de revoir les quantités prises de ces produits. Incohérence!! Dans ce ménage, chaque individus consomme par jour 33.09428 Kg  de cereale; Prière de revoir les quantités prises de ces produits. Attention ! Soupçons de quantité anormale! Le ménage de MADY NDIAYE 1 avec une taille de 12 personnes a consommé 20 Kg en taille unique de Mil qui est relativement élevé comme consommation par rapport à la condition de vie des autres ménages de même taille dans cette zone. Prière de corriger ou de confirmer avec le QG. Incohérence!! Dans ce ménage, chaque individus consomme par jour 33.09428 Kg  de cereale; Prière de revoir les quantités prises de ces produits. Attention ! Soupçons de quantité anormale! Le ménage de MADY NDIAYE 1 avec une taille de 12 personnes a consommé 40 Kg en taille unique de Maïs en grain qui est relativement élevé comme consommation par rapport à la condition de vie des autres ménages de même taille dans cette zone. Prière de corriger ou de confirmer avec le QG.</w:t>
       </w:r>
     </w:p>
     <w:p>
@@ -2452,7 +2453,7 @@
           <w:color w:val="4672C4"/>
           <w:sz w:val="22"/>
         </w:rPr>
-        <w:t>&gt;&gt; Section9c - Depenses non-alimentaires - 30 jours</w:t>
+        <w:t>&gt;&gt; Section9b - Depenses non-alimentaires - 7 jours</w:t>
       </w:r>
     </w:p>
     <w:p>
@@ -2463,7 +2464,7 @@
         <w:rPr>
           <w:sz w:val="20"/>
         </w:rPr>
-        <w:t>- La dernière fois que vous avez acheté Bois de chauffe ramassé/coupé (estimer la valeur) est la brousse et semble exister dans les modalités, prière de prendre attache avec le QG pour plus d'explication afin de la classer bien.</w:t>
+        <w:t>- Il est difficile d'avoir un ménage qui n'a effectué aucune des dépenses mentionnées au cours de 7 derniers jours, prière de revoir la section 9B pour ce ménage.</w:t>
       </w:r>
     </w:p>
     <w:p>
@@ -2473,7 +2474,7 @@
           <w:color w:val="4672C4"/>
           <w:sz w:val="22"/>
         </w:rPr>
-        <w:t>&gt;&gt; Section9d - Depenses non-alimentaires - 3 mois</w:t>
+        <w:t>&gt;&gt; Section9c - Depenses non-alimentaires - 30 jours</w:t>
       </w:r>
     </w:p>
     <w:p>
@@ -2484,7 +2485,7 @@
         <w:rPr>
           <w:sz w:val="20"/>
         </w:rPr>
-        <w:t>- Difficile pour un ménage de ne pas avoir effectué de dépenses au cours de 3 derniers mois sur les produits/services cités (Section 9D), prière de revoir la section pour ce ménage.</w:t>
+        <w:t>- La dernière fois que vous avez acheté Bois de chauffe ramassé/coupé (estimer la valeur) est la brousse et semble exister dans les modalités, prière de prendre attache avec le QG pour plus d'explication afin de la classer bien.</w:t>
       </w:r>
     </w:p>
     <w:p>
@@ -2494,7 +2495,7 @@
           <w:color w:val="4672C4"/>
           <w:sz w:val="22"/>
         </w:rPr>
-        <w:t>&gt;&gt; Section9f - Depenses non-alimentaires - 12 mois</w:t>
+        <w:t>&gt;&gt; Section9d - Depenses non-alimentaires - 3 mois</w:t>
       </w:r>
     </w:p>
     <w:p>
@@ -2505,7 +2506,7 @@
         <w:rPr>
           <w:sz w:val="20"/>
         </w:rPr>
-        <w:t>- Moins possible d'avoir un ménage qui n'a effectué aucune des dépenses au cours de 12 derniers mois, veuillez revoir la section pour ce ménage.</w:t>
+        <w:t>- Difficile pour un ménage de ne pas avoir effectué de dépenses au cours de 3 derniers mois sur les produits/services cités (Section 9D), prière de revoir la section pour ce ménage.</w:t>
       </w:r>
     </w:p>
     <w:p>
@@ -2515,7 +2516,7 @@
           <w:color w:val="4672C4"/>
           <w:sz w:val="22"/>
         </w:rPr>
-        <w:t>&gt;&gt; Section10b - caracteristiques entreprise non agricole</w:t>
+        <w:t>&gt;&gt; Section9f - Depenses non-alimentaires - 12 mois</w:t>
       </w:r>
     </w:p>
     <w:p>
@@ -2526,7 +2527,7 @@
         <w:rPr>
           <w:sz w:val="20"/>
         </w:rPr>
-        <w:t>- Prière de renseigner les montants dans les champs (s10q46 s10q47 s10q48 s10q49 s10q50 s10q51 s10q52 s10q53 s10q54 s10q55 s10q56 s10q57), mettre 0 si l'entreprise mil arachide pain de singe n'a pas effectué des dépenses ou faire des reventes des marchandises ou des produits ou rendre de service.</w:t>
+        <w:t>- Moins possible d'avoir un ménage qui n'a effectué aucune des dépenses au cours de 12 derniers mois, veuillez revoir la section pour ce ménage.</w:t>
       </w:r>
     </w:p>
     <w:p>
@@ -2570,7 +2571,7 @@
         </w:rPr>
         <w:t xml:space="preserve">- Avertissement!! Le champs a comme nom (champ de mil 1ehect CM) qui ne semble pas être un bon nom ou contient des lettres, prière de mettre le vrai nom du champs. Avertissement!! La parcelle a comme nom (parcelle 1 oumy ndiome) qui ne semble pas être un bon nom ou contient des lettres, prière de mettre le vrai nom de la parcelle. </w:t>
         <w:br/>
-        <w:t xml:space="preserve">- Avertissement!! Le champs a comme nom (champ de mil 1ehect CM) qui ne semble pas être un bon nom ou contient des lettres, prière de mettre le vrai nom du champs. Avertissement!! La parcelle a comme nom (parcelle 1 oumy ndiome) qui ne semble pas être un bon nom ou contient des lettres, prière de mettre le vrai nom de la parcelle. La superficie de la parcelle parcelle 1 oumy ndiome selon les mesures GPS est de .a hectare qui semble élevé ou faible, prière de corriger. </w:t>
+        <w:t xml:space="preserve">- Avertissement!! Le champs a comme nom (champ de mil 1ehect CM) qui ne semble pas être un bon nom ou contient des lettres, prière de mettre le vrai nom du champs. Avertissement!! La parcelle a comme nom (parcelle 1 oumy ndiome) qui ne semble pas être un bon nom ou contient des lettres, prière de mettre le vrai nom de la parcelle. La parcelle parcelle 1 oumy ndiome n'a pas été mésurée pour des raisons comme qu'elle est trop petite, GPS en panne et que le Ménage indisponible. Nous vous rappelons que ces raisons ne passent pas pour la non mesure des parcelles prière de les mésurer. </w:t>
         <w:br/>
         <w:t xml:space="preserve">- Avertissement!! Le champs a comme nom (champ de mil 1ehect CM) qui ne semble pas être un bon nom ou contient des lettres, prière de mettre le vrai nom du champs. Avertissement!! La parcelle a comme nom (parcelle 1) qui ne semble pas être un bon nom ou contient des lettres, prière de mettre le vrai nom de la parcelle. Le document légal (titre, acte, certificat etc. ) qui affirme votre possession de la parcelle parcelle 1 est  et semble exister dans les modalités, prière de prendre attache avec le QG pour plus d'explication afin de la classer bien. </w:t>
         <w:br/>
@@ -2951,7 +2952,7 @@
           <w:color w:val="4672C4"/>
           <w:sz w:val="22"/>
         </w:rPr>
-        <w:t>&gt;&gt; Section1 - Caracteristiques des membres</w:t>
+        <w:t>&gt;&gt; Section0 - Identification et renseignements de controle</w:t>
       </w:r>
     </w:p>
     <w:p>
@@ -2962,21 +2963,7 @@
         <w:rPr>
           <w:sz w:val="20"/>
         </w:rPr>
-        <w:t xml:space="preserve">- Incoherence! Aliou cisse dispose d'un téléphone portable à s01q39, donc la raison évoquée ne peut pas être (ne dispose pas d'appareil). </w:t>
-        <w:br/>
-        <w:t xml:space="preserve">- Les informations sur l'acte de naissance (ni Jours, ni mois et ni années) de  Amy 2cisse  manquent, s'il vous plait pouvez-vous fournir d'effort pour avoir ces informations. </w:t>
-        <w:br/>
-        <w:t xml:space="preserve">- Les informations sur l'acte de naissance (ni Jours, ni mois et ni années) de  Amy3 cisse  manquent, s'il vous plait pouvez-vous fournir d'effort pour avoir ces informations. </w:t>
-        <w:br/>
-        <w:t xml:space="preserve">- Les informations sur l'acte de naissance (ni Jours, ni mois et ni années) de  mame khady cisse  manquent, s'il vous plait pouvez-vous fournir d'effort pour avoir ces informations. </w:t>
-        <w:br/>
-        <w:t xml:space="preserve">- Les informations sur l'acte de naissance (ni Jours, ni mois et ni années) de  meudy cisse  manquent, s'il vous plait pouvez-vous fournir d'effort pour avoir ces informations. </w:t>
-        <w:br/>
-        <w:t xml:space="preserve">- Les informations sur l'acte de naissance (ni Jours, ni mois et ni années) de  mouhamed1 cisse  manquent, s'il vous plait pouvez-vous fournir d'effort pour avoir ces informations. Le mois de l'enfant ( mouhamed1 cisse ) n'est pas connu mais vous avez declaré en s01q04a le nombre de mois, prière de changer NSP au niveau de s01q03b. </w:t>
-        <w:br/>
-        <w:t xml:space="preserve">- Les informations sur l'acte de naissance (ni Jours, ni mois et ni années) de  mouhamed2 cisse  manquent, s'il vous plait pouvez-vous fournir d'effort pour avoir ces informations. </w:t>
-        <w:br/>
-        <w:t>- Les informations sur l'acte de naissance (ni Jours, ni mois et ni années) de  ousseynou cisse  manquent, s'il vous plait pouvez-vous fournir d'effort pour avoir ces informations.</w:t>
+        <w:t>- Vous avez declaré que le questionnaire est complètement fini mais le questionnaire est en statut partiel, prière de mettre le questionnaire en statut complet s'il est fini.</w:t>
       </w:r>
     </w:p>
     <w:p>
@@ -2986,7 +2973,7 @@
           <w:color w:val="4672C4"/>
           <w:sz w:val="22"/>
         </w:rPr>
-        <w:t>&gt;&gt; Section2 - Education</w:t>
+        <w:t>&gt;&gt; Section1 - Caracteristiques des membres</w:t>
       </w:r>
     </w:p>
     <w:p>
@@ -2997,31 +2984,21 @@
         <w:rPr>
           <w:sz w:val="20"/>
         </w:rPr>
-        <w:t xml:space="preserve">- Peu probable! Aliou cisse  n'arrive pas  à comprendre un petit texte lu dans une langue locale (s02q03). Veuillez corriger ou donner des explications au QG. Peu probable! Aliou cisse  ne sait ni lire, ni écrire, ni comprendre dans aucune des langues  (s02q01,s02q02,s02q03). Veuillez corriger ou donner des explications au QG. </w:t>
-        <w:br/>
-        <w:t xml:space="preserve">- Peu probable! Amy 2cisse  n'arrive pas  à comprendre un petit texte lu dans une langue locale (s02q03). Veuillez corriger ou donner des explications au QG. Peu probable! Amy 2cisse  ne sait ni lire, ni écrire, ni comprendre dans aucune des langues  (s02q01,s02q02,s02q03). Veuillez corriger ou donner des explications au QG. La raison principale que Amy 2cisse n'a pas fait des études dans une école formelle est daara et semble exister dans les modalités, prière de prendre attache avec le QG pour plus d'explication afin de la classer bien. </w:t>
-        <w:br/>
-        <w:t xml:space="preserve">- Peu probable! Amy cisse  n'arrive pas  à comprendre un petit texte lu dans une langue locale (s02q03). Veuillez corriger ou donner des explications au QG. Peu probable! Amy cisse  ne sait ni lire, ni écrire, ni comprendre dans aucune des langues  (s02q01,s02q02,s02q03). Veuillez corriger ou donner des explications au QG. </w:t>
-        <w:br/>
-        <w:t xml:space="preserve">- Peu probable! Amy thiam  n'arrive pas  à comprendre un petit texte lu dans une langue locale (s02q03). Veuillez corriger ou donner des explications au QG. Peu probable! Amy thiam  ne sait ni lire, ni écrire, ni comprendre dans aucune des langues  (s02q01,s02q02,s02q03). Veuillez corriger ou donner des explications au QG. </w:t>
-        <w:br/>
-        <w:t xml:space="preserve">- Peu probable! Amy3 cisse  n'arrive pas  à comprendre un petit texte lu dans une langue locale (s02q03). Veuillez corriger ou donner des explications au QG. Peu probable! Amy3 cisse  ne sait ni lire, ni écrire, ni comprendre dans aucune des langues  (s02q01,s02q02,s02q03). Veuillez corriger ou donner des explications au QG. La raison principale que Amy3 cisse n'a pas fait des études dans une école formelle est daara et semble exister dans les modalités, prière de prendre attache avec le QG pour plus d'explication afin de la classer bien. </w:t>
-        <w:br/>
-        <w:t xml:space="preserve">- Peu probable! abdoulaye cisse  n'arrive pas  à comprendre un petit texte lu dans une langue locale (s02q03). Veuillez corriger ou donner des explications au QG. La raison principale que abdoulaye cisse n'a pas fait des études dans une école formelle est daara et semble exister dans les modalités, prière de prendre attache avec le QG pour plus d'explication afin de la classer bien. </w:t>
-        <w:br/>
-        <w:t xml:space="preserve">- Peu probable! aissatou cisse  n'arrive pas  à comprendre un petit texte lu dans une langue locale (s02q03). Veuillez corriger ou donner des explications au QG. Peu probable! aissatou cisse  ne sait ni lire, ni écrire, ni comprendre dans aucune des langues  (s02q01,s02q02,s02q03). Veuillez corriger ou donner des explications au QG. </w:t>
-        <w:br/>
-        <w:t xml:space="preserve">- Peu probable! mame khady cisse  n'arrive pas  à comprendre un petit texte lu dans une langue locale (s02q03). Veuillez corriger ou donner des explications au QG. Peu probable! mame khady cisse  ne sait ni lire, ni écrire, ni comprendre dans aucune des langues  (s02q01,s02q02,s02q03). Veuillez corriger ou donner des explications au QG. La raison principale que mame khady cisse n'a pas fait des études dans une école formelle est preference daara et semble exister dans les modalités, prière de prendre attache avec le QG pour plus d'explication afin de la classer bien. </w:t>
-        <w:br/>
-        <w:t xml:space="preserve">- Peu probable! meudy cisse  n'arrive pas  à comprendre un petit texte lu dans une langue locale (s02q03). Veuillez corriger ou donner des explications au QG. Peu probable! meudy cisse  ne sait ni lire, ni écrire, ni comprendre dans aucune des langues  (s02q01,s02q02,s02q03). Veuillez corriger ou donner des explications au QG. La raison principale que meudy cisse n'a pas fait des études dans une école formelle est daara et semble exister dans les modalités, prière de prendre attache avec le QG pour plus d'explication afin de la classer bien. </w:t>
-        <w:br/>
-        <w:t xml:space="preserve">- Peu probable! mouhamed1 cisse  n'arrive pas  à comprendre un petit texte lu dans une langue locale (s02q03). Veuillez corriger ou donner des explications au QG. Peu probable! mouhamed1 cisse  ne sait ni lire, ni écrire, ni comprendre dans aucune des langues  (s02q01,s02q02,s02q03). Veuillez corriger ou donner des explications au QG. La raison principale que mouhamed1 cisse n'a pas fait des études dans une école formelle est préférence daara et semble exister dans les modalités, prière de prendre attache avec le QG pour plus d'explication afin de la classer bien. </w:t>
-        <w:br/>
-        <w:t xml:space="preserve">- Peu probable! mouhamed2 cisse  n'arrive pas  à comprendre un petit texte lu dans une langue locale (s02q03). Veuillez corriger ou donner des explications au QG. </w:t>
-        <w:br/>
-        <w:t xml:space="preserve">- Peu probable! moussa cisse  n'arrive pas  à comprendre un petit texte lu dans une langue locale (s02q03). Veuillez corriger ou donner des explications au QG. La raison principale que moussa cisse n'a pas fait des études dans une école formelle est daara et semble exister dans les modalités, prière de prendre attache avec le QG pour plus d'explication afin de la classer bien. </w:t>
-        <w:br/>
-        <w:t>- Peu probable! ousseynou cisse  n'arrive pas  à comprendre un petit texte lu dans une langue locale (s02q03). Veuillez corriger ou donner des explications au QG. Peu probable! ousseynou cisse  ne sait ni lire, ni écrire, ni comprendre dans aucune des langues  (s02q01,s02q02,s02q03). Veuillez corriger ou donner des explications au QG. La raison principale que ousseynou cisse n'a pas fait des études dans une école formelle est daara et semble exister dans les modalités, prière de prendre attache avec le QG pour plus d'explication afin de la classer bien.</w:t>
+        <w:t xml:space="preserve">- Incoherence! Aliou cisse dispose d'un téléphone portable à s01q39, donc la raison évoquée ne peut pas être (ne dispose pas d'appareil). </w:t>
+        <w:br/>
+        <w:t xml:space="preserve">- Les informations sur l'acte de naissance (ni Jours, ni mois et ni années) de  Amy 2cisse  manquent, s'il vous plait pouvez-vous fournir d'effort pour avoir ces informations. </w:t>
+        <w:br/>
+        <w:t xml:space="preserve">- Les informations sur l'acte de naissance (ni Jours, ni mois et ni années) de  Amy3 cisse  manquent, s'il vous plait pouvez-vous fournir d'effort pour avoir ces informations. </w:t>
+        <w:br/>
+        <w:t xml:space="preserve">- Les informations sur l'acte de naissance (ni Jours, ni mois et ni années) de  mame khady cisse  manquent, s'il vous plait pouvez-vous fournir d'effort pour avoir ces informations. </w:t>
+        <w:br/>
+        <w:t xml:space="preserve">- Les informations sur l'acte de naissance (ni Jours, ni mois et ni années) de  meudy cisse  manquent, s'il vous plait pouvez-vous fournir d'effort pour avoir ces informations. </w:t>
+        <w:br/>
+        <w:t xml:space="preserve">- Les informations sur l'acte de naissance (ni Jours, ni mois et ni années) de  mouhamed1 cisse  manquent, s'il vous plait pouvez-vous fournir d'effort pour avoir ces informations. Le mois de l'enfant ( mouhamed1 cisse ) n'est pas connu mais vous avez declaré en s01q04a le nombre de mois, prière de changer NSP au niveau de s01q03b. </w:t>
+        <w:br/>
+        <w:t xml:space="preserve">- Les informations sur l'acte de naissance (ni Jours, ni mois et ni années) de  mouhamed2 cisse  manquent, s'il vous plait pouvez-vous fournir d'effort pour avoir ces informations. </w:t>
+        <w:br/>
+        <w:t>- Les informations sur l'acte de naissance (ni Jours, ni mois et ni années) de  ousseynou cisse  manquent, s'il vous plait pouvez-vous fournir d'effort pour avoir ces informations.</w:t>
       </w:r>
     </w:p>
     <w:p>
@@ -3031,7 +3008,7 @@
           <w:color w:val="4672C4"/>
           <w:sz w:val="22"/>
         </w:rPr>
-        <w:t>&gt;&gt; Section4a - Emploi</w:t>
+        <w:t>&gt;&gt; Section2 - Education</w:t>
       </w:r>
     </w:p>
     <w:p>
@@ -3042,17 +3019,31 @@
         <w:rPr>
           <w:sz w:val="20"/>
         </w:rPr>
-        <w:t xml:space="preserve">- La  raison principale que mame khady cisse n'a pas cherché du travail au cours des 30 derniers jours est préférence et semble exister dans les modalités, prière de prendre attache avec le QG pour plus d'explication afin de la classer bien. </w:t>
-        <w:br/>
-        <w:t xml:space="preserve">- Avertissement! Aliou cisse est trop âgé ou en retraite mais il a moins de 58 ans, prière de corriger. </w:t>
-        <w:br/>
-        <w:t xml:space="preserve">- Avertissement! Généralement les jeunes hommes (10 à 25ans) font des travaux ménager soit apprendre les enfants à reviser leurs léçons ou d'autres cours, abdoulaye cisse n'a consacré aucune heure pour les travaux cités en s04q01, s04q02, s04q03, s04q04, s04q05, s04q06, s04q07 et s04q08.Prière de regarder pour corriger ou confirmer avec le QG. </w:t>
-        <w:br/>
-        <w:t xml:space="preserve">- Avertissement! Généralement les jeunes hommes (10 à 25ans) font des travaux ménager soit apprendre les enfants à reviser leurs léçons ou d'autres cours, mouhamed2 cisse n'a consacré aucune heure pour les travaux cités en s04q01, s04q02, s04q03, s04q04, s04q05, s04q06, s04q07 et s04q08.Prière de regarder pour corriger ou confirmer avec le QG. </w:t>
-        <w:br/>
-        <w:t xml:space="preserve">- Avertissement! Généralement les jeunes hommes (10 à 25ans) font des travaux ménager soit apprendre les enfants à reviser leurs léçons ou d'autres cours, moussa cisse n'a consacré aucune heure pour les travaux cités en s04q01, s04q02, s04q03, s04q04, s04q05, s04q06, s04q07 et s04q08.Prière de regarder pour corriger ou confirmer avec le QG. </w:t>
-        <w:br/>
-        <w:t>- Avertissement! Généralement les jeunes hommes (10 à 25ans) font des travaux ménager soit apprendre les enfants à reviser leurs léçons ou d'autres cours, ousseynou cisse n'a consacré aucune heure pour les travaux cités en s04q01, s04q02, s04q03, s04q04, s04q05, s04q06, s04q07 et s04q08.Prière de regarder pour corriger ou confirmer avec le QG.</w:t>
+        <w:t xml:space="preserve">- Peu probable! Aliou cisse  n'arrive pas  à comprendre un petit texte lu dans une langue locale (s02q03). Veuillez corriger ou donner des explications au QG. Peu probable! Aliou cisse  ne sait ni lire, ni écrire, ni comprendre dans aucune des langues  (s02q01,s02q02,s02q03). Veuillez corriger ou donner des explications au QG. </w:t>
+        <w:br/>
+        <w:t xml:space="preserve">- Peu probable! Amy 2cisse  n'arrive pas  à comprendre un petit texte lu dans une langue locale (s02q03). Veuillez corriger ou donner des explications au QG. Peu probable! Amy 2cisse  ne sait ni lire, ni écrire, ni comprendre dans aucune des langues  (s02q01,s02q02,s02q03). Veuillez corriger ou donner des explications au QG. La raison principale que Amy 2cisse n'a pas fait des études dans une école formelle est daara et semble exister dans les modalités, prière de prendre attache avec le QG pour plus d'explication afin de la classer bien. </w:t>
+        <w:br/>
+        <w:t xml:space="preserve">- Peu probable! Amy cisse  n'arrive pas  à comprendre un petit texte lu dans une langue locale (s02q03). Veuillez corriger ou donner des explications au QG. Peu probable! Amy cisse  ne sait ni lire, ni écrire, ni comprendre dans aucune des langues  (s02q01,s02q02,s02q03). Veuillez corriger ou donner des explications au QG. </w:t>
+        <w:br/>
+        <w:t xml:space="preserve">- Peu probable! Amy thiam  n'arrive pas  à comprendre un petit texte lu dans une langue locale (s02q03). Veuillez corriger ou donner des explications au QG. Peu probable! Amy thiam  ne sait ni lire, ni écrire, ni comprendre dans aucune des langues  (s02q01,s02q02,s02q03). Veuillez corriger ou donner des explications au QG. </w:t>
+        <w:br/>
+        <w:t xml:space="preserve">- Peu probable! Amy3 cisse  n'arrive pas  à comprendre un petit texte lu dans une langue locale (s02q03). Veuillez corriger ou donner des explications au QG. Peu probable! Amy3 cisse  ne sait ni lire, ni écrire, ni comprendre dans aucune des langues  (s02q01,s02q02,s02q03). Veuillez corriger ou donner des explications au QG. La raison principale que Amy3 cisse n'a pas fait des études dans une école formelle est daara et semble exister dans les modalités, prière de prendre attache avec le QG pour plus d'explication afin de la classer bien. </w:t>
+        <w:br/>
+        <w:t xml:space="preserve">- Peu probable! abdoulaye cisse  n'arrive pas  à comprendre un petit texte lu dans une langue locale (s02q03). Veuillez corriger ou donner des explications au QG. La raison principale que abdoulaye cisse n'a pas fait des études dans une école formelle est daara et semble exister dans les modalités, prière de prendre attache avec le QG pour plus d'explication afin de la classer bien. </w:t>
+        <w:br/>
+        <w:t xml:space="preserve">- Peu probable! aissatou cisse  n'arrive pas  à comprendre un petit texte lu dans une langue locale (s02q03). Veuillez corriger ou donner des explications au QG. Peu probable! aissatou cisse  ne sait ni lire, ni écrire, ni comprendre dans aucune des langues  (s02q01,s02q02,s02q03). Veuillez corriger ou donner des explications au QG. </w:t>
+        <w:br/>
+        <w:t xml:space="preserve">- Peu probable! mame khady cisse  n'arrive pas  à comprendre un petit texte lu dans une langue locale (s02q03). Veuillez corriger ou donner des explications au QG. Peu probable! mame khady cisse  ne sait ni lire, ni écrire, ni comprendre dans aucune des langues  (s02q01,s02q02,s02q03). Veuillez corriger ou donner des explications au QG. La raison principale que mame khady cisse n'a pas fait des études dans une école formelle est preference daara et semble exister dans les modalités, prière de prendre attache avec le QG pour plus d'explication afin de la classer bien. </w:t>
+        <w:br/>
+        <w:t xml:space="preserve">- Peu probable! meudy cisse  n'arrive pas  à comprendre un petit texte lu dans une langue locale (s02q03). Veuillez corriger ou donner des explications au QG. Peu probable! meudy cisse  ne sait ni lire, ni écrire, ni comprendre dans aucune des langues  (s02q01,s02q02,s02q03). Veuillez corriger ou donner des explications au QG. La raison principale que meudy cisse n'a pas fait des études dans une école formelle est daara et semble exister dans les modalités, prière de prendre attache avec le QG pour plus d'explication afin de la classer bien. </w:t>
+        <w:br/>
+        <w:t xml:space="preserve">- Peu probable! mouhamed1 cisse  n'arrive pas  à comprendre un petit texte lu dans une langue locale (s02q03). Veuillez corriger ou donner des explications au QG. Peu probable! mouhamed1 cisse  ne sait ni lire, ni écrire, ni comprendre dans aucune des langues  (s02q01,s02q02,s02q03). Veuillez corriger ou donner des explications au QG. La raison principale que mouhamed1 cisse n'a pas fait des études dans une école formelle est préférence daara et semble exister dans les modalités, prière de prendre attache avec le QG pour plus d'explication afin de la classer bien. </w:t>
+        <w:br/>
+        <w:t xml:space="preserve">- Peu probable! mouhamed2 cisse  n'arrive pas  à comprendre un petit texte lu dans une langue locale (s02q03). Veuillez corriger ou donner des explications au QG. </w:t>
+        <w:br/>
+        <w:t xml:space="preserve">- Peu probable! moussa cisse  n'arrive pas  à comprendre un petit texte lu dans une langue locale (s02q03). Veuillez corriger ou donner des explications au QG. La raison principale que moussa cisse n'a pas fait des études dans une école formelle est daara et semble exister dans les modalités, prière de prendre attache avec le QG pour plus d'explication afin de la classer bien. </w:t>
+        <w:br/>
+        <w:t>- Peu probable! ousseynou cisse  n'arrive pas  à comprendre un petit texte lu dans une langue locale (s02q03). Veuillez corriger ou donner des explications au QG. Peu probable! ousseynou cisse  ne sait ni lire, ni écrire, ni comprendre dans aucune des langues  (s02q01,s02q02,s02q03). Veuillez corriger ou donner des explications au QG. La raison principale que ousseynou cisse n'a pas fait des études dans une école formelle est daara et semble exister dans les modalités, prière de prendre attache avec le QG pour plus d'explication afin de la classer bien.</w:t>
       </w:r>
     </w:p>
     <w:p>
@@ -3062,7 +3053,7 @@
           <w:color w:val="4672C4"/>
           <w:sz w:val="22"/>
         </w:rPr>
-        <w:t>&gt;&gt; Section4b - Emploi - Activite principale</w:t>
+        <w:t>&gt;&gt; Section4a - Emploi</w:t>
       </w:r>
     </w:p>
     <w:p>
@@ -3073,19 +3064,15 @@
         <w:rPr>
           <w:sz w:val="20"/>
         </w:rPr>
-        <w:t>- AvertissementAliou cisse  travaille mais les questions relatives à son emploi principal ne sont pas renseignées à 100%, prière de les renseigner. Prière de changer la branche d'activité de Aliou cisse, les agriculteurs dont leurs cultures est principalement destiné à la consommation du ménage sont des (Agriculteurs, subsistances) et ceux qui le font avec l'élevage sont des (Agriculteurs et eleveurs, subsistances)</w:t>
-        <w:br/>
-        <w:t>-  AvertissementAmy cisse  travaille mais les questions relatives à son emploi principal ne sont pas renseignées à 100%, prière de les renseigner. Prière de changer la branche d'activité de Amy cisse, les agriculteurs dont leurs cultures est principalement destiné à la consommation du ménage sont des (Agriculteurs, subsistances) et ceux qui le font avec l'élevage sont des (Agriculteurs et eleveurs, subsistances)</w:t>
-        <w:br/>
-        <w:t>-  AvertissementAmy thiam  travaille mais les questions relatives à son emploi principal ne sont pas renseignées à 100%, prière de les renseigner. Prière de changer la branche d'activité de Amy thiam, les agriculteurs dont leurs cultures est principalement destiné à la consommation du ménage sont des (Agriculteurs, subsistances) et ceux qui le font avec l'élevage sont des (Agriculteurs et eleveurs, subsistances)</w:t>
-        <w:br/>
-        <w:t>-  Avertissementabdoulaye cisse  travaille mais les questions relatives à son emploi principal ne sont pas renseignées à 100%, prière de les renseigner. Prière de changer la branche d'activité de abdoulaye cisse, les agriculteurs dont leurs cultures est principalement destiné à la consommation du ménage sont des (Agriculteurs, subsistances) et ceux qui le font avec l'élevage sont des (Agriculteurs et eleveurs, subsistances)</w:t>
-        <w:br/>
-        <w:t>-  Avertissementaissatou cisse  travaille mais les questions relatives à son emploi principal ne sont pas renseignées à 100%, prière de les renseigner. Prière de changer la branche d'activité de aissatou cisse, les agriculteurs dont leurs cultures est principalement destiné à la consommation du ménage sont des (Agriculteurs, subsistances) et ceux qui le font avec l'élevage sont des (Agriculteurs et eleveurs, subsistances)</w:t>
-        <w:br/>
-        <w:t>-  Avertissementmame khady cisse  travaille mais les questions relatives à son emploi principal ne sont pas renseignées à 100%, prière de les renseigner. Prière de changer la branche d'activité de mame khady cisse, les agriculteurs dont leurs cultures est principalement destiné à la consommation du ménage sont des (Agriculteurs, subsistances) et ceux qui le font avec l'élevage sont des (Agriculteurs et eleveurs, subsistances)</w:t>
-        <w:br/>
-        <w:t>-  Avertissementmoussa cisse  travaille mais les questions relatives à son emploi principal ne sont pas renseignées à 100%, prière de les renseigner. Prière de changer la branche d'activité de moussa cisse, les agriculteurs dont leurs cultures est principalement destiné à la consommation du ménage sont des (Agriculteurs, subsistances) et ceux qui le font avec l'élevage sont des (Agriculteurs et eleveurs, subsistances)</w:t>
+        <w:t xml:space="preserve">- La  raison principale que mame khady cisse n'a pas cherché du travail au cours des 30 derniers jours est préférence arabe et semble exister dans les modalités, prière de prendre attache avec le QG pour plus d'explication afin de la classer bien. </w:t>
+        <w:br/>
+        <w:t xml:space="preserve">- Avertissement! Généralement les jeunes hommes (10 à 25ans) font des travaux ménager soit apprendre les enfants à reviser leurs léçons ou d'autres cours, abdoulaye cisse n'a consacré aucune heure pour les travaux cités en s04q01, s04q02, s04q03, s04q04, s04q05, s04q06, s04q07 et s04q08.Prière de regarder pour corriger ou confirmer avec le QG. </w:t>
+        <w:br/>
+        <w:t xml:space="preserve">- Avertissement! Généralement les jeunes hommes (10 à 25ans) font des travaux ménager soit apprendre les enfants à reviser leurs léçons ou d'autres cours, mouhamed2 cisse n'a consacré aucune heure pour les travaux cités en s04q01, s04q02, s04q03, s04q04, s04q05, s04q06, s04q07 et s04q08.Prière de regarder pour corriger ou confirmer avec le QG. </w:t>
+        <w:br/>
+        <w:t xml:space="preserve">- Avertissement! Généralement les jeunes hommes (10 à 25ans) font des travaux ménager soit apprendre les enfants à reviser leurs léçons ou d'autres cours, moussa cisse n'a consacré aucune heure pour les travaux cités en s04q01, s04q02, s04q03, s04q04, s04q05, s04q06, s04q07 et s04q08.Prière de regarder pour corriger ou confirmer avec le QG. </w:t>
+        <w:br/>
+        <w:t>- Avertissement! Généralement les jeunes hommes (10 à 25ans) font des travaux ménager soit apprendre les enfants à reviser leurs léçons ou d'autres cours, ousseynou cisse n'a consacré aucune heure pour les travaux cités en s04q01, s04q02, s04q03, s04q04, s04q05, s04q06, s04q07 et s04q08.Prière de regarder pour corriger ou confirmer avec le QG.</w:t>
       </w:r>
     </w:p>
     <w:p>
@@ -3095,7 +3082,7 @@
           <w:color w:val="4672C4"/>
           <w:sz w:val="22"/>
         </w:rPr>
-        <w:t>&gt;&gt; Section6 - Epargne et credit</w:t>
+        <w:t>&gt;&gt; Section4b - Emploi - Activite principale</w:t>
       </w:r>
     </w:p>
     <w:p>
@@ -3106,7 +3093,7 @@
         <w:rPr>
           <w:sz w:val="20"/>
         </w:rPr>
-        <w:t>- Avertissement!!! Aliou cisse a demandé un crédit auprès d'une institution financière au cours des 12 derniers mois, qui a obtenu un crédit auprès d'une de ces institutions au cours des 12 derniers mois dit n'avoir pas beneficer de crédit immobilier. Veuillez vous rassurez réellement que la personne n'a pas affecté de crédit immobilier.</w:t>
+        <w:t>- Prière de changer la branche d'activité de Amy thiam, les agriculteurs dont leurs cultures est principalement destiné à la consommation du ménage sont des (Agriculteurs, subsistances) et ceux qui le font avec l'élevage sont des (Agriculteurs et eleveurs, subsistances)</w:t>
       </w:r>
     </w:p>
     <w:p>
@@ -3116,7 +3103,7 @@
           <w:color w:val="4672C4"/>
           <w:sz w:val="22"/>
         </w:rPr>
-        <w:t>&gt;&gt; Section7a2 - Repas pris a l'exterieur du menage</w:t>
+        <w:t>&gt;&gt; Section4c - Emploi - Activite secondaire</w:t>
       </w:r>
     </w:p>
     <w:p>
@@ -3127,17 +3114,13 @@
         <w:rPr>
           <w:sz w:val="20"/>
         </w:rPr>
-        <w:t xml:space="preserve">- La section sur le repas pris à l'extérieur du ménage du membre Amy 2cisse n'est pas renseignée à 100 %. Prière de vérifier l'ensemble des questions relatives à ce membre et de les renseigner en totalité. </w:t>
-        <w:br/>
-        <w:t xml:space="preserve">- La section sur le repas pris à l'extérieur du ménage du membre Amy cisse n'est pas renseignée à 100 %. Prière de vérifier l'ensemble des questions relatives à ce membre et de les renseigner en totalité. </w:t>
-        <w:br/>
-        <w:t xml:space="preserve">- La section sur le repas pris à l'extérieur du ménage du membre Amy3 cisse n'est pas renseignée à 100 %. Prière de vérifier l'ensemble des questions relatives à ce membre et de les renseigner en totalité. </w:t>
-        <w:br/>
-        <w:t xml:space="preserve">- La section sur le repas pris à l'extérieur du ménage du membre Diebel cisse n'est pas renseignée à 100 %. Prière de vérifier l'ensemble des questions relatives à ce membre et de les renseigner en totalité. </w:t>
-        <w:br/>
-        <w:t xml:space="preserve">- La section sur le repas pris à l'extérieur du ménage du membre abdoulaye cisse n'est pas renseignée à 100 %. Prière de vérifier l'ensemble des questions relatives à ce membre et de les renseigner en totalité. </w:t>
-        <w:br/>
-        <w:t>- La section sur le repas pris à l'extérieur du ménage du membre mouhamed2 cisse n'est pas renseignée à 100 %. Prière de vérifier l'ensemble des questions relatives à ce membre et de les renseigner en totalité.</w:t>
+        <w:t xml:space="preserve">- AvertissementAliou cisse  travaille mais les questions relatives à son emploi secondaire ne sont pas renseignées à 100%, prière de les renseigner. Avertissement!!! Aliou cisse enquêté dans l'emploi principale n'a pas declaré son revenu prière de fournir plus d'effort pour lui demander son revenu, vous pouvez utiliser des stratégies pour faire une estimation ou demander des conseils au QG. Incoherence!!! les informations de Aliou cisse sur le nombre de mois, jours et heures de son emploi principal et secondaire sont identiques, veuillez corriger ou confirmer aupres du QG. </w:t>
+        <w:br/>
+        <w:t xml:space="preserve">-  AvertissementAmy cisse  travaille mais les questions relatives à son emploi secondaire ne sont pas renseignées à 100%, prière de les renseigner. Vous avez sélectionné l'option 'Ne sait pas' pour la catégorie socioprofessionnelle de Amy cisse ou vous ne l'avez pas renseigné. prière de corriger. Avertissement!!! les informations de Amy cisse sur le nombre de mois, jours ou heures de son emploi secondaire sont superieur a celles de son emploi principal , veuillez corriger ou confirmer aupres du QG. Incoherence!!! Amy cisse a travaillé plus de 20h par jours pour ses emplois (pricinpal et secondaire), prière de corriger. </w:t>
+        <w:br/>
+        <w:t xml:space="preserve">-  AvertissementAmy thiam  travaille mais les questions relatives à son emploi secondaire ne sont pas renseignées à 100%, prière de les renseigner. Prière de changer la branche d'activité de Amy thiam, les agriculteurs dont leurs cultures est principalement destiné à la consommation du ménage sont des (Agriculteurs, subsistances) et ceux qui le font avec l'élevage sont des (Agriculteurs et eleveurs, subsistances). Avertissement!!! Amy thiam enquêté dans l'emploi principale n'a pas declaré son revenu prière de fournir plus d'effort pour lui demander son revenu, vous pouvez utiliser des stratégies pour faire une estimation ou demander des conseils au QG. </w:t>
+        <w:br/>
+        <w:t>-  Avertissementaissatou cisse  travaille mais les questions relatives à son emploi secondaire ne sont pas renseignées à 100%, prière de les renseigner. Prière de changer la branche d'activité de aissatou cisse, les agriculteurs dont leurs cultures est principalement destiné à la consommation du ménage sont des (Agriculteurs, subsistances) et ceux qui le font avec l'élevage sont des (Agriculteurs et eleveurs, subsistances). Avertissement!!! aissatou cisse enquêté dans l'emploi principale n'a pas declaré son revenu prière de fournir plus d'effort pour lui demander son revenu, vous pouvez utiliser des stratégies pour faire une estimation ou demander des conseils au QG. Incoherence!!! les informations de aissatou cisse sur le nombre de mois, jours et heures de son emploi principal et secondaire sont identiques, veuillez corriger ou confirmer aupres du QG.</w:t>
       </w:r>
     </w:p>
     <w:p>
@@ -3147,7 +3130,7 @@
           <w:color w:val="4672C4"/>
           <w:sz w:val="22"/>
         </w:rPr>
-        <w:t>&gt;&gt; Section7b - Consommation alimentaire - 7 jours</w:t>
+        <w:t>&gt;&gt; Section6 - Epargne et credit</w:t>
       </w:r>
     </w:p>
     <w:p>
@@ -3158,7 +3141,7 @@
         <w:rPr>
           <w:sz w:val="20"/>
         </w:rPr>
-        <w:t>- Le ménage a consommé Ail mais les informations sur la quantité, l'unité ou la taille ne sont pas renseignées.Prière de renseigner. Le ménage a consommé Arachides décortiquées mais les informations sur la quantité, l'unité ou la taille ne sont pas renseignées.Prière de renseigner. Le ménage a consommé Aubergine   mais les informations sur la quantité, l'unité ou la taille ne sont pas renseignées.Prière de renseigner. Le ménage a consommé Aubergine sauvage  mais les informations sur la quantité, l'unité ou la taille ne sont pas renseignées.Prière de renseigner. Le ménage a consommé Biscuits mais les informations sur la quantité, l'unité ou la taille ne sont pas renseignées.Prière de renseigner. Le ménage a consommé Capitaine frais mais les informations sur la quantité, l'unité ou la taille ne sont pas renseignées.Prière de renseigner. Le ménage a consommé Carotte mais les informations sur la quantité, l'unité ou la taille ne sont pas renseignées.Prière de renseigner. Le ménage a consommé Carpe séchée mais les informations sur la quantité, l'unité ou la taille ne sont pas renseignées.Prière de renseigner. Le ménage a consommé Choux mais les informations sur la quantité, l'unité ou la taille ne sont pas renseignées.Prière de renseigner. Le ménage a consommé Concentré de tomate mais les informations sur la quantité, l'unité ou la taille ne sont pas renseignées.Prière de renseigner. Le ménage a consommé Courge mais les informations sur la quantité, l'unité ou la taille ne sont pas renseignées.Prière de renseigner. Le ménage a consommé Cube alimentaire (Maggi, Jumbo, ) mais les informations sur la quantité, l'unité ou la taille ne sont pas renseignées.Prière de renseigner. Le ménage a consommé Farine de maïs mais les informations sur la quantité, l'unité ou la taille ne sont pas renseignées.Prière de renseigner. Le ménage a consommé Farine de mil mais les informations sur la quantité, l'unité ou la taille ne sont pas renseignées.Prière de renseigner. Le ménage a consommé Feuilles de Fakoye (Feuille de corete) mais les informations sur la quantité, l'unité ou la taille ne sont pas renseignées.Prière de renseigner. Le ménage a consommé Feuilles de patate mais les informations sur la quantité, l'unité ou la taille ne sont pas renseignées.Prière de renseigner. Le ménage a consommé Huile de soja  mais les informations sur la quantité, l'unité ou la taille ne sont pas renseignées.Prière de renseigner. Le ménage a consommé Lait frais de vache mais les informations sur la quantité, l'unité ou la taille ne sont pas renseignées.Prière de renseigner. Le ménage a consommé Manioc en tubercules mais les informations sur la quantité, l'unité ou la taille ne sont pas renseignées.Prière de renseigner. Le ménage a consommé Oignon frais mais les informations sur la quantité, l'unité ou la taille ne sont pas renseignées.Prière de renseigner. Le ménage a consommé Pastèque mais les informations sur la quantité, l'unité ou la taille ne sont pas renseignées.Prière de renseigner. Le ménage a consommé Patate douce mais les informations sur la quantité, l'unité ou la taille ne sont pas renseignées.Prière de renseigner. Le ménage a consommé Piment séché mais les informations sur la quantité, l'unité ou la taille ne sont pas renseignées.Prière de renseigner. Le ménage a consommé Poireau mais les informations sur la quantité, l'unité ou la taille ne sont pas renseignées.Prière de renseigner. Le ménage a consommé Poivre mais les informations sur la quantité, l'unité ou la taille ne sont pas renseignées.Prière de renseigner. Le ménage a consommé Poivron frais mais les informations sur la quantité, l'unité ou la taille ne sont pas renseignées.Prière de renseigner. Le ménage a consommé Pâte d'arachide mais les informations sur la quantité, l'unité ou la taille ne sont pas renseignées.Prière de renseigner. Le ménage a consommé Riz brisé importé mais les informations sur la quantité, l'unité ou la taille ne sont pas renseignées.Prière de renseigner. Le ménage a consommé Sel mais les informations sur la quantité, l'unité ou la taille ne sont pas renseignées.Prière de renseigner. Difficile de consommer le Sel en   prière de verifier. Le ménage a consommé Soumbala (moutarde africaine) mais les informations sur la quantité, l'unité ou la taille ne sont pas renseignées.Prière de renseigner. Le ménage a consommé Sucre en poudre  mais les informations sur la quantité, l'unité ou la taille ne sont pas renseignées.Prière de renseigner. Le ménage a consommé Thé en sachet mais les informations sur la quantité, l'unité ou la taille ne sont pas renseignées.Prière de renseigner. Avertissement!!! Le ménage a consommé .a   de Thé en sachet, cette quantité semble anormale pour une consommation des 7 derniers jours.Les ménages consomment géneralement en sachet ou en paquet, prière de corriger ou de confirmer avec le QG. Le ménage a consommé Tomate fraîche mais les informations sur la quantité, l'unité ou la taille ne sont pas renseignées.Prière de renseigner. Le ménage a consommé Vinaigre de vin mais les informations sur la quantité, l'unité ou la taille ne sont pas renseignées.Prière de renseigner.</w:t>
+        <w:t>- Avertissement!!! Aliou cisse a demandé un crédit auprès d'une institution financière au cours des 12 derniers mois, qui a obtenu un crédit auprès d'une de ces institutions au cours des 12 derniers mois dit n'avoir pas beneficer de crédit immobilier. Veuillez vous rassurez réellement que la personne n'a pas affecté de crédit immobilier.</w:t>
       </w:r>
     </w:p>
     <w:p>
@@ -3168,7 +3151,7 @@
           <w:color w:val="4672C4"/>
           <w:sz w:val="22"/>
         </w:rPr>
-        <w:t>&gt;&gt; Section9b - Depenses non-alimentaires - 7 jours</w:t>
+        <w:t>&gt;&gt; Section7b - Consommation alimentaire - 7 jours</w:t>
       </w:r>
     </w:p>
     <w:p>
@@ -3179,7 +3162,7 @@
         <w:rPr>
           <w:sz w:val="20"/>
         </w:rPr>
-        <w:t>- Il est difficile d'avoir un ménage qui n'a effectué aucune des dépenses mentionnées au cours de 7 derniers jours, prière de revoir la section 9B pour ce ménage.</w:t>
+        <w:t>- Attention ! Le prix unitaire d'achat (100 Fcfa) de Vinaigre de vin en Verre ( à thé) (taille unique) est relativement élevé par rapport aux autres prix observés dans cette zone. Prière de corriger ou de confirmer avec le QG. Attention ! Le prix unitaire d'achat (37.5 Fcfa) de Cube alimentaire (Maggi, Jumbo, ) en Cube (Petit) est relativement élevé par rapport aux autres prix observés dans cette zone. Prière de corriger ou de confirmer avec le QG. Avertissement!! La quantité (5 litre) du produit Huile de soja  consommée  par le ménage semble très élevé, prière de corriger ou confirmer avec le QG. Avertissement!!! Le ménage a consommé 10 Kg taille unique de Capitaine frais, cette quantité semble anormale pour une consommation des 7 derniers jours.Prière de corriger ou de confirmer avec le QG. Attention ! Le prix unitaire d'achat (800 Fcfa) de Capitaine frais en Kg (taille unique) est relativement faible par rapport aux autres prix observés dans cette zone. Prière de corriger ou de confirmer avec le QG. Avertissement!!! Le ménage a consommé 14 Paquet Petit de Thé en sachet, cette quantité semble anormale pour une consommation des 7 derniers jours.Prière de corriger ou de confirmer avec le QG. Avertissement!! le prix unitaire (100 Fcfa) de Thé en sachet (unité: Paquet) de taille Petit est très faible ou élevé. Prière de corriger ou de confirmer avec le QG. Avertissement!!! Le ménage a consommé 14 Sachets Moyen de Sucre en poudre , cette quantité semble anormale pour une consommation des 7 derniers jours.Prière de corriger ou de confirmer avec le QG. Avertissement!!! Le ménage a consommé 3 Cuillère Moyen de Pâte d'arachide, cette quantité semble anormale pour une consommation des 7 derniers jours. Etes vous sur d'avoir selectionner la bonne unitée ? prière de verifier et corriger. Incohérence!! Dans ce ménage, chaque individus consomme par jour 28.72886 Kg  de cereale; Prière de revoir les quantités prises de ces produits.</w:t>
       </w:r>
     </w:p>
     <w:p>
@@ -3189,7 +3172,7 @@
           <w:color w:val="4672C4"/>
           <w:sz w:val="22"/>
         </w:rPr>
-        <w:t>&gt;&gt; Section9c - Depenses non-alimentaires - 30 jours</w:t>
+        <w:t>&gt;&gt; Section9b - Depenses non-alimentaires - 7 jours</w:t>
       </w:r>
     </w:p>
     <w:p>
@@ -3200,7 +3183,7 @@
         <w:rPr>
           <w:sz w:val="20"/>
         </w:rPr>
-        <w:t>- La dernière fois que vous avez acheté Bois de chauffe ramassé/coupé (estimer la valeur) est ramasseri dans la forêt et semble exister dans les modalités, prière de prendre attache avec le QG pour plus d'explication afin de la classer bien.</w:t>
+        <w:t>- Il est difficile d'avoir un ménage qui n'a effectué aucune des dépenses mentionnées au cours de 7 derniers jours, prière de revoir la section 9B pour ce ménage.</w:t>
       </w:r>
     </w:p>
     <w:p>
@@ -3210,7 +3193,7 @@
           <w:color w:val="4672C4"/>
           <w:sz w:val="22"/>
         </w:rPr>
-        <w:t>&gt;&gt; Section9d - Depenses non-alimentaires - 3 mois</w:t>
+        <w:t>&gt;&gt; Section9c - Depenses non-alimentaires - 30 jours</w:t>
       </w:r>
     </w:p>
     <w:p>
@@ -3221,7 +3204,7 @@
         <w:rPr>
           <w:sz w:val="20"/>
         </w:rPr>
-        <w:t>- Difficile pour un ménage de ne pas avoir effectué de dépenses au cours de 3 derniers mois sur les produits/services cités (Section 9D), prière de revoir la section pour ce ménage.</w:t>
+        <w:t>- La dernière fois que vous avez acheté Bois de chauffe ramassé/coupé (estimer la valeur) est DANS LA NATURE et semble exister dans les modalités, prière de prendre attache avec le QG pour plus d'explication afin de la classer bien.</w:t>
       </w:r>
     </w:p>
     <w:p>
@@ -3231,7 +3214,7 @@
           <w:color w:val="4672C4"/>
           <w:sz w:val="22"/>
         </w:rPr>
-        <w:t>&gt;&gt; Section9f - Depenses non-alimentaires - 12 mois</w:t>
+        <w:t>&gt;&gt; Section9d - Depenses non-alimentaires - 3 mois</w:t>
       </w:r>
     </w:p>
     <w:p>
@@ -3242,7 +3225,7 @@
         <w:rPr>
           <w:sz w:val="20"/>
         </w:rPr>
-        <w:t>- Moins possible d'avoir un ménage qui n'a effectué aucune des dépenses au cours de 12 derniers mois, veuillez revoir la section pour ce ménage.</w:t>
+        <w:t>- Difficile pour un ménage de ne pas avoir effectué de dépenses au cours de 3 derniers mois sur les produits/services cités (Section 9D), prière de revoir la section pour ce ménage.</w:t>
       </w:r>
     </w:p>
     <w:p>
@@ -3252,7 +3235,7 @@
           <w:color w:val="4672C4"/>
           <w:sz w:val="22"/>
         </w:rPr>
-        <w:t>&gt;&gt; Section10a - Existence entreprise non agricole</w:t>
+        <w:t>&gt;&gt; Section9f - Depenses non-alimentaires - 12 mois</w:t>
       </w:r>
     </w:p>
     <w:p>
@@ -3263,7 +3246,7 @@
         <w:rPr>
           <w:sz w:val="20"/>
         </w:rPr>
-        <w:t>- Avertissement!!! Le ménage de ALIOU CISSE a comme taille 15 personnes dont ils vivent à KAOLACK Rural et aucune d'entre ne possède une entreprise non agricole, prière de revoir cette partie de la section 10 de ce menage.</w:t>
+        <w:t>- Moins possible d'avoir un ménage qui n'a effectué aucune des dépenses au cours de 12 derniers mois, veuillez revoir la section pour ce ménage.</w:t>
       </w:r>
     </w:p>
     <w:p>
@@ -3273,7 +3256,7 @@
           <w:color w:val="4672C4"/>
           <w:sz w:val="22"/>
         </w:rPr>
-        <w:t>&gt;&gt; Section11 - Caracteristiques logement</w:t>
+        <w:t>&gt;&gt; Section10a - Existence entreprise non agricole</w:t>
       </w:r>
     </w:p>
     <w:p>
@@ -3284,7 +3267,7 @@
         <w:rPr>
           <w:sz w:val="20"/>
         </w:rPr>
-        <w:t>- Le montant (FCFA) du loyer mensuel payé pour un logement comme le votre dans ce village/quartier est trop élevé, Veuillez s'il vous plaît corriger cette information.</w:t>
+        <w:t>- Avertissement!!! Le ménage de ALIOU CISSE a comme taille 15 personnes dont ils vivent à KAOLACK Rural et aucune d'entre ne possède une entreprise non agricole, prière de revoir cette partie de la section 10 de ce menage.</w:t>
       </w:r>
     </w:p>
     <w:p>
@@ -3294,7 +3277,7 @@
           <w:color w:val="4672C4"/>
           <w:sz w:val="22"/>
         </w:rPr>
-        <w:t>&gt;&gt; Section14 - Chocs</w:t>
+        <w:t>&gt;&gt; Section11 - Caracteristiques logement</w:t>
       </w:r>
     </w:p>
     <w:p>
@@ -3305,7 +3288,7 @@
         <w:rPr>
           <w:sz w:val="20"/>
         </w:rPr>
-        <w:t>- Avertissement!! Le ménage n'a été négativement affecté par aucun des problèmes donnés dans la section 14. Confirmez vous cette information avec le QG?</w:t>
+        <w:t>- Le montant (FCFA) du loyer mensuel payé pour un logement comme le votre dans ce village/quartier est trop élevé, Veuillez s'il vous plaît corriger cette information.</w:t>
       </w:r>
     </w:p>
     <w:p>
@@ -3315,6 +3298,27 @@
           <w:color w:val="4672C4"/>
           <w:sz w:val="22"/>
         </w:rPr>
+        <w:t>&gt;&gt; Section14 - Chocs</w:t>
+      </w:r>
+    </w:p>
+    <w:p>
+      <w:pPr>
+        <w:ind w:left="283"/>
+      </w:pPr>
+      <w:r>
+        <w:rPr>
+          <w:sz w:val="20"/>
+        </w:rPr>
+        <w:t>- Avertissement!! Le ménage n'a été négativement affecté par aucun des problèmes donnés dans la section 14. Confirmez vous cette information avec le QG?</w:t>
+      </w:r>
+    </w:p>
+    <w:p>
+      <w:r>
+        <w:rPr>
+          <w:b/>
+          <w:color w:val="4672C4"/>
+          <w:sz w:val="22"/>
+        </w:rPr>
         <w:t>&gt;&gt; Section16a - Champs et parcelles</w:t>
       </w:r>
     </w:p>
@@ -3326,17 +3330,17 @@
         <w:rPr>
           <w:sz w:val="20"/>
         </w:rPr>
-        <w:t xml:space="preserve">- Avertissement!! Le champs a comme nom (champs de mil 2 ehect) qui ne semble pas être un bon nom ou contient des lettres, prière de mettre le vrai nom du champs. Avertissement!! La parcelle a comme nom (paecelle 1) qui ne semble pas être un bon nom ou contient des lettres, prière de mettre le vrai nom de la parcelle. Nous constatons que la question qui porte sur la mésure du champs de la parcelle paecelle 1 n'a pas été renseigné, la collecte était-il encours ou s'agit-il de quoi ? prière de verifier et corriger. </w:t>
-        <w:br/>
-        <w:t xml:space="preserve">- Avertissement!! Le champs a comme nom (champs de mil 2 ehect) qui ne semble pas être un bon nom ou contient des lettres, prière de mettre le vrai nom du champs. Avertissement!! La parcelle a comme nom (parcelle 1) qui ne semble pas être un bon nom ou contient des lettres, prière de mettre le vrai nom de la parcelle. Le document légal (titre, acte, certificat etc. ) qui affirme votre possession de la parcelle parcelle 1 est  et semble exister dans les modalités, prière de prendre attache avec le QG pour plus d'explication afin de la classer bien. </w:t>
-        <w:br/>
-        <w:t xml:space="preserve">- Avertissement!! Le champs a comme nom (champs de mil 2 ehect) qui ne semble pas être un bon nom ou contient des lettres, prière de mettre le vrai nom du champs. Avertissement!! La parcelle a comme nom (parcelle 1) qui ne semble pas être un bon nom ou contient des lettres, prière de mettre le vrai nom de la parcelle. Le document légal (titre, acte, certificat etc. ) qui affirme votre possession de la parcelle parcelle 1 est  et semble exister dans les modalités, prière de prendre attache avec le QG pour plus d'explication afin de la classer bien. </w:t>
-        <w:br/>
-        <w:t xml:space="preserve">- Avertissement!! Le champs a comme nom (champs de mil 2 ehect) qui ne semble pas être un bon nom ou contient des lettres, prière de mettre le vrai nom du champs. Avertissement!! La parcelle a comme nom (parcelle 1) qui ne semble pas être un bon nom ou contient des lettres, prière de mettre le vrai nom de la parcelle. Nous constatons que la question qui porte sur la mésure du champs de la parcelle parcelle 1 n'a pas été renseigné, la collecte était-il encours ou s'agit-il de quoi ? prière de verifier et corriger. </w:t>
-        <w:br/>
-        <w:t xml:space="preserve">- Avertissement!! Le champs a comme nom (champs de mil 2 ehect) qui ne semble pas être un bon nom ou contient des lettres, prière de mettre le vrai nom du champs. Avertissement!! La parcelle a comme nom (parcelle1) qui ne semble pas être un bon nom ou contient des lettres, prière de mettre le vrai nom de la parcelle. Nous constatons que la question qui porte sur la mésure du champs de la parcelle parcelle1 n'a pas été renseigné, la collecte était-il encours ou s'agit-il de quoi ? prière de verifier et corriger. </w:t>
-        <w:br/>
-        <w:t>- Avertissement!! Le champs a comme nom (champs de mil 2 ehect) qui ne semble pas être un bon nom ou contient des lettres, prière de mettre le vrai nom du champs. Avertissement!! La parcelle a comme nom (parcelle1) qui ne semble pas être un bon nom ou contient des lettres, prière de mettre le vrai nom de la parcelle. Nous constatons que la question qui porte sur la mésure du champs de la parcelle parcelle1 n'a pas été renseigné, la collecte était-il encours ou s'agit-il de quoi ? prière de verifier et corriger.</w:t>
+        <w:t xml:space="preserve">- Avertissement!! Le champs a comme nom (champs de mil 2 ha) qui ne semble pas être un bon nom ou contient des lettres, prière de mettre le vrai nom du champs. Avertissement!! La parcelle a comme nom (paecelle 1) qui ne semble pas être un bon nom ou contient des lettres, prière de mettre le vrai nom de la parcelle. La raison principale de la non mesure de la parcelle paecelle 1 est location et semble exister dans les modalités, prière de prendre attache avec le QG pour plus d'explication afin de la classer bien. </w:t>
+        <w:br/>
+        <w:t xml:space="preserve">- Avertissement!! Le champs a comme nom (champs de mil 2 ha) qui ne semble pas être un bon nom ou contient des lettres, prière de mettre le vrai nom du champs. Avertissement!! La parcelle a comme nom (parcelle 1) qui ne semble pas être un bon nom ou contient des lettres, prière de mettre le vrai nom de la parcelle. La raison principale de la non mesure de la parcelle parcelle 1 est location et semble exister dans les modalités, prière de prendre attache avec le QG pour plus d'explication afin de la classer bien. </w:t>
+        <w:br/>
+        <w:t xml:space="preserve">- Avertissement!! Le champs a comme nom (champs de mil 2 ha) qui ne semble pas être un bon nom ou contient des lettres, prière de mettre le vrai nom du champs. Avertissement!! La parcelle a comme nom (parcelle 1) qui ne semble pas être un bon nom ou contient des lettres, prière de mettre le vrai nom de la parcelle. Le document légal (titre, acte, certificat etc. ) qui affirme votre possession de la parcelle parcelle 1 est  et semble exister dans les modalités, prière de prendre attache avec le QG pour plus d'explication afin de la classer bien. </w:t>
+        <w:br/>
+        <w:t xml:space="preserve">- Avertissement!! Le champs a comme nom (champs de mil 2 ha) qui ne semble pas être un bon nom ou contient des lettres, prière de mettre le vrai nom du champs. Avertissement!! La parcelle a comme nom (parcelle 1) qui ne semble pas être un bon nom ou contient des lettres, prière de mettre le vrai nom de la parcelle. Le document légal (titre, acte, certificat etc. ) qui affirme votre possession de la parcelle parcelle 1 est  et semble exister dans les modalités, prière de prendre attache avec le QG pour plus d'explication afin de la classer bien. </w:t>
+        <w:br/>
+        <w:t xml:space="preserve">- Avertissement!! Le champs a comme nom (champs de mil 2 ha) qui ne semble pas être un bon nom ou contient des lettres, prière de mettre le vrai nom du champs. Avertissement!! La parcelle a comme nom (parcelle1) qui ne semble pas être un bon nom ou contient des lettres, prière de mettre le vrai nom de la parcelle. La raison principale de la non mesure de la parcelle parcelle1 est location et semble exister dans les modalités, prière de prendre attache avec le QG pour plus d'explication afin de la classer bien. </w:t>
+        <w:br/>
+        <w:t>- Avertissement!! Le champs a comme nom (champs de mil 2 ha) qui ne semble pas être un bon nom ou contient des lettres, prière de mettre le vrai nom du champs. Avertissement!! La parcelle a comme nom (parcelle1) qui ne semble pas être un bon nom ou contient des lettres, prière de mettre le vrai nom de la parcelle. La raison principale de la non mesure de la parcelle parcelle1 est location et semble exister dans les modalités, prière de prendre attache avec le QG pour plus d'explication afin de la classer bien.</w:t>
       </w:r>
     </w:p>
     <w:p>
@@ -3707,7 +3711,7 @@
           <w:color w:val="4672C4"/>
           <w:sz w:val="22"/>
         </w:rPr>
-        <w:t>&gt;&gt; Section0 - Identification et renseignements de controle</w:t>
+        <w:t>&gt;&gt; Section2 - Education</w:t>
       </w:r>
     </w:p>
     <w:p>
@@ -3718,7 +3722,35 @@
         <w:rPr>
           <w:sz w:val="20"/>
         </w:rPr>
-        <w:t>- Le questionnaire semble ne pas être complètement fini mais le questionnaire est en statut complet, prière de compléter le questionnaire.</w:t>
+        <w:t xml:space="preserve">- Peu probable! ABDOU CISSE  n'arrive pas  à comprendre un petit texte lu dans une langue locale (s02q03). Veuillez corriger ou donner des explications au QG. </w:t>
+        <w:br/>
+        <w:t xml:space="preserve">- Peu probable! ADJA THIAM  n'arrive pas  à comprendre un petit texte lu dans une langue locale (s02q03). Veuillez corriger ou donner des explications au QG. </w:t>
+        <w:br/>
+        <w:t xml:space="preserve">- Peu probable! AISSATOU CISSE  n'arrive pas  à comprendre un petit texte lu dans une langue locale (s02q03). Veuillez corriger ou donner des explications au QG. </w:t>
+        <w:br/>
+        <w:t xml:space="preserve">- Peu probable! ALIOU TOURE  n'arrive pas  à comprendre un petit texte lu dans une langue locale (s02q03). Veuillez corriger ou donner des explications au QG. </w:t>
+        <w:br/>
+        <w:t xml:space="preserve">- Peu probable! AMY CISSE  n'arrive pas  à comprendre un petit texte lu dans une langue locale (s02q03). Veuillez corriger ou donner des explications au QG. </w:t>
+        <w:br/>
+        <w:t xml:space="preserve">- Peu probable! AMY TOURE  n'arrive pas  à comprendre un petit texte lu dans une langue locale (s02q03). Veuillez corriger ou donner des explications au QG. </w:t>
+        <w:br/>
+        <w:t xml:space="preserve">- Peu probable! BABACAR CISSE  n'arrive pas  à comprendre un petit texte lu dans une langue locale (s02q03). Veuillez corriger ou donner des explications au QG. </w:t>
+        <w:br/>
+        <w:t xml:space="preserve">- Peu probable! BABACAR DRAME  n'arrive pas  à comprendre un petit texte lu dans une langue locale (s02q03). Veuillez corriger ou donner des explications au QG. </w:t>
+        <w:br/>
+        <w:t xml:space="preserve">- Peu probable! DIABOU CISSE  n'arrive pas  à comprendre un petit texte lu dans une langue locale (s02q03). Veuillez corriger ou donner des explications au QG. </w:t>
+        <w:br/>
+        <w:t xml:space="preserve">- Peu probable! FANA CISSE 2  n'arrive pas  à comprendre un petit texte lu dans une langue locale (s02q03). Veuillez corriger ou donner des explications au QG. </w:t>
+        <w:br/>
+        <w:t xml:space="preserve">- Peu probable! IBRAHIMA CISSE  n'arrive pas  à comprendre un petit texte lu dans une langue locale (s02q03). Veuillez corriger ou donner des explications au QG. </w:t>
+        <w:br/>
+        <w:t xml:space="preserve">- Peu probable! KHADY CISSE  n'arrive pas  à comprendre un petit texte lu dans une langue locale (s02q03). Veuillez corriger ou donner des explications au QG. Peu probable! KHADY CISSE  ne sait ni lire, ni écrire, ni comprendre dans aucune des langues  (s02q01,s02q02,s02q03). Veuillez corriger ou donner des explications au QG. </w:t>
+        <w:br/>
+        <w:t xml:space="preserve">- Peu probable! KHODJA CISSE  n'arrive pas  à comprendre un petit texte lu dans une langue locale (s02q03). Veuillez corriger ou donner des explications au QG. </w:t>
+        <w:br/>
+        <w:t xml:space="preserve">- Peu probable! MOUSSA CISEE  n'arrive pas  à comprendre un petit texte lu dans une langue locale (s02q03). Veuillez corriger ou donner des explications au QG. </w:t>
+        <w:br/>
+        <w:t>- Peu probable! OUSMANE TOURE  n'arrive pas  à comprendre un petit texte lu dans une langue locale (s02q03). Veuillez corriger ou donner des explications au QG.</w:t>
       </w:r>
     </w:p>
     <w:p>
@@ -3728,7 +3760,7 @@
           <w:color w:val="4672C4"/>
           <w:sz w:val="22"/>
         </w:rPr>
-        <w:t>&gt;&gt; Section1 - Caracteristiques des membres</w:t>
+        <w:t>&gt;&gt; Section4b - Emploi - Activite principale</w:t>
       </w:r>
     </w:p>
     <w:p>
@@ -3739,7 +3771,17 @@
         <w:rPr>
           <w:sz w:val="20"/>
         </w:rPr>
-        <w:t>- Les catégories socioprofessionnelles du père biologique de  MOUHAMED CISSE  ne sont pas coherentes, prière de corriger.</w:t>
+        <w:t xml:space="preserve">- Avertissement!!! MOUSSA CISEE est un Spécialistes de l'enseignement, non classés ailleurs qui travaille dans Entreprise associative et a declaré comme catégorie socioprofessionnelle Ouvrier ou employé qualifié , prière de vérifier cette information de catégorie socioprofessionnelle auprès de l'enquêté (e) ou confirmer avec le QG. </w:t>
+        <w:br/>
+        <w:t>- Prière de changer la branche d'activité de ADJA THIAM, les agriculteurs dont leurs cultures est principalement destiné à la consommation du ménage sont des (Agriculteurs, subsistances) et ceux qui le font avec l'élevage sont des (Agriculteurs et eleveurs, subsistances)</w:t>
+        <w:br/>
+        <w:t>- Prière de changer la branche d'activité de AMY TOURE, les agriculteurs dont leurs cultures est principalement destiné à la consommation du ménage sont des (Agriculteurs, subsistances) et ceux qui le font avec l'élevage sont des (Agriculteurs et eleveurs, subsistances)</w:t>
+        <w:br/>
+        <w:t>- Prière de changer la branche d'activité de AWA CISSE, les agriculteurs dont leurs cultures est principalement destiné à la consommation du ménage sont des (Agriculteurs, subsistances) et ceux qui le font avec l'élevage sont des (Agriculteurs et eleveurs, subsistances)</w:t>
+        <w:br/>
+        <w:t>- Prière de changer la branche d'activité de BABACAR CISSE, les agriculteurs dont leurs cultures est principalement destiné à la consommation du ménage sont des (Agriculteurs, subsistances) et ceux qui le font avec l'élevage sont des (Agriculteurs et eleveurs, subsistances)</w:t>
+        <w:br/>
+        <w:t>- Prière de changer la branche d'activité de FANA CISSE 2, les agriculteurs dont leurs cultures est principalement destiné à la consommation du ménage sont des (Agriculteurs, subsistances) et ceux qui le font avec l'élevage sont des (Agriculteurs et eleveurs, subsistances)</w:t>
       </w:r>
     </w:p>
     <w:p>
@@ -3749,7 +3791,7 @@
           <w:color w:val="4672C4"/>
           <w:sz w:val="22"/>
         </w:rPr>
-        <w:t>&gt;&gt; Section2 - Education</w:t>
+        <w:t>&gt;&gt; Section4c - Emploi - Activite secondaire</w:t>
       </w:r>
     </w:p>
     <w:p>
@@ -3760,35 +3802,9 @@
         <w:rPr>
           <w:sz w:val="20"/>
         </w:rPr>
-        <w:t xml:space="preserve">- Peu probable! ABDOU CISSE  n'arrive pas  à comprendre un petit texte lu dans une langue locale (s02q03). Veuillez corriger ou donner des explications au QG. </w:t>
-        <w:br/>
-        <w:t xml:space="preserve">- Peu probable! ADJA THIAM  n'arrive pas  à comprendre un petit texte lu dans une langue locale (s02q03). Veuillez corriger ou donner des explications au QG. </w:t>
-        <w:br/>
-        <w:t xml:space="preserve">- Peu probable! AISSATOU CISSE  n'arrive pas  à comprendre un petit texte lu dans une langue locale (s02q03). Veuillez corriger ou donner des explications au QG. </w:t>
-        <w:br/>
-        <w:t xml:space="preserve">- Peu probable! ALIOU TOURE  n'arrive pas  à comprendre un petit texte lu dans une langue locale (s02q03). Veuillez corriger ou donner des explications au QG. </w:t>
-        <w:br/>
-        <w:t xml:space="preserve">- Peu probable! AMY CISSE  n'arrive pas  à comprendre un petit texte lu dans une langue locale (s02q03). Veuillez corriger ou donner des explications au QG. </w:t>
-        <w:br/>
-        <w:t xml:space="preserve">- Peu probable! AMY TOURE  n'arrive pas  à comprendre un petit texte lu dans une langue locale (s02q03). Veuillez corriger ou donner des explications au QG. </w:t>
-        <w:br/>
-        <w:t xml:space="preserve">- Peu probable! BABACAR CISSE  n'arrive pas  à comprendre un petit texte lu dans une langue locale (s02q03). Veuillez corriger ou donner des explications au QG. </w:t>
-        <w:br/>
-        <w:t xml:space="preserve">- Peu probable! BABACAR DRAME  n'arrive pas  à comprendre un petit texte lu dans une langue locale (s02q03). Veuillez corriger ou donner des explications au QG. </w:t>
-        <w:br/>
-        <w:t xml:space="preserve">- Peu probable! DIABOU CISSE  n'arrive pas  à comprendre un petit texte lu dans une langue locale (s02q03). Veuillez corriger ou donner des explications au QG. </w:t>
-        <w:br/>
-        <w:t xml:space="preserve">- Peu probable! FANA CISSE 2  n'arrive pas  à comprendre un petit texte lu dans une langue locale (s02q03). Veuillez corriger ou donner des explications au QG. </w:t>
-        <w:br/>
-        <w:t xml:space="preserve">- Peu probable! IBRAHIMA CISSE  n'arrive pas  à comprendre un petit texte lu dans une langue locale (s02q03). Veuillez corriger ou donner des explications au QG. </w:t>
-        <w:br/>
-        <w:t xml:space="preserve">- Peu probable! KHADY CISSE  n'arrive pas  à comprendre un petit texte lu dans une langue locale (s02q03). Veuillez corriger ou donner des explications au QG. Peu probable! KHADY CISSE  ne sait ni lire, ni écrire, ni comprendre dans aucune des langues  (s02q01,s02q02,s02q03). Veuillez corriger ou donner des explications au QG. </w:t>
-        <w:br/>
-        <w:t xml:space="preserve">- Peu probable! KHODJA CISSE  n'arrive pas  à comprendre un petit texte lu dans une langue locale (s02q03). Veuillez corriger ou donner des explications au QG. </w:t>
-        <w:br/>
-        <w:t xml:space="preserve">- Peu probable! MOUSSA CISEE  n'arrive pas  à comprendre un petit texte lu dans une langue locale (s02q03). Veuillez corriger ou donner des explications au QG. </w:t>
-        <w:br/>
-        <w:t>- Peu probable! OUSMANE TOURE  n'arrive pas  à comprendre un petit texte lu dans une langue locale (s02q03). Veuillez corriger ou donner des explications au QG.</w:t>
+        <w:t xml:space="preserve">- Attention ! Le nombre de jours que MOUSSA CISEE a travaillés par mois semble être inférieur à 15. Veuillez, s'il vous plaît, confirmer cette information. </w:t>
+        <w:br/>
+        <w:t>- Avertissement!!! les informations de BABACAR CISSE sur le nombre de mois, jours ou heures de son emploi secondaire sont superieur a celles de son emploi principal , veuillez corriger ou confirmer aupres du QG.</w:t>
       </w:r>
     </w:p>
     <w:p>
@@ -3798,7 +3814,7 @@
           <w:color w:val="4672C4"/>
           <w:sz w:val="22"/>
         </w:rPr>
-        <w:t>&gt;&gt; Section4b - Emploi - Activite principale</w:t>
+        <w:t>&gt;&gt; Section6 - Epargne et credit</w:t>
       </w:r>
     </w:p>
     <w:p>
@@ -3809,17 +3825,7 @@
         <w:rPr>
           <w:sz w:val="20"/>
         </w:rPr>
-        <w:t xml:space="preserve">- Avertissement!!! MOUSSA CISEE est un Instituteurs, enseignement primaire qui travaille dans Entreprise associative et a declaré comme catégorie socioprofessionnelle Ouvrier ou employé qualifié , prière de vérifier cette information de catégorie socioprofessionnelle auprès de l'enquêté (e) ou confirmer avec le QG. </w:t>
-        <w:br/>
-        <w:t>- Prière de changer la branche d'activité de ADJA THIAM, les agriculteurs dont leurs cultures est principalement destiné à la consommation du ménage sont des (Agriculteurs, subsistances) et ceux qui le font avec l'élevage sont des (Agriculteurs et eleveurs, subsistances)</w:t>
-        <w:br/>
-        <w:t>- Prière de changer la branche d'activité de AMY TOURE, les agriculteurs dont leurs cultures est principalement destiné à la consommation du ménage sont des (Agriculteurs, subsistances) et ceux qui le font avec l'élevage sont des (Agriculteurs et eleveurs, subsistances)</w:t>
-        <w:br/>
-        <w:t>- Prière de changer la branche d'activité de AWA CISSE, les agriculteurs dont leurs cultures est principalement destiné à la consommation du ménage sont des (Agriculteurs, subsistances) et ceux qui le font avec l'élevage sont des (Agriculteurs et eleveurs, subsistances)</w:t>
-        <w:br/>
-        <w:t>- Prière de changer la branche d'activité de BABACAR CISSE, les agriculteurs dont leurs cultures est principalement destiné à la consommation du ménage sont des (Agriculteurs, subsistances) et ceux qui le font avec l'élevage sont des (Agriculteurs et eleveurs, subsistances)</w:t>
-        <w:br/>
-        <w:t>- Prière de changer la branche d'activité de FANA CISSE 2, les agriculteurs dont leurs cultures est principalement destiné à la consommation du ménage sont des (Agriculteurs, subsistances) et ceux qui le font avec l'élevage sont des (Agriculteurs et eleveurs, subsistances)</w:t>
+        <w:t>- Avertissement!!! MOUSSA CISEE est un Spécialistes de l'enseignement, non classés ailleurs qui travaille dans Entreprise associative et est un Ouvrier ou employé qualifié mais dit n'avoir pas de compte dans une banque classique, prière de vérifier auprès de l'enquêté (e) ou confirmer avec le QG.</w:t>
       </w:r>
     </w:p>
     <w:p>
@@ -3829,7 +3835,7 @@
           <w:color w:val="4672C4"/>
           <w:sz w:val="22"/>
         </w:rPr>
-        <w:t>&gt;&gt; Section4c - Emploi - Activite secondaire</w:t>
+        <w:t>&gt;&gt; Section7b - Consommation alimentaire - 7 jours</w:t>
       </w:r>
     </w:p>
     <w:p>
@@ -3840,9 +3846,7 @@
         <w:rPr>
           <w:sz w:val="20"/>
         </w:rPr>
-        <w:t xml:space="preserve">- Attention ! Le nombre de jours que MOUSSA CISEE a travaillés par mois semble être inférieur à 15. Veuillez, s'il vous plaît, confirmer cette information. </w:t>
-        <w:br/>
-        <w:t>- Avertissement!!! les informations de BABACAR CISSE sur le nombre de mois, jours ou heures de son emploi secondaire sont superieur a celles de son emploi principal , veuillez corriger ou confirmer aupres du QG.</w:t>
+        <w:t>- Attention ! Le prix unitaire d'achat (200 Fcfa) de Feuilles de patate en Sachets (Moyen) est relativement élevé par rapport aux autres prix observés dans cette zone. Prière de corriger ou de confirmer avec le QG. Attention ! Le prix unitaire d'achat (25 Fcfa) de Vinaigre de vin en Verre ( à thé) (taille unique) est relativement faible par rapport aux autres prix observés dans cette zone. Prière de corriger ou de confirmer avec le QG. Attention ! Le prix unitaire d'achat (600 Fcfa) de Citron en Pièce (Moyen) est relativement élevé par rapport aux autres prix observés dans cette zone. Prière de corriger ou de confirmer avec le QG. Attention ! Le prix unitaire d'achat (650 Fcfa) de Sucre en poudre  en Kg (taille unique) est relativement élevé par rapport aux autres prix observés dans cette zone. Prière de corriger ou de confirmer avec le QG. Avertissement!! La quantité (3.75 litre) du produit Huile de soja  consommée  par le ménage semble très élevé, prière de corriger ou confirmer avec le QG. Avertissement!!! Le ménage a consommé 10 Cuillère Moyen de Pâte d'arachide, cette quantité semble anormale pour une consommation des 7 derniers jours. Etes vous sur d'avoir selectionner la bonne unitée ? prière de verifier et corriger. Avertissement!!! Le ménage a consommé 11 Tas Moyen de Mâchoiron séchée (Kon), cette quantité semble anormale pour une consommation des 7 derniers jours.Prière de corriger ou de confirmer avec le QG. Avertissement!!! Le ménage a consommé 12 Paquet Petit de Thé en sachet, cette quantité semble anormale pour une consommation des 7 derniers jours.Prière de corriger ou de confirmer avec le QG. Avertissement!! le prix unitaire (100 Fcfa) de Thé en sachet (unité: Paquet) de taille Petit est très faible ou élevé. Prière de corriger ou de confirmer avec le QG. Avertissement!!! Le ménage a consommé 32 Morceau (Portion) Petit de Carpe séchée, cette quantité semble anormale pour une consommation des 7 derniers jours.Prière de corriger ou de confirmer avec le QG. Attention ! Le prix unitaire d'achat (62.5 Fcfa) de Carpe séchée en Morceau (Portion) (Petit) est relativement faible par rapport aux autres prix observés dans cette zone. Prière de corriger ou de confirmer avec le QG. Avertissement!!! Le ménage a consommé 38 Sachets Petit de Piment séché, cette quantité semble anormale pour une consommation des 7 derniers jours.Prière de corriger ou de confirmer avec le QG. Avertissement!!! Le ménage a consommé 42 Cube Moyen de Cube alimentaire (Maggi, Jumbo, ), cette quantité semble anormale pour une consommation des 7 derniers jours.Prière de corriger ou de confirmer avec le QG. Avertissement!!!Le ménage a consommé 49 Cuillère de Petit de Sel  ce qui semble incoherent pour une consommation aucours des 7 derniers jours, prière de verifier et corriger. Avertissement!!! Le ménage a consommé 49 Cuillère Petit de Sel, cette quantité semble anormale pour une consommation des 7 derniers jours.Prière de corriger ou de confirmer avec le QG. Avertissement!!!Le ménage a consommé 49 Kg de taille unique de Maïs en grain  ce qui semble incoherent pour une consommation aucours des 7 derniers jours, prière de verifier et corriger. Incohérence!! Dans ce ménage, chaque individus consomme par jour 20.71474 Kg  de cereale; Prière de revoir les quantités prises de ces produits. Incohérence!! Dans ce ménage, chaque individus consomme par jour 20.71474 Kg  de cereale; Prière de revoir les quantités prises de ces produits. Incohérence!! Dans ce ménage, chaque individus consomme par jour 20.71474 Kg  de cereale; Prière de revoir les quantités prises de ces produits. Le prix d'achat unitaire (8000 Fcfa) de Manioc en tubercules en Kg de taille taille unique prière de regarder les reponses prises dans les questions s07bq07a s07bq07b s07bq07c s07bq08 pour mieux corriger. Attention ! Le prix unitaire d'achat (8000 Fcfa) de Manioc en tubercules en Kg (taille unique) est relativement élevé par rapport aux autres prix observés dans cette zone. Prière de corriger ou de confirmer avec le QG.</w:t>
       </w:r>
     </w:p>
     <w:p>
@@ -3852,7 +3856,7 @@
           <w:color w:val="4672C4"/>
           <w:sz w:val="22"/>
         </w:rPr>
-        <w:t>&gt;&gt; Section6 - Epargne et credit</w:t>
+        <w:t>&gt;&gt; Section9c - Depenses non-alimentaires - 30 jours</w:t>
       </w:r>
     </w:p>
     <w:p>
@@ -3863,7 +3867,9 @@
         <w:rPr>
           <w:sz w:val="20"/>
         </w:rPr>
-        <w:t>- Avertissement!!! MOUSSA CISEE est un Instituteurs, enseignement primaire qui travaille dans Entreprise associative et est un Ouvrier ou employé qualifié mais dit n'avoir pas de compte dans une banque classique, prière de vérifier auprès de l'enquêté (e) ou confirmer avec le QG.</w:t>
+        <w:t xml:space="preserve">- La dernière fois que vous avez acheté Bois de chauffe ramassé/coupé (estimer la valeur) est DANS LA NATURE et semble exister dans les modalités, prière de prendre attache avec le QG pour plus d'explication afin de la classer bien. </w:t>
+        <w:br/>
+        <w:t>- Peu plausible! le montant de la dépense pour  Savon de ménage, lessive en poudre, détergents (eau de javel, etc. ) semble trop élevé. Veuillez, s'il vous plaît, confirmer cette information avec le QG ou la corriger.</w:t>
       </w:r>
     </w:p>
     <w:p>
@@ -3873,7 +3879,7 @@
           <w:color w:val="4672C4"/>
           <w:sz w:val="22"/>
         </w:rPr>
-        <w:t>&gt;&gt; Section7b - Consommation alimentaire - 7 jours</w:t>
+        <w:t>&gt;&gt; Section10a - Existence entreprise non agricole</w:t>
       </w:r>
     </w:p>
     <w:p>
@@ -3884,7 +3890,7 @@
         <w:rPr>
           <w:sz w:val="20"/>
         </w:rPr>
-        <w:t>- Attention ! Le prix unitaire d'achat (200 Fcfa) de Feuilles de patate en Sachets (Moyen) est relativement élevé par rapport aux autres prix observés dans cette zone. Prière de corriger ou de confirmer avec le QG. Attention ! Le prix unitaire d'achat (25 Fcfa) de Vinaigre de vin en Verre ( à thé) (taille unique) est relativement faible par rapport aux autres prix observés dans cette zone. Prière de corriger ou de confirmer avec le QG. Attention ! Le prix unitaire d'achat (600 Fcfa) de Citron en Pièce (Moyen) est relativement élevé par rapport aux autres prix observés dans cette zone. Prière de corriger ou de confirmer avec le QG. Attention ! Le prix unitaire d'achat (650 Fcfa) de Sucre en poudre  en Kg (taille unique) est relativement élevé par rapport aux autres prix observés dans cette zone. Prière de corriger ou de confirmer avec le QG. Avertissement!! La quantité (3.75 litre) du produit Huile de soja  consommée  par le ménage semble très élevé, prière de corriger ou confirmer avec le QG. Avertissement!!! Le ménage a consommé 10 Cuillère Moyen de Pâte d'arachide, cette quantité semble anormale pour une consommation des 7 derniers jours. Etes vous sur d'avoir selectionner la bonne unitée ? prière de verifier et corriger. Avertissement!!! Le ménage a consommé 11 Tas Moyen de Mâchoiron séchée (Kon), cette quantité semble anormale pour une consommation des 7 derniers jours.Prière de corriger ou de confirmer avec le QG. Avertissement!!! Le ménage a consommé 12 Paquet Petit de Thé en sachet, cette quantité semble anormale pour une consommation des 7 derniers jours.Prière de corriger ou de confirmer avec le QG. Avertissement!! le prix unitaire (100 Fcfa) de Thé en sachet (unité: Paquet) de taille Petit est très faible ou élevé. Prière de corriger ou de confirmer avec le QG. Avertissement!!! Le ménage a consommé 32 Morceau (Portion) Petit de Carpe séchée, cette quantité semble anormale pour une consommation des 7 derniers jours.Prière de corriger ou de confirmer avec le QG. Attention ! Le prix unitaire d'achat (62.5 Fcfa) de Carpe séchée en Morceau (Portion) (Petit) est relativement faible par rapport aux autres prix observés dans cette zone. Prière de corriger ou de confirmer avec le QG. Avertissement!!! Le ménage a consommé 38 Sachets Petit de Piment séché, cette quantité semble anormale pour une consommation des 7 derniers jours.Prière de corriger ou de confirmer avec le QG. Avertissement!!! Le ménage a consommé 42 Cube Moyen de Cube alimentaire (Maggi, Jumbo, ), cette quantité semble anormale pour une consommation des 7 derniers jours.Prière de corriger ou de confirmer avec le QG. Avertissement!!!Le ménage a consommé 49 Cuillère de Petit de Sel  ce qui semble incoherent pour une consommation aucours des 7 derniers jours, prière de verifier et corriger. Avertissement!!! Le ménage a consommé 49 Cuillère Petit de Sel, cette quantité semble anormale pour une consommation des 7 derniers jours.Prière de corriger ou de confirmer avec le QG. Avertissement!!!Le ménage a consommé 49 Kg de taille unique de Maïs en grain  ce qui semble incoherent pour une consommation aucours des 7 derniers jours, prière de verifier et corriger. Incohérence!! Dans ce ménage, chaque individus consomme par jour 12.77233 Kg  de cereale; Prière de revoir les quantités prises de ces produits. Incohérence!! Dans ce ménage, chaque individus consomme par jour 12.77233 Kg  de cereale; Prière de revoir les quantités prises de ces produits. Incohérence!! Dans ce ménage, chaque individus consomme par jour 12.77233 Kg  de cereale; Prière de revoir les quantités prises de ces produits. Le prix d'achat unitaire (8000 Fcfa) de Manioc en tubercules en Kg de taille taille unique prière de regarder les reponses prises dans les questions s07bq07a s07bq07b s07bq07c s07bq08 pour mieux corriger. Attention ! Le prix unitaire d'achat (8000 Fcfa) de Manioc en tubercules en Kg (taille unique) est relativement élevé par rapport aux autres prix observés dans cette zone. Prière de corriger ou de confirmer avec le QG.</w:t>
+        <w:t>- Avertissement!!! Le ménage de MOUSSA CISSE a comme taille 19 personnes dont ils vivent à KAOLACK Rural et aucune d'entre ne possède une entreprise non agricole, prière de revoir cette partie de la section 10 de ce menage.</w:t>
       </w:r>
     </w:p>
     <w:p>
@@ -3894,7 +3900,7 @@
           <w:color w:val="4672C4"/>
           <w:sz w:val="22"/>
         </w:rPr>
-        <w:t>&gt;&gt; Section9c - Depenses non-alimentaires - 30 jours</w:t>
+        <w:t>&gt;&gt; Section11 - Caracteristiques logement</w:t>
       </w:r>
     </w:p>
     <w:p>
@@ -3905,7 +3911,7 @@
         <w:rPr>
           <w:sz w:val="20"/>
         </w:rPr>
-        <w:t>- Peu plausible! le montant de la dépense pour  Savon de ménage, lessive en poudre, détergents (eau de javel, etc. ) semble trop élevé. Veuillez, s'il vous plaît, confirmer cette information avec le QG ou la corriger.</w:t>
+        <w:t>- Le montant (FCFA) du loyer mensuel payé pour un logement comme le votre dans ce village/quartier est trop élevé, Veuillez s'il vous plaît corriger cette information. le montant supporté par le ménage pour cette source d’énergie au cours des 30 derniers jours semble élevé, prière de confirmer ou corriger.</w:t>
       </w:r>
     </w:p>
     <w:p>
@@ -3915,7 +3921,7 @@
           <w:color w:val="4672C4"/>
           <w:sz w:val="22"/>
         </w:rPr>
-        <w:t>&gt;&gt; Section10a - Existence entreprise non agricole</w:t>
+        <w:t>&gt;&gt; Section16a - Champs et parcelles</w:t>
       </w:r>
     </w:p>
     <w:p>
@@ -3926,7 +3932,27 @@
         <w:rPr>
           <w:sz w:val="20"/>
         </w:rPr>
-        <w:t>- Avertissement!!! Le ménage de MOUSSA CISSE a comme taille 19 personnes dont ils vivent à KAOLACK Rural et aucune d'entre ne possède une entreprise non agricole, prière de revoir cette partie de la section 10 de ce menage.</w:t>
+        <w:t xml:space="preserve">- Avertissement!! Le champs a comme nom (CHAMPS 1 ARACHIDE MOUSSA) qui ne semble pas être un bon nom ou contient des lettres, prière de mettre le vrai nom du champs. </w:t>
+        <w:br/>
+        <w:t xml:space="preserve">- Avertissement!! Le champs a comme nom (CHAMPS 1 ARACHIDE MOUSSA) qui ne semble pas être un bon nom ou contient des lettres, prière de mettre le vrai nom du champs. Avertissement!! La parcelle a comme nom (CHAMP 1 ARACHIDE) qui ne semble pas être un bon nom ou contient des lettres, prière de mettre le vrai nom de la parcelle. La parcelle CHAMP 1 ARACHIDE n'a pas été mésurée pour des raisons comme qu'elle est trop petite, GPS en panne et que le Ménage indisponible. Nous vous rappelons que ces raisons ne passent pas pour la non mesure des parcelles prière de les mésurer. </w:t>
+        <w:br/>
+        <w:t xml:space="preserve">- Avertissement!! Le champs a comme nom (CHAMPS 1 ARACHIDE MOUSSA) qui ne semble pas être un bon nom ou contient des lettres, prière de mettre le vrai nom du champs. Avertissement!! La parcelle a comme nom (PARCELLE 1 MAIS) qui ne semble pas être un bon nom ou contient des lettres, prière de mettre le vrai nom de la parcelle. </w:t>
+        <w:br/>
+        <w:t xml:space="preserve">- Avertissement!! Le champs a comme nom (CHAMPS 1 ARACHIDE MOUSSA) qui ne semble pas être un bon nom ou contient des lettres, prière de mettre le vrai nom du champs. Avertissement!! La parcelle a comme nom (PARCELLE 1 MAIS) qui ne semble pas être un bon nom ou contient des lettres, prière de mettre le vrai nom de la parcelle. La quantité d'utilisation d'urée dans la parcelle PARCELLE 1 MAIS est de 75 Kilogramme et semble élevé, prière de corriger. </w:t>
+        <w:br/>
+        <w:t xml:space="preserve">- Avertissement!! Le champs a comme nom (CHAMPS 1 ARACHIDE MOUSSA) qui ne semble pas être un bon nom ou contient des lettres, prière de mettre le vrai nom du champs. La parcelle CHAMP ARACHIDE n'a pas été mésurée pour des raisons comme qu'elle est trop petite, GPS en panne et que le Ménage indisponible. Nous vous rappelons que ces raisons ne passent pas pour la non mesure des parcelles prière de les mésurer. </w:t>
+        <w:br/>
+        <w:t xml:space="preserve">- Avertissement!! Le champs a comme nom (CHAMPS 1 ARACHIDE MOUSSA) qui ne semble pas être un bon nom ou contient des lettres, prière de mettre le vrai nom du champs. La parcelle CHAMP ARACHIDE n'a pas été mésurée pour des raisons comme qu'elle est trop petite, GPS en panne et que le Ménage indisponible. Nous vous rappelons que ces raisons ne passent pas pour la non mesure des parcelles prière de les mésurer. </w:t>
+        <w:br/>
+        <w:t xml:space="preserve">- Avertissement!! Le champs a comme nom (CHAMPS 1 ARACHIDE MOUSSA) qui ne semble pas être un bon nom ou contient des lettres, prière de mettre le vrai nom du champs. La parcelle CHAMP MIL n'a pas été mésurée pour des raisons comme qu'elle est trop petite, GPS en panne et que le Ménage indisponible. Nous vous rappelons que ces raisons ne passent pas pour la non mesure des parcelles prière de les mésurer. </w:t>
+        <w:br/>
+        <w:t xml:space="preserve">- Avertissement!! Le champs a comme nom (CHAMPS 1 ARACHIDE MOUSSA) qui ne semble pas être un bon nom ou contient des lettres, prière de mettre le vrai nom du champs. La parcelle CHAMPS ARACHIDE n'a pas été mésurée pour des raisons comme qu'elle est trop petite, GPS en panne et que le Ménage indisponible. Nous vous rappelons que ces raisons ne passent pas pour la non mesure des parcelles prière de les mésurer. </w:t>
+        <w:br/>
+        <w:t xml:space="preserve">- Avertissement!! Le champs a comme nom (CHAMPS 1 ARACHIDE MOUSSA) qui ne semble pas être un bon nom ou contient des lettres, prière de mettre le vrai nom du champs. La parcelle CHAMPS ARAHIDE n'a pas été mésurée pour des raisons comme qu'elle est trop petite, GPS en panne et que le Ménage indisponible. Nous vous rappelons que ces raisons ne passent pas pour la non mesure des parcelles prière de les mésurer. </w:t>
+        <w:br/>
+        <w:t xml:space="preserve">- Avertissement!! Le champs a comme nom (CHAMPS 1 ARACHIDE MOUSSA) qui ne semble pas être un bon nom ou contient des lettres, prière de mettre le vrai nom du champs. La parcelle PARCELLE MAIS n'a pas été mésurée pour des raisons comme qu'elle est trop petite, GPS en panne et que le Ménage indisponible. Nous vous rappelons que ces raisons ne passent pas pour la non mesure des parcelles prière de les mésurer. </w:t>
+        <w:br/>
+        <w:t>- Avertissement!! Le champs a comme nom (CHAMPS 1 ARACHIDE MOUSSA) qui ne semble pas être un bon nom ou contient des lettres, prière de mettre le vrai nom du champs. La quantité d'utilisation d'urée dans la parcelle PARCELLE MAIS est de 75 Kilogramme et semble élevé, prière de corriger. La parcelle PARCELLE MAIS n'a pas été mésurée pour des raisons comme qu'elle est trop petite, GPS en panne et que le Ménage indisponible. Nous vous rappelons que ces raisons ne passent pas pour la non mesure des parcelles prière de les mésurer.</w:t>
       </w:r>
     </w:p>
     <w:p>
@@ -3936,7 +3962,7 @@
           <w:color w:val="4672C4"/>
           <w:sz w:val="22"/>
         </w:rPr>
-        <w:t>&gt;&gt; Section11 - Caracteristiques logement</w:t>
+        <w:t>&gt;&gt; Section16c - Cultures</w:t>
       </w:r>
     </w:p>
     <w:p>
@@ -3947,7 +3973,19 @@
         <w:rPr>
           <w:sz w:val="20"/>
         </w:rPr>
-        <w:t>- Le montant (FCFA) du loyer mensuel payé pour un logement comme le votre dans ce village/quartier est trop élevé, Veuillez s'il vous plaît corriger cette information. le montant supporté par le ménage pour cette source d’énergie au cours des 30 derniers jours semble élevé, prière de confirmer ou corriger.</w:t>
+        <w:t xml:space="preserve">- La quantité estimée en Kg est incorrecte (Exemple : si le ménage a eu 10 sacs de 100kg = 10*100=1000kg), prière de corriger merci. </w:t>
+        <w:br/>
+        <w:t xml:space="preserve">- La quantité estimée en Kg est incorrecte (Exemple : si le ménage a eu 10 sacs de 100kg = 10*100=1000kg), prière de corriger merci. </w:t>
+        <w:br/>
+        <w:t xml:space="preserve">- La quantité estimée en Kg est incorrecte (Exemple : si le ménage a eu 10 sacs de 100kg = 10*100=1000kg), prière de corriger merci. </w:t>
+        <w:br/>
+        <w:t xml:space="preserve">- La quantité estimée en Kg est incorrecte (Exemple : si le ménage a eu 10 sacs de 100kg = 10*100=1000kg), prière de corriger merci. </w:t>
+        <w:br/>
+        <w:t xml:space="preserve">- La quantité estimée en Kg est incorrecte (Exemple : si le ménage a eu 10 sacs de 100kg = 10*100=1000kg), prière de corriger merci. </w:t>
+        <w:br/>
+        <w:t xml:space="preserve">- La quantité estimée en Kg est incorrecte (Exemple : si le ménage a eu 10 sacs de 100kg = 10*100=1000kg), prière de corriger merci. </w:t>
+        <w:br/>
+        <w:t>- La quantité estimée en Kg est incorrecte (Exemple : si le ménage a eu 10 sacs de 100kg = 10*100=1000kg), prière de corriger merci.</w:t>
       </w:r>
     </w:p>
     <w:p>
@@ -3957,7 +3995,7 @@
           <w:color w:val="4672C4"/>
           <w:sz w:val="22"/>
         </w:rPr>
-        <w:t>&gt;&gt; Section16a - Champs et parcelles</w:t>
+        <w:t>&gt;&gt; Section16d - Utilisation de la production</w:t>
       </w:r>
     </w:p>
     <w:p>
@@ -3968,27 +4006,21 @@
         <w:rPr>
           <w:sz w:val="20"/>
         </w:rPr>
-        <w:t xml:space="preserve">- Avertissement!! Le champs a comme nom (CHAMPS 1 ARACHIDE MOUSSA) qui ne semble pas être un bon nom ou contient des lettres, prière de mettre le vrai nom du champs. Avertissement!! La parcelle a comme nom (CHAMP 1 ARACHIDE) qui ne semble pas être un bon nom ou contient des lettres, prière de mettre le vrai nom de la parcelle. La superficie de la parcelle CHAMP 1 ARACHIDE selon les mesures GPS est de .a hectare qui semble élevé ou faible, prière de corriger. </w:t>
-        <w:br/>
-        <w:t xml:space="preserve">- Avertissement!! Le champs a comme nom (CHAMPS 1 ARACHIDE MOUSSA) qui ne semble pas être un bon nom ou contient des lettres, prière de mettre le vrai nom du champs. Avertissement!! La parcelle a comme nom (PARCELLE 1 MAIS) qui ne semble pas être un bon nom ou contient des lettres, prière de mettre le vrai nom de la parcelle. La quantité d'utilisation d'urée dans la parcelle PARCELLE 1 MAIS est de 75 Kilogramme et semble élevé, prière de corriger. La superficie de la parcelle PARCELLE 1 MAIS selon les mesures GPS est de .a hectare qui semble élevé ou faible, prière de corriger. </w:t>
-        <w:br/>
-        <w:t xml:space="preserve">- Avertissement!! Le champs a comme nom (CHAMPS 1 ARACHIDE MOUSSA) qui ne semble pas être un bon nom ou contient des lettres, prière de mettre le vrai nom du champs. Avertissement!! La parcelle a comme nom (PARCELLE 1 MAIS) qui ne semble pas être un bon nom ou contient des lettres, prière de mettre le vrai nom de la parcelle. La superficie de la parcelle PARCELLE 1 MAIS selon les mesures GPS est de .a hectare qui semble élevé ou faible, prière de corriger. </w:t>
-        <w:br/>
-        <w:t xml:space="preserve">- Avertissement!! Le champs a comme nom (CHAMPS 1 ARACHIDE MOUSSA) qui ne semble pas être un bon nom ou contient des lettres, prière de mettre le vrai nom du champs. La quantité d'utilisation d'urée dans la parcelle PARCELLE MAIS est de 75 Kilogramme et semble élevé, prière de corriger. La superficie de la parcelle PARCELLE MAIS selon les mesures GPS est de .a hectare qui semble élevé ou faible, prière de corriger. </w:t>
-        <w:br/>
-        <w:t xml:space="preserve">- Avertissement!! Le champs a comme nom (CHAMPS 1 ARACHIDE MOUSSA) qui ne semble pas être un bon nom ou contient des lettres, prière de mettre le vrai nom du champs. La superficie de la parcelle CHAMP ARACHIDE selon les mesures GPS est de .a hectare qui semble élevé ou faible, prière de corriger. </w:t>
-        <w:br/>
-        <w:t xml:space="preserve">- Avertissement!! Le champs a comme nom (CHAMPS 1 ARACHIDE MOUSSA) qui ne semble pas être un bon nom ou contient des lettres, prière de mettre le vrai nom du champs. La superficie de la parcelle CHAMP ARACHIDE selon les mesures GPS est de .a hectare qui semble élevé ou faible, prière de corriger. </w:t>
-        <w:br/>
-        <w:t xml:space="preserve">- Avertissement!! Le champs a comme nom (CHAMPS 1 ARACHIDE MOUSSA) qui ne semble pas être un bon nom ou contient des lettres, prière de mettre le vrai nom du champs. La superficie de la parcelle CHAMP MIL selon les mesures GPS est de .a hectare qui semble élevé ou faible, prière de corriger. </w:t>
-        <w:br/>
-        <w:t xml:space="preserve">- Avertissement!! Le champs a comme nom (CHAMPS 1 ARACHIDE MOUSSA) qui ne semble pas être un bon nom ou contient des lettres, prière de mettre le vrai nom du champs. La superficie de la parcelle CHAMPS ARACHIDE selon les mesures GPS est de .a hectare qui semble élevé ou faible, prière de corriger. </w:t>
-        <w:br/>
-        <w:t xml:space="preserve">- Avertissement!! Le champs a comme nom (CHAMPS 1 ARACHIDE MOUSSA) qui ne semble pas être un bon nom ou contient des lettres, prière de mettre le vrai nom du champs. La superficie de la parcelle CHAMPS ARACHIDE selon les mesures GPS est de .a hectare qui semble élevé ou faible, prière de corriger. </w:t>
-        <w:br/>
-        <w:t xml:space="preserve">- Avertissement!! Le champs a comme nom (CHAMPS 1 ARACHIDE MOUSSA) qui ne semble pas être un bon nom ou contient des lettres, prière de mettre le vrai nom du champs. La superficie de la parcelle CHAMPS ARAHIDE selon les mesures GPS est de .a hectare qui semble élevé ou faible, prière de corriger. </w:t>
-        <w:br/>
-        <w:t>- Avertissement!! Le champs a comme nom (CHAMPS 1 ARACHIDE MOUSSA) qui ne semble pas être un bon nom ou contient des lettres, prière de mettre le vrai nom du champs. La superficie de la parcelle PARCELLE MAIS selon les mesures GPS est de .a hectare qui semble élevé ou faible, prière de corriger.</w:t>
+        <w:t xml:space="preserve">- || </w:t>
+        <w:br/>
+        <w:t xml:space="preserve">- </w:t>
+        <w:br/>
+        <w:t xml:space="preserve">- </w:t>
+        <w:br/>
+        <w:t xml:space="preserve">- </w:t>
+        <w:br/>
+        <w:t xml:space="preserve">- </w:t>
+        <w:br/>
+        <w:t xml:space="preserve">- </w:t>
+        <w:br/>
+        <w:t xml:space="preserve">- </w:t>
+        <w:br/>
+        <w:t>-  ||</w:t>
       </w:r>
     </w:p>
     <w:p>
@@ -3998,7 +4030,7 @@
           <w:color w:val="4672C4"/>
           <w:sz w:val="22"/>
         </w:rPr>
-        <w:t>&gt;&gt; Section16c - Cultures</w:t>
+        <w:t>&gt;&gt; Section17 - Elevage</w:t>
       </w:r>
     </w:p>
     <w:p>
@@ -4009,19 +4041,7 @@
         <w:rPr>
           <w:sz w:val="20"/>
         </w:rPr>
-        <w:t xml:space="preserve">- La quantité estimée en Kg est incorrecte (Exemple : si le ménage a eu 10 sacs de 100kg = 10*100=1000kg), prière de corriger merci. </w:t>
-        <w:br/>
-        <w:t xml:space="preserve">- La quantité estimée en Kg est incorrecte (Exemple : si le ménage a eu 10 sacs de 100kg = 10*100=1000kg), prière de corriger merci. </w:t>
-        <w:br/>
-        <w:t xml:space="preserve">- La quantité estimée en Kg est incorrecte (Exemple : si le ménage a eu 10 sacs de 100kg = 10*100=1000kg), prière de corriger merci. </w:t>
-        <w:br/>
-        <w:t xml:space="preserve">- La quantité estimée en Kg est incorrecte (Exemple : si le ménage a eu 10 sacs de 100kg = 10*100=1000kg), prière de corriger merci. </w:t>
-        <w:br/>
-        <w:t xml:space="preserve">- La quantité estimée en Kg est incorrecte (Exemple : si le ménage a eu 10 sacs de 100kg = 10*100=1000kg), prière de corriger merci. </w:t>
-        <w:br/>
-        <w:t xml:space="preserve">- La quantité estimée en Kg est incorrecte (Exemple : si le ménage a eu 10 sacs de 100kg = 10*100=1000kg), prière de corriger merci. </w:t>
-        <w:br/>
-        <w:t>- La quantité estimée en Kg est incorrecte (Exemple : si le ménage a eu 10 sacs de 100kg = 10*100=1000kg), prière de corriger merci.</w:t>
+        <w:t>- Avertissement! Le prix unitaire (60000 Fcfa) de Equins (Chevaux) est trop petit ou élevé. Veuillez confirmer ces informations avec le QG ou apporter les corrections nécessaires.</w:t>
       </w:r>
     </w:p>
     <w:p>
@@ -4031,7 +4051,7 @@
           <w:color w:val="4672C4"/>
           <w:sz w:val="22"/>
         </w:rPr>
-        <w:t>&gt;&gt; Section16d - Utilisation de la production</w:t>
+        <w:t>&gt;&gt; Section19 - Equipements agricoles</w:t>
       </w:r>
     </w:p>
     <w:p>
@@ -4042,63 +4062,11 @@
         <w:rPr>
           <w:sz w:val="20"/>
         </w:rPr>
-        <w:t xml:space="preserve">- || </w:t>
-        <w:br/>
-        <w:t xml:space="preserve">- </w:t>
-        <w:br/>
-        <w:t xml:space="preserve">- </w:t>
-        <w:br/>
-        <w:t xml:space="preserve">- </w:t>
-        <w:br/>
-        <w:t xml:space="preserve">- </w:t>
-        <w:br/>
-        <w:t xml:space="preserve">- </w:t>
-        <w:br/>
-        <w:t xml:space="preserve">- </w:t>
-        <w:br/>
-        <w:t>-  ||</w:t>
-      </w:r>
-    </w:p>
-    <w:p>
-      <w:r>
-        <w:rPr>
-          <w:b/>
-          <w:color w:val="4672C4"/>
-          <w:sz w:val="22"/>
-        </w:rPr>
-        <w:t>&gt;&gt; Section17 - Elevage</w:t>
-      </w:r>
-    </w:p>
-    <w:p>
-      <w:pPr>
-        <w:ind w:left="283"/>
-      </w:pPr>
-      <w:r>
-        <w:rPr>
-          <w:sz w:val="20"/>
-        </w:rPr>
-        <w:t>- Avertissement! Le prix unitaire (60000 Fcfa) de Equins (Chevaux) est trop petit ou élevé. Veuillez confirmer ces informations avec le QG ou apporter les corrections nécessaires.</w:t>
-      </w:r>
-    </w:p>
-    <w:p>
-      <w:r>
-        <w:rPr>
-          <w:b/>
-          <w:color w:val="4672C4"/>
-          <w:sz w:val="22"/>
-        </w:rPr>
-        <w:t>&gt;&gt; Section19 - Equipements agricoles</w:t>
-      </w:r>
-    </w:p>
-    <w:p>
-      <w:pPr>
-        <w:ind w:left="283"/>
-      </w:pPr>
-      <w:r>
-        <w:rPr>
-          <w:sz w:val="20"/>
-        </w:rPr>
         <w:t xml:space="preserve">- Attention ! Abreuvoir / Mangeoire a été revendu à 2000 Fcfa qui est relativement élevé par rapport aux autres prix de revente observés dans cette zone. Prière de corriger ou de confirmer avec le QG. </w:t>
+        <w:br/>
+        <w:t xml:space="preserve">- Attention ! Faucheuse a été revendu à 2000 Fcfa qui est relativement élevé par rapport aux autres prix de revente observés dans cette zone. Prière de corriger ou de confirmer avec le QG. </w:t>
+        <w:br/>
+        <w:t xml:space="preserve">- Attention ! Hache/pioche a été revendu à 10000 Fcfa qui est relativement élevé par rapport aux autres prix de revente observés dans cette zone. Prière de corriger ou de confirmer avec le QG. </w:t>
         <w:br/>
         <w:t>- Attention ! Houe/daba/hilaire a été achété à 75000 Fcfa est relativement élevé par rapport aux autres prix d'achat observés dans cette zone. Prière de corriger ou de confirmer avec le QG. Attention ! Houe/daba/hilaire a été revendu à 75000 Fcfa qui est relativement élevé par rapport aux autres prix de revente observés dans cette zone. Prière de corriger ou de confirmer avec le QG.</w:t>
       </w:r>
@@ -4436,7 +4404,7 @@
         <w:rPr>
           <w:sz w:val="20"/>
         </w:rPr>
-        <w:t>- Le questionnaire semble ne pas être complètement fini mais le questionnaire est en statut complet, prière de compléter le questionnaire. Il est obligatoire de prendre les coordonnées Gps avant d'administrer le questionnaire. Prière de prendre les coordonnées GPS.</w:t>
+        <w:t>- Il est obligatoire de prendre les coordonnées Gps avant d'administrer le questionnaire. Prière de prendre les coordonnées GPS.</w:t>
       </w:r>
     </w:p>
     <w:p>
@@ -4502,7 +4470,7 @@
           <w:color w:val="4672C4"/>
           <w:sz w:val="22"/>
         </w:rPr>
-        <w:t>&gt;&gt; Section4b - Emploi - Activite principale</w:t>
+        <w:t>&gt;&gt; Section4c - Emploi - Activite secondaire</w:t>
       </w:r>
     </w:p>
     <w:p>
@@ -4513,15 +4481,11 @@
         <w:rPr>
           <w:sz w:val="20"/>
         </w:rPr>
-        <w:t xml:space="preserve">- AvertissementDEMBA CISSE  travaille mais les questions relatives à son emploi principal ne sont pas renseignées à 100%, prière de les renseigner. </w:t>
-        <w:br/>
-        <w:t>- Prière de changer la branche d'activité de ABDOULAYE CISSE, les agriculteurs dont leurs cultures est principalement destiné à la consommation du ménage sont des (Agriculteurs, subsistances) et ceux qui le font avec l'élevage sont des (Agriculteurs et eleveurs, subsistances)</w:t>
-        <w:br/>
-        <w:t>- Prière de changer la branche d'activité de ADJI CISSE, les agriculteurs dont leurs cultures est principalement destiné à la consommation du ménage sont des (Agriculteurs, subsistances) et ceux qui le font avec l'élevage sont des (Agriculteurs et eleveurs, subsistances)</w:t>
-        <w:br/>
-        <w:t>- Prière de changer la branche d'activité de AMY NDIAYE EPOUSE 2, les agriculteurs dont leurs cultures est principalement destiné à la consommation du ménage sont des (Agriculteurs, subsistances) et ceux qui le font avec l'élevage sont des (Agriculteurs et eleveurs, subsistances)</w:t>
-        <w:br/>
-        <w:t>- Prière de changer la branche d'activité de KHODJA TOURE, les agriculteurs dont leurs cultures est principalement destiné à la consommation du ménage sont des (Agriculteurs, subsistances) et ceux qui le font avec l'élevage sont des (Agriculteurs et eleveurs, subsistances)</w:t>
+        <w:t xml:space="preserve">- Avertissement!!! la branche d'activité de AMY CISSE EPOUSE 1 est identique dans l'emploi principale et secondaire, prière de confirmer cette information avec le QG ou de corriger. </w:t>
+        <w:br/>
+        <w:t xml:space="preserve">- Avertissement!!! les informations de ABDOULAYE CISSE sur le nombre de mois, jours ou heures de son emploi secondaire sont superieur a celles de son emploi principal , veuillez corriger ou confirmer aupres du QG. </w:t>
+        <w:br/>
+        <w:t>- Avertissement!!! les informations de DJIM CISSE sur le nombre de mois, jours ou heures de son emploi secondaire sont superieur a celles de son emploi principal , veuillez corriger ou confirmer aupres du QG.</w:t>
       </w:r>
     </w:p>
     <w:p>
@@ -4531,7 +4495,7 @@
           <w:color w:val="4672C4"/>
           <w:sz w:val="22"/>
         </w:rPr>
-        <w:t>&gt;&gt; Section4c - Emploi - Activite secondaire</w:t>
+        <w:t>&gt;&gt; Section7b - Consommation alimentaire - 7 jours</w:t>
       </w:r>
     </w:p>
     <w:p>
@@ -4542,9 +4506,7 @@
         <w:rPr>
           <w:sz w:val="20"/>
         </w:rPr>
-        <w:t xml:space="preserve">- Avertissement!!! les informations de ABDOULAYE CISSE sur le nombre de mois, jours ou heures de son emploi secondaire sont superieur a celles de son emploi principal , veuillez corriger ou confirmer aupres du QG. </w:t>
-        <w:br/>
-        <w:t>- Avertissement!!! les informations de DJIM CISSE sur le nombre de mois, jours ou heures de son emploi secondaire sont superieur a celles de son emploi principal , veuillez corriger ou confirmer aupres du QG.</w:t>
+        <w:t>- Attention ! Le prix unitaire d'achat (1000 Fcfa) de Piment séché en Sachets (Moyen) est relativement élevé par rapport aux autres prix observés dans cette zone. Prière de corriger ou de confirmer avec le QG. Attention ! Le prix unitaire d'achat (1000 Fcfa) de Poivre en Sachets (Moyen) est relativement élevé par rapport aux autres prix observés dans cette zone. Prière de corriger ou de confirmer avec le QG. Avertissement!! La quantité (3.5 litre) du produit Huile de soja  consommée  par le ménage semble très élevé, prière de corriger ou confirmer avec le QG. Avertissement!!! Le ménage a consommé 12 Pièce Petit de Poisson de mer séché (yayeboye), cette quantité semble anormale pour une consommation des 7 derniers jours.Prière de corriger ou de confirmer avec le QG. Avertissement!!! Le ménage a consommé 13 Paquet Petit de Thé en sachet, cette quantité semble anormale pour une consommation des 7 derniers jours.Prière de corriger ou de confirmer avec le QG. Avertissement!! le prix unitaire (150 Fcfa) de Thé en sachet (unité: Paquet) de taille Petit est très faible ou élevé. Prière de corriger ou de confirmer avec le QG. Avertissement!!! Le ménage a consommé 16 Cuillère Petit de Miel, cette quantité semble anormale pour une consommation des 7 derniers jours.Prière de corriger ou de confirmer avec le QG. Avertissement!!! Le ménage a consommé 17.5 Litre taille unique de Lait frais de vache, cette quantité semble anormale pour une consommation des 7 derniers jours.Prière de corriger ou de confirmer avec le QG. Avertissement!!! Le ménage a consommé 35 Sachets Tres petit de Sucre en poudre , cette quantité semble anormale pour une consommation des 7 derniers jours.Prière de corriger ou de confirmer avec le QG. Attention ! Le prix unitaire d'achat (360 Fcfa) de Sucre en poudre  en Kg (taille unique) est relativement faible par rapport aux autres prix observés dans cette zone. Prière de corriger ou de confirmer avec le QG. Avertissement!!! Le ménage a consommé 7 Cuillère Moyen de Pâte d'arachide, cette quantité semble anormale pour une consommation des 7 derniers jours. Etes vous sur d'avoir selectionner la bonne unitée ? prière de verifier et corriger. Incoherence!!! Le ménage a consommé 2 Cuillère Petit de Farine de blé locale ou importée, cette quantité semble anormale pour une consommation des 7 derniers jours, prière de verifier et corriger. Incohérence!! Dans ce ménage, chaque individus consomme par jour 14.30746 Kg  de cereale; Prière de revoir les quantités prises de ces produits. Incohérence!! Dans ce ménage, chaque individus consomme par jour 14.30746 Kg  de cereale; Prière de revoir les quantités prises de ces produits. Incohérence!! Dans ce ménage, chaque individus consomme par jour 14.30746 Kg  de cereale; Prière de revoir les quantités prises de ces produits. Le prix d'achat unitaire (150 Fcfa) de Maïs en grain en Kg de taille  taille unique  est très faible, prière de regarder les reponses prises dans les questions s07bq07a s07bq07b s07bq07c s07bq08 pour mieux corriger.</w:t>
       </w:r>
     </w:p>
     <w:p>
@@ -4554,7 +4516,7 @@
           <w:color w:val="4672C4"/>
           <w:sz w:val="22"/>
         </w:rPr>
-        <w:t>&gt;&gt; Section7b - Consommation alimentaire - 7 jours</w:t>
+        <w:t>&gt;&gt; Section9b - Depenses non-alimentaires - 7 jours</w:t>
       </w:r>
     </w:p>
     <w:p>
@@ -4565,7 +4527,7 @@
         <w:rPr>
           <w:sz w:val="20"/>
         </w:rPr>
-        <w:t>- Avertissement!! La quantité (3.5 litre) du produit Huile de soja  consommée  par le ménage semble très élevé, prière de corriger ou confirmer avec le QG. Avertissement!!! Le ménage a consommé 12 Pièce Petit de Poisson de mer séché (yayeboye), cette quantité semble anormale pour une consommation des 7 derniers jours.Prière de corriger ou de confirmer avec le QG. Avertissement!!! Le ménage a consommé 13 Paquet Petit de Thé en sachet, cette quantité semble anormale pour une consommation des 7 derniers jours.Prière de corriger ou de confirmer avec le QG. Avertissement!! le prix unitaire (150 Fcfa) de Thé en sachet (unité: Paquet) de taille Petit est très faible ou élevé. Prière de corriger ou de confirmer avec le QG. Avertissement!!! Le ménage a consommé 16 Cuillère Petit de Miel, cette quantité semble anormale pour une consommation des 7 derniers jours.Prière de corriger ou de confirmer avec le QG. Avertissement!!! Le ménage a consommé 17.5 Litre taille unique de Lait frais de vache, cette quantité semble anormale pour une consommation des 7 derniers jours.Prière de corriger ou de confirmer avec le QG. Avertissement!!! Le ménage a consommé 35 Sachets Tres petit de Sucre en poudre , cette quantité semble anormale pour une consommation des 7 derniers jours.Prière de corriger ou de confirmer avec le QG. Attention ! Le prix unitaire d'achat (360 Fcfa) de Sucre en poudre  en Kg (taille unique) est relativement faible par rapport aux autres prix observés dans cette zone. Prière de corriger ou de confirmer avec le QG. Avertissement!!! Le ménage a consommé 7 Cuillère Moyen de Pâte d'arachide, cette quantité semble anormale pour une consommation des 7 derniers jours. Etes vous sur d'avoir selectionner la bonne unitée ? prière de verifier et corriger. Incoherence!!! Le ménage a consommé 2 Cuillère Petit de Farine de blé locale ou importée, cette quantité semble anormale pour une consommation des 7 derniers jours, prière de verifier et corriger. Incohérence!! Dans ce ménage, chaque individus consomme par jour 8.392857 Kg  de cereale; Prière de revoir les quantités prises de ces produits. Incohérence!! Dans ce ménage, chaque individus consomme par jour 8.392857 Kg  de cereale; Prière de revoir les quantités prises de ces produits. Incohérence!! Dans ce ménage, chaque individus consomme par jour 8.392857 Kg  de cereale; Prière de revoir les quantités prises de ces produits. Le prix d'achat unitaire (150 Fcfa) de Maïs en grain en Kg de taille  taille unique  est très faible, prière de regarder les reponses prises dans les questions s07bq07a s07bq07b s07bq07c s07bq08 pour mieux corriger.</w:t>
+        <w:t>- Peu plausible! le montant de la dépense pour Transport urbain en bus semble faible. Veuillez, s'il vous plaît, confirmer cette information avec le QG ou la corriger.</w:t>
       </w:r>
     </w:p>
     <w:p>
@@ -4575,7 +4537,7 @@
           <w:color w:val="4672C4"/>
           <w:sz w:val="22"/>
         </w:rPr>
-        <w:t>&gt;&gt; Section9b - Depenses non-alimentaires - 7 jours</w:t>
+        <w:t>&gt;&gt; Section9c - Depenses non-alimentaires - 30 jours</w:t>
       </w:r>
     </w:p>
     <w:p>
@@ -4586,7 +4548,7 @@
         <w:rPr>
           <w:sz w:val="20"/>
         </w:rPr>
-        <w:t>- Peu plausible! le montant de la dépense pour Transport urbain en bus semble faible. Veuillez, s'il vous plaît, confirmer cette information avec le QG ou la corriger.</w:t>
+        <w:t>- La dernière fois que vous avez acheté Bois de chauffe ramassé/coupé (estimer la valeur) est Dans la nature et semble exister dans les modalités, prière de prendre attache avec le QG pour plus d'explication afin de la classer bien.</w:t>
       </w:r>
     </w:p>
     <w:p>
@@ -4596,7 +4558,7 @@
           <w:color w:val="4672C4"/>
           <w:sz w:val="22"/>
         </w:rPr>
-        <w:t>&gt;&gt; Section9c - Depenses non-alimentaires - 30 jours</w:t>
+        <w:t>&gt;&gt; Section9e - Depenses non-alimentaires - 6 mois</w:t>
       </w:r>
     </w:p>
     <w:p>
@@ -4607,7 +4569,7 @@
         <w:rPr>
           <w:sz w:val="20"/>
         </w:rPr>
-        <w:t>- La dernière fois que vous avez acheté Bois de chauffe ramassé/coupé (estimer la valeur) est Dans la nature et semble exister dans les modalités, prière de prendre attache avec le QG pour plus d'explication afin de la classer bien.</w:t>
+        <w:t>- Peu plausible! le montant de la dépense pour Sous-vêtements femme (15 ans et plus): slip, jupon, tee shirt,soutien gorge, collant, etc. semble faible. Veuillez, s'il vous plaît, confirmer cette information avec le QG ou la corriger.</w:t>
       </w:r>
     </w:p>
     <w:p>
@@ -4617,7 +4579,7 @@
           <w:color w:val="4672C4"/>
           <w:sz w:val="22"/>
         </w:rPr>
-        <w:t>&gt;&gt; Section9e - Depenses non-alimentaires - 6 mois</w:t>
+        <w:t>&gt;&gt; Section9f - Depenses non-alimentaires - 12 mois</w:t>
       </w:r>
     </w:p>
     <w:p>
@@ -4628,7 +4590,7 @@
         <w:rPr>
           <w:sz w:val="20"/>
         </w:rPr>
-        <w:t>- Peu plausible! le montant de la dépense pour Sous-vêtements femme (15 ans et plus): slip, jupon, tee shirt,soutien gorge, collant, etc. semble faible. Veuillez, s'il vous plaît, confirmer cette information avec le QG ou la corriger.</w:t>
+        <w:t>- Moins possible d'avoir un ménage qui n'a effectué aucune des dépenses au cours de 12 derniers mois, veuillez revoir la section pour ce ménage.</w:t>
       </w:r>
     </w:p>
     <w:p>
@@ -4638,7 +4600,7 @@
           <w:color w:val="4672C4"/>
           <w:sz w:val="22"/>
         </w:rPr>
-        <w:t>&gt;&gt; Section9f - Depenses non-alimentaires - 12 mois</w:t>
+        <w:t>&gt;&gt; Section13b - Transferta emis</w:t>
       </w:r>
     </w:p>
     <w:p>
@@ -4649,7 +4611,7 @@
         <w:rPr>
           <w:sz w:val="20"/>
         </w:rPr>
-        <w:t>- Moins possible d'avoir un ménage qui n'a effectué aucune des dépenses au cours de 12 derniers mois, veuillez revoir la section pour ce ménage.</w:t>
+        <w:t>- Avertissement!! Le montant des transferts émis irregulièrement semble très élevé ou faible, peut-être que vous vous êtes trompés du choix de l'unité.</w:t>
       </w:r>
     </w:p>
     <w:p>
@@ -4659,7 +4621,7 @@
           <w:color w:val="4672C4"/>
           <w:sz w:val="22"/>
         </w:rPr>
-        <w:t>&gt;&gt; Section13b - Transferta emis</w:t>
+        <w:t>&gt;&gt; Section16a - Champs et parcelles</w:t>
       </w:r>
     </w:p>
     <w:p>
@@ -4670,7 +4632,17 @@
         <w:rPr>
           <w:sz w:val="20"/>
         </w:rPr>
-        <w:t>- Avertissement!! Le montant des transferts émis irregulièrement semble très élevé ou faible, peut-être que vous vous êtes trompés du choix de l'unité.</w:t>
+        <w:t xml:space="preserve">- Avertissement!! Le champs a comme nom (CHAMPS 1) qui ne semble pas être un bon nom ou contient des lettres, prière de mettre le vrai nom du champs. Avertissement!! La parcelle a comme nom (parcelle1: arachide) qui ne semble pas être un bon nom ou contient des lettres, prière de mettre le vrai nom de la parcelle. La parcelle parcelle1: arachide n'a pas été mésurée pour des raisons comme qu'elle est trop petite, GPS en panne et que le Ménage indisponible. Nous vous rappelons que ces raisons ne passent pas pour la non mesure des parcelles prière de les mésurer. Le document légal (titre, acte, certificat etc. ) qui affirme votre possession de la parcelle parcelle1: arachide est  et semble exister dans les modalités, prière de prendre attache avec le QG pour plus d'explication afin de la classer bien. </w:t>
+        <w:br/>
+        <w:t xml:space="preserve">- Avertissement!! Le champs a comme nom (CHAMPS 1) qui ne semble pas être un bon nom ou contient des lettres, prière de mettre le vrai nom du champs. Avertissement!! La parcelle a comme nom (parcelle1: arachide) qui ne semble pas être un bon nom ou contient des lettres, prière de mettre le vrai nom de la parcelle. La parcelle parcelle1: arachide n'a pas été mésurée pour des raisons comme qu'elle est trop petite, GPS en panne et que le Ménage indisponible. Nous vous rappelons que ces raisons ne passent pas pour la non mesure des parcelles prière de les mésurer. Le document légal (titre, acte, certificat etc. ) qui affirme votre possession de la parcelle parcelle1: arachide est  et semble exister dans les modalités, prière de prendre attache avec le QG pour plus d'explication afin de la classer bien. </w:t>
+        <w:br/>
+        <w:t xml:space="preserve">- Avertissement!! Le champs a comme nom (CHAMPS 1) qui ne semble pas être un bon nom ou contient des lettres, prière de mettre le vrai nom du champs. Avertissement!! La parcelle a comme nom (parcelle1: arachide) qui ne semble pas être un bon nom ou contient des lettres, prière de mettre le vrai nom de la parcelle. Le salaire total payé de toutes catégories confondues par le ménage DJIM CISSE pour la main-d'oeuvre non-familiale sur la parcelle parcelle1: arachide au cours de la campagne pour la période de préparation du sol (labour) et des semis est de 0 qui semble élevé ou faible. Merci de corriger. Le salaire total payé de toutes catégories confondues par le ménage DJIM CISSE pour la main-d'oeuvre non-familiale sur la parcelle parcelle1: arachide au cours de la campagne pour la période des récoltes est de 0 qui semble élevé ou faible. Merci de corriger. La parcelle parcelle1: arachide n'a pas été mésurée pour des raisons comme qu'elle est trop petite, GPS en panne et que le Ménage indisponible. Nous vous rappelons que ces raisons ne passent pas pour la non mesure des parcelles prière de les mésurer. Le document légal (titre, acte, certificat etc. ) qui affirme votre possession de la parcelle parcelle1: arachide est  et semble exister dans les modalités, prière de prendre attache avec le QG pour plus d'explication afin de la classer bien. </w:t>
+        <w:br/>
+        <w:t xml:space="preserve">- Avertissement!! Le champs a comme nom (CHAMPS 1) qui ne semble pas être un bon nom ou contient des lettres, prière de mettre le vrai nom du champs. Le document légal (titre, acte, certificat etc. ) qui affirme votre possession de la parcelle parcelles associe est  et semble exister dans les modalités, prière de prendre attache avec le QG pour plus d'explication afin de la classer bien. </w:t>
+        <w:br/>
+        <w:t xml:space="preserve">- Avertissement!! Le champs a comme nom (CHAMPS 1) qui ne semble pas être un bon nom ou contient des lettres, prière de mettre le vrai nom du champs. Le salaire total payé de toutes catégories confondues par le ménage DJIM CISSE pour la main-d'oeuvre non-familiale sur la parcelle parcelle au cours de la campagne pour la période de préparation du sol (labour) et des semis est de 0 qui semble élevé ou faible. Merci de corriger. La parcelle parcelle n'a pas été mésurée pour des raisons comme qu'elle est trop petite, GPS en panne et que le Ménage indisponible. Nous vous rappelons que ces raisons ne passent pas pour la non mesure des parcelles prière de les mésurer. Le document légal (titre, acte, certificat etc. ) qui affirme votre possession de la parcelle parcelle est  et semble exister dans les modalités, prière de prendre attache avec le QG pour plus d'explication afin de la classer bien. </w:t>
+        <w:br/>
+        <w:t>- Avertissement!! Le champs a comme nom (CHAMPS 1) qui ne semble pas être un bon nom ou contient des lettres, prière de mettre le vrai nom du champs. Le salaire total payé de toutes catégories confondues par le ménage DJIM CISSE pour la main-d'oeuvre non-familiale sur la parcelle parcelle mil au cours de la campagne pour la période de préparation du sol (labour) et des semis est de 0 qui semble élevé ou faible. Merci de corriger. Le salaire total payé de toutes catégories confondues par le ménage DJIM CISSE pour la main-d'oeuvre non-familiale sur la parcelle parcelle mil au cours de la campagne pour la période d'entretien du sol (sarclage, etc.) est de 0 qui semble élevé ou faible. Merci de corriger. Le document légal (titre, acte, certificat etc. ) qui affirme votre possession de la parcelle parcelle mil est  et semble exister dans les modalités, prière de prendre attache avec le QG pour plus d'explication afin de la classer bien.</w:t>
       </w:r>
     </w:p>
     <w:p>
@@ -4680,7 +4652,7 @@
           <w:color w:val="4672C4"/>
           <w:sz w:val="22"/>
         </w:rPr>
-        <w:t>&gt;&gt; Section16a - Champs et parcelles</w:t>
+        <w:t>&gt;&gt; Section16c - Cultures</w:t>
       </w:r>
     </w:p>
     <w:p>
@@ -4691,17 +4663,15 @@
         <w:rPr>
           <w:sz w:val="20"/>
         </w:rPr>
-        <w:t xml:space="preserve">- Avertissement!! Le champs a comme nom (CHAMPS 1) qui ne semble pas être un bon nom ou contient des lettres, prière de mettre le vrai nom du champs. Avertissement!! La parcelle a comme nom (parcelle1: arachide) qui ne semble pas être un bon nom ou contient des lettres, prière de mettre le vrai nom de la parcelle. La parcelle parcelle1: arachide n'a pas été mésurée pour des raisons comme qu'elle est trop petite, GPS en panne et que le Ménage indisponible. Nous vous rappelons que ces raisons ne passent pas pour la non mesure des parcelles prière de les mésurer. Le document légal (titre, acte, certificat etc. ) qui affirme votre possession de la parcelle parcelle1: arachide est  et semble exister dans les modalités, prière de prendre attache avec le QG pour plus d'explication afin de la classer bien. </w:t>
-        <w:br/>
-        <w:t xml:space="preserve">- Avertissement!! Le champs a comme nom (CHAMPS 1) qui ne semble pas être un bon nom ou contient des lettres, prière de mettre le vrai nom du champs. Avertissement!! La parcelle a comme nom (parcelle1: arachide) qui ne semble pas être un bon nom ou contient des lettres, prière de mettre le vrai nom de la parcelle. La parcelle parcelle1: arachide n'a pas été mésurée pour des raisons comme qu'elle est trop petite, GPS en panne et que le Ménage indisponible. Nous vous rappelons que ces raisons ne passent pas pour la non mesure des parcelles prière de les mésurer. Le document légal (titre, acte, certificat etc. ) qui affirme votre possession de la parcelle parcelle1: arachide est  et semble exister dans les modalités, prière de prendre attache avec le QG pour plus d'explication afin de la classer bien. </w:t>
-        <w:br/>
-        <w:t xml:space="preserve">- Avertissement!! Le champs a comme nom (CHAMPS 1) qui ne semble pas être un bon nom ou contient des lettres, prière de mettre le vrai nom du champs. Avertissement!! La parcelle a comme nom (parcelle1: arachide) qui ne semble pas être un bon nom ou contient des lettres, prière de mettre le vrai nom de la parcelle. Le salaire total payé de toutes catégories confondues par le ménage DJIM CISSE pour la main-d'oeuvre non-familiale sur la parcelle parcelle1: arachide au cours de la campagne pour la période de préparation du sol (labour) et des semis est de 0 qui semble élevé ou faible. Merci de corriger. Le salaire total payé de toutes catégories confondues par le ménage DJIM CISSE pour la main-d'oeuvre non-familiale sur la parcelle parcelle1: arachide au cours de la campagne pour la période des récoltes est de 0 qui semble élevé ou faible. Merci de corriger. La parcelle parcelle1: arachide n'a pas été mésurée pour des raisons comme qu'elle est trop petite, GPS en panne et que le Ménage indisponible. Nous vous rappelons que ces raisons ne passent pas pour la non mesure des parcelles prière de les mésurer. Le document légal (titre, acte, certificat etc. ) qui affirme votre possession de la parcelle parcelle1: arachide est  et semble exister dans les modalités, prière de prendre attache avec le QG pour plus d'explication afin de la classer bien. </w:t>
-        <w:br/>
-        <w:t xml:space="preserve">- Avertissement!! Le champs a comme nom (CHAMPS 1) qui ne semble pas être un bon nom ou contient des lettres, prière de mettre le vrai nom du champs. Le document légal (titre, acte, certificat etc. ) qui affirme votre possession de la parcelle parcelles associe est  et semble exister dans les modalités, prière de prendre attache avec le QG pour plus d'explication afin de la classer bien. </w:t>
-        <w:br/>
-        <w:t xml:space="preserve">- Avertissement!! Le champs a comme nom (CHAMPS 1) qui ne semble pas être un bon nom ou contient des lettres, prière de mettre le vrai nom du champs. Le salaire total payé de toutes catégories confondues par le ménage DJIM CISSE pour la main-d'oeuvre non-familiale sur la parcelle parcelle au cours de la campagne pour la période de préparation du sol (labour) et des semis est de 0 qui semble élevé ou faible. Merci de corriger. La parcelle parcelle n'a pas été mésurée pour des raisons comme qu'elle est trop petite, GPS en panne et que le Ménage indisponible. Nous vous rappelons que ces raisons ne passent pas pour la non mesure des parcelles prière de les mésurer. Le document légal (titre, acte, certificat etc. ) qui affirme votre possession de la parcelle parcelle est  et semble exister dans les modalités, prière de prendre attache avec le QG pour plus d'explication afin de la classer bien. </w:t>
-        <w:br/>
-        <w:t>- Avertissement!! Le champs a comme nom (CHAMPS 1) qui ne semble pas être un bon nom ou contient des lettres, prière de mettre le vrai nom du champs. Le salaire total payé de toutes catégories confondues par le ménage DJIM CISSE pour la main-d'oeuvre non-familiale sur la parcelle parcelle mil au cours de la campagne pour la période de préparation du sol (labour) et des semis est de 0 qui semble élevé ou faible. Merci de corriger. Le salaire total payé de toutes catégories confondues par le ménage DJIM CISSE pour la main-d'oeuvre non-familiale sur la parcelle parcelle mil au cours de la campagne pour la période d'entretien du sol (sarclage, etc.) est de 0 qui semble élevé ou faible. Merci de corriger. Le document légal (titre, acte, certificat etc. ) qui affirme votre possession de la parcelle parcelle mil est  et semble exister dans les modalités, prière de prendre attache avec le QG pour plus d'explication afin de la classer bien.</w:t>
+        <w:t xml:space="preserve">- La quantité estimée en Kg est incorrecte (Exemple : si le ménage a eu 10 sacs de 100kg = 10*100=1000kg), prière de corriger merci. </w:t>
+        <w:br/>
+        <w:t xml:space="preserve">- La quantité estimée en Kg est incorrecte (Exemple : si le ménage a eu 10 sacs de 100kg = 10*100=1000kg), prière de corriger merci. </w:t>
+        <w:br/>
+        <w:t xml:space="preserve">- La quantité estimée en Kg est incorrecte (Exemple : si le ménage a eu 10 sacs de 100kg = 10*100=1000kg), prière de corriger merci. </w:t>
+        <w:br/>
+        <w:t xml:space="preserve">- La quantité estimée en Kg est incorrecte (Exemple : si le ménage a eu 10 sacs de 100kg = 10*100=1000kg), prière de corriger merci. </w:t>
+        <w:br/>
+        <w:t>- La quantité estimée en Kg est incorrecte (Exemple : si le ménage a eu 10 sacs de 100kg = 10*100=1000kg), prière de corriger merci.</w:t>
       </w:r>
     </w:p>
     <w:p>
@@ -4711,7 +4681,7 @@
           <w:color w:val="4672C4"/>
           <w:sz w:val="22"/>
         </w:rPr>
-        <w:t>&gt;&gt; Section16c - Cultures</w:t>
+        <w:t>&gt;&gt; Section16d - Utilisation de la production</w:t>
       </w:r>
     </w:p>
     <w:p>
@@ -4722,15 +4692,9 @@
         <w:rPr>
           <w:sz w:val="20"/>
         </w:rPr>
-        <w:t xml:space="preserve">- La quantité estimée en Kg est incorrecte (Exemple : si le ménage a eu 10 sacs de 100kg = 10*100=1000kg), prière de corriger merci. </w:t>
-        <w:br/>
-        <w:t xml:space="preserve">- La quantité estimée en Kg est incorrecte (Exemple : si le ménage a eu 10 sacs de 100kg = 10*100=1000kg), prière de corriger merci. </w:t>
-        <w:br/>
-        <w:t xml:space="preserve">- La quantité estimée en Kg est incorrecte (Exemple : si le ménage a eu 10 sacs de 100kg = 10*100=1000kg), prière de corriger merci. </w:t>
-        <w:br/>
-        <w:t xml:space="preserve">- La quantité estimée en Kg est incorrecte (Exemple : si le ménage a eu 10 sacs de 100kg = 10*100=1000kg), prière de corriger merci. </w:t>
-        <w:br/>
-        <w:t>- La quantité estimée en Kg est incorrecte (Exemple : si le ménage a eu 10 sacs de 100kg = 10*100=1000kg), prière de corriger merci.</w:t>
+        <w:t xml:space="preserve">- || </w:t>
+        <w:br/>
+        <w:t>-  ||</w:t>
       </w:r>
     </w:p>
     <w:p>
@@ -4740,7 +4704,7 @@
           <w:color w:val="4672C4"/>
           <w:sz w:val="22"/>
         </w:rPr>
-        <w:t>&gt;&gt; Section16d - Utilisation de la production</w:t>
+        <w:t>&gt;&gt; Section17 - Elevage</w:t>
       </w:r>
     </w:p>
     <w:p>
@@ -4751,7 +4715,9 @@
         <w:rPr>
           <w:sz w:val="20"/>
         </w:rPr>
-        <w:t>- ||  ||</w:t>
+        <w:t xml:space="preserve">- Avertissement! Le prix de vente (8500 Fcfa) d'un Poules / poulets est trop petit. Veuillez confirmer ces informations avec le QG ou apporter les corrections nécessaires. </w:t>
+        <w:br/>
+        <w:t>- Avertissement! Le prix unitaire (17000 Fcfa) d'un Caprins (Chèvres) est trop petit ou élevé. Veuillez confirmer ces informations avec le QG ou apporter les corrections nécessaires.</w:t>
       </w:r>
     </w:p>
     <w:p>
@@ -4761,7 +4727,7 @@
           <w:color w:val="4672C4"/>
           <w:sz w:val="22"/>
         </w:rPr>
-        <w:t>&gt;&gt; Section17 - Elevage</w:t>
+        <w:t>&gt;&gt; Section19 - Equipements agricoles</w:t>
       </w:r>
     </w:p>
     <w:p>
@@ -4772,30 +4738,7 @@
         <w:rPr>
           <w:sz w:val="20"/>
         </w:rPr>
-        <w:t xml:space="preserve">- Avertissement! Le prix de vente (8500 Fcfa) d'un Poules / poulets est trop petit. Veuillez confirmer ces informations avec le QG ou apporter les corrections nécessaires. Attention ! Le ménage a acheté 7 Poules / poulets à 35000 donc un prix unitaire d'achat (5000 Fcfa) qui  est relativement elevé par rapport aux autres prix observés dans cette zone. Prière de corriger ou de confirmer avec le QG. </w:t>
-        <w:br/>
-        <w:t>- Avertissement! Le prix unitaire (17000 Fcfa) d'un Caprins (Chèvres) est trop petit ou élevé. Veuillez confirmer ces informations avec le QG ou apporter les corrections nécessaires.</w:t>
-      </w:r>
-    </w:p>
-    <w:p>
-      <w:r>
-        <w:rPr>
-          <w:b/>
-          <w:color w:val="4672C4"/>
-          <w:sz w:val="22"/>
-        </w:rPr>
-        <w:t>&gt;&gt; Section19 - Equipements agricoles</w:t>
-      </w:r>
-    </w:p>
-    <w:p>
-      <w:pPr>
-        <w:ind w:left="283"/>
-      </w:pPr>
-      <w:r>
-        <w:rPr>
-          <w:sz w:val="20"/>
-        </w:rPr>
-        <w:t>- Attention ! Machette a été revendu à 2500 Fcfa qui est relativement élevé par rapport aux autres prix de revente observés dans cette zone. Prière de corriger ou de confirmer avec le QG.</w:t>
+        <w:t>- Avertissement!! L'âge (37 ans)  de Autre (à préciser) dans ce ménage semble être élevé, prière de corriger ou confirmer avec le QG.</w:t>
       </w:r>
     </w:p>
     <w:p>
@@ -5120,7 +5063,7 @@
           <w:color w:val="4672C4"/>
           <w:sz w:val="22"/>
         </w:rPr>
-        <w:t>&gt;&gt; Section0 - Identification et renseignements de controle</w:t>
+        <w:t>&gt;&gt; Section1 - Caracteristiques des membres</w:t>
       </w:r>
     </w:p>
     <w:p>
@@ -5131,7 +5074,7 @@
         <w:rPr>
           <w:sz w:val="20"/>
         </w:rPr>
-        <w:t>- Le questionnaire semble ne pas être complètement fini mais le questionnaire est en statut complet, prière de compléter le questionnaire.</w:t>
+        <w:t>- La catégorie socioprofessionnelle de la mère biologique de  Babacar gueye n'est pas coherente avec les réponses des questions s01q35 et s01q36, prière de corriger ou de confirmer cette informations avec le QG.</w:t>
       </w:r>
     </w:p>
     <w:p>
@@ -5141,7 +5084,7 @@
           <w:color w:val="4672C4"/>
           <w:sz w:val="22"/>
         </w:rPr>
-        <w:t>&gt;&gt; Section1 - Caracteristiques des membres</w:t>
+        <w:t>&gt;&gt; Section2 - Education</w:t>
       </w:r>
     </w:p>
     <w:p>
@@ -5152,7 +5095,15 @@
         <w:rPr>
           <w:sz w:val="20"/>
         </w:rPr>
-        <w:t>- La catégorie socioprofessionnelle de la mère biologique de  Babacar gueye n'est pas coherente avec les réponses des questions s01q35 et s01q36, prière de corriger ou de confirmer cette informations avec le QG.</w:t>
+        <w:t xml:space="preserve">- Peu probable! Babacar gueye  n'arrive pas  à comprendre un petit texte lu dans une langue locale (s02q03). Veuillez corriger ou donner des explications au QG. La raison principale que Babacar gueye n'a pas fait des études dans une école formelle est préférence daara et semble exister dans les modalités, prière de prendre attache avec le QG pour plus d'explication afin de la classer bien. </w:t>
+        <w:br/>
+        <w:t xml:space="preserve">- Peu probable! Dieubou gueye  n'arrive pas  à comprendre un petit texte lu dans une langue locale (s02q03). Veuillez corriger ou donner des explications au QG. Peu plausible Dieubou gueye fréquente au minimum le fondamental 1 mais ne sait ni lire ni comprendre la langue française, prière de corriger ou de confirmer avec le QG merci. Avertissement!! Dieubou gueye fréquente au minimum la troisième année de fondamental 1 mais ne sait pas écrire, prière de corriger ou confirmer avec le QG. </w:t>
+        <w:br/>
+        <w:t xml:space="preserve">- Peu probable! Malick gueye  n'arrive pas  à comprendre un petit texte lu dans une langue locale (s02q03). Veuillez corriger ou donner des explications au QG. Peu probable! Malick gueye  ne sait ni lire, ni écrire, ni comprendre dans aucune des langues  (s02q01,s02q02,s02q03). Veuillez corriger ou donner des explications au QG. La raison principale que Malick gueye n'a pas fait des études dans une école formelle est preference daara et semble exister dans les modalités, prière de prendre attache avec le QG pour plus d'explication afin de la classer bien. </w:t>
+        <w:br/>
+        <w:t xml:space="preserve">- Peu probable! khady gueye  n'arrive pas  à comprendre un petit texte lu dans une langue locale (s02q03). Veuillez corriger ou donner des explications au QG. Peu probable! khady gueye  ne sait ni lire, ni écrire, ni comprendre dans aucune des langues  (s02q01,s02q02,s02q03). Veuillez corriger ou donner des explications au QG. Peu plausible khady gueye fréquente au minimum le fondamental 1 mais ne sait ni lire ni comprendre la langue française, prière de corriger ou de confirmer avec le QG merci. Attention ! Le frais de scolarité (2000 Fcfa) de khady gueye en 1ére année de Primaire est relativement élevé par rapport aux autres frais de scolarités observés dans cette zone. Prière de corriger ou de confirmer avec le QG. </w:t>
+        <w:br/>
+        <w:t>- Peu probable! yacine mbaye  n'arrive pas  à comprendre un petit texte lu dans une langue locale (s02q03). Veuillez corriger ou donner des explications au QG. Peu probable! yacine mbaye  ne sait ni lire, ni écrire, ni comprendre dans aucune des langues  (s02q01,s02q02,s02q03). Veuillez corriger ou donner des explications au QG.</w:t>
       </w:r>
     </w:p>
     <w:p>
@@ -5162,7 +5113,7 @@
           <w:color w:val="4672C4"/>
           <w:sz w:val="22"/>
         </w:rPr>
-        <w:t>&gt;&gt; Section2 - Education</w:t>
+        <w:t>&gt;&gt; Section4a - Emploi</w:t>
       </w:r>
     </w:p>
     <w:p>
@@ -5173,15 +5124,7 @@
         <w:rPr>
           <w:sz w:val="20"/>
         </w:rPr>
-        <w:t xml:space="preserve">- Peu probable! Babacar gueye  n'arrive pas  à comprendre un petit texte lu dans une langue locale (s02q03). Veuillez corriger ou donner des explications au QG. La raison principale que Babacar gueye n'a pas fait des études dans une école formelle est préférence daara et semble exister dans les modalités, prière de prendre attache avec le QG pour plus d'explication afin de la classer bien. </w:t>
-        <w:br/>
-        <w:t xml:space="preserve">- Peu probable! Dieubou gueye  n'arrive pas  à comprendre un petit texte lu dans une langue locale (s02q03). Veuillez corriger ou donner des explications au QG. Peu plausible Dieubou gueye fréquente au minimum le fondamental 1 mais ne sait ni lire ni comprendre la langue française, prière de corriger ou de confirmer avec le QG merci. Avertissement!! Dieubou gueye fréquente au minimum la troisième année de fondamental 1 mais ne sait pas écrire, prière de corriger ou confirmer avec le QG. </w:t>
-        <w:br/>
-        <w:t xml:space="preserve">- Peu probable! Malick gueye  n'arrive pas  à comprendre un petit texte lu dans une langue locale (s02q03). Veuillez corriger ou donner des explications au QG. Peu probable! Malick gueye  ne sait ni lire, ni écrire, ni comprendre dans aucune des langues  (s02q01,s02q02,s02q03). Veuillez corriger ou donner des explications au QG. La raison principale que Malick gueye n'a pas fait des études dans une école formelle est preference daara et semble exister dans les modalités, prière de prendre attache avec le QG pour plus d'explication afin de la classer bien. </w:t>
-        <w:br/>
-        <w:t xml:space="preserve">- Peu probable! khady gueye  n'arrive pas  à comprendre un petit texte lu dans une langue locale (s02q03). Veuillez corriger ou donner des explications au QG. Peu probable! khady gueye  ne sait ni lire, ni écrire, ni comprendre dans aucune des langues  (s02q01,s02q02,s02q03). Veuillez corriger ou donner des explications au QG. Peu plausible khady gueye fréquente au minimum le fondamental 1 mais ne sait ni lire ni comprendre la langue française, prière de corriger ou de confirmer avec le QG merci. </w:t>
-        <w:br/>
-        <w:t>- Peu probable! yacine mbaye  n'arrive pas  à comprendre un petit texte lu dans une langue locale (s02q03). Veuillez corriger ou donner des explications au QG. Peu probable! yacine mbaye  ne sait ni lire, ni écrire, ni comprendre dans aucune des langues  (s02q01,s02q02,s02q03). Veuillez corriger ou donner des explications au QG.</w:t>
+        <w:t>- La  raison principale que Malick gueye n'a pas cherché du travail au cours des 30 derniers jours est daara et semble exister dans les modalités, prière de prendre attache avec le QG pour plus d'explication afin de la classer bien.</w:t>
       </w:r>
     </w:p>
     <w:p>
@@ -5191,7 +5134,7 @@
           <w:color w:val="4672C4"/>
           <w:sz w:val="22"/>
         </w:rPr>
-        <w:t>&gt;&gt; Section4a - Emploi</w:t>
+        <w:t>&gt;&gt; Section7b - Consommation alimentaire - 7 jours</w:t>
       </w:r>
     </w:p>
     <w:p>
@@ -5202,7 +5145,7 @@
         <w:rPr>
           <w:sz w:val="20"/>
         </w:rPr>
-        <w:t>- La  raison principale que Malick gueye n'a pas cherché du travail au cours des 30 derniers jours est daara et semble exister dans les modalités, prière de prendre attache avec le QG pour plus d'explication afin de la classer bien.</w:t>
+        <w:t>- Attention ! Le prix unitaire d'achat (50 Fcfa) de Mâchoiron séchée (Kon) en Sachets (Petit) est relativement faible par rapport aux autres prix observés dans cette zone. Prière de corriger ou de confirmer avec le QG. Attention ! Le prix unitaire d'achat (50 Fcfa) de Poisson de mer séché (yayeboye) en Pièce (Petit) est relativement faible par rapport aux autres prix observés dans cette zone. Prière de corriger ou de confirmer avec le QG. Avertissement!!! Le ménage a consommé 14 Paquet Petit de Thé en sachet, cette quantité semble anormale pour une consommation des 7 derniers jours.Prière de corriger ou de confirmer avec le QG. Avertissement!! le prix unitaire (100 Fcfa) de Thé en sachet (unité: Paquet) de taille Petit est très faible ou élevé. Prière de corriger ou de confirmer avec le QG. Avertissement!!! Le ménage a consommé 14 Sachets Petit de Sucre en poudre , cette quantité semble anormale pour une consommation des 7 derniers jours.Prière de corriger ou de confirmer avec le QG. Avertissement!!! Le ménage a consommé 3 Cuillère Moyen de Pâte d'arachide, cette quantité semble anormale pour une consommation des 7 derniers jours. Etes vous sur d'avoir selectionner la bonne unitée ? prière de verifier et corriger. Incohérence!! Dans ce ménage, chaque individus consomme par jour 91.59629 Kg  de cereale; Prière de revoir les quantités prises de ces produits. Incohérence!! Dans ce ménage, chaque individus consomme par jour 91.59629 Kg  de cereale; Prière de revoir les quantités prises de ces produits. Incohérence!! Dans ce ménage, chaque individus consomme par jour 91.59629 Kg  de cereale; Prière de revoir les quantités prises de ces produits.</w:t>
       </w:r>
     </w:p>
     <w:p>
@@ -5212,7 +5155,7 @@
           <w:color w:val="4672C4"/>
           <w:sz w:val="22"/>
         </w:rPr>
-        <w:t>&gt;&gt; Section4b - Emploi - Activite principale</w:t>
+        <w:t>&gt;&gt; Section9b - Depenses non-alimentaires - 7 jours</w:t>
       </w:r>
     </w:p>
     <w:p>
@@ -5223,13 +5166,7 @@
         <w:rPr>
           <w:sz w:val="20"/>
         </w:rPr>
-        <w:t>- AvertissementBabacar gueye  travaille mais les questions relatives à son emploi principal ne sont pas renseignées à 100%, prière de les renseigner. Prière de changer la branche d'activité de Babacar gueye, les agriculteurs dont leurs cultures est principalement destiné à la consommation du ménage sont des (Agriculteurs, subsistances) et ceux qui le font avec l'élevage sont des (Agriculteurs et eleveurs, subsistances)</w:t>
-        <w:br/>
-        <w:t>-  AvertissementDieubou gueye  travaille mais les questions relatives à son emploi principal ne sont pas renseignées à 100%, prière de les renseigner. Prière de changer la branche d'activité de Dieubou gueye, les agriculteurs dont leurs cultures est principalement destiné à la consommation du ménage sont des (Agriculteurs, subsistances) et ceux qui le font avec l'élevage sont des (Agriculteurs et eleveurs, subsistances)</w:t>
-        <w:br/>
-        <w:t>-  AvertissementMalick gueye  travaille mais les questions relatives à son emploi principal ne sont pas renseignées à 100%, prière de les renseigner. Prière de changer la branche d'activité de Malick gueye, les agriculteurs dont leurs cultures est principalement destiné à la consommation du ménage sont des (Agriculteurs, subsistances) et ceux qui le font avec l'élevage sont des (Agriculteurs et eleveurs, subsistances)</w:t>
-        <w:br/>
-        <w:t>-  Avertissementyacine mbaye  travaille mais les questions relatives à son emploi principal ne sont pas renseignées à 100%, prière de les renseigner. Prière de changer la branche d'activité de yacine mbaye, les agriculteurs dont leurs cultures est principalement destiné à la consommation du ménage sont des (Agriculteurs, subsistances) et ceux qui le font avec l'élevage sont des (Agriculteurs et eleveurs, subsistances)</w:t>
+        <w:t>- Il est difficile d'avoir un ménage qui n'a effectué aucune des dépenses mentionnées au cours de 7 derniers jours, prière de revoir la section 9B pour ce ménage.</w:t>
       </w:r>
     </w:p>
     <w:p>
@@ -5239,7 +5176,7 @@
           <w:color w:val="4672C4"/>
           <w:sz w:val="22"/>
         </w:rPr>
-        <w:t>&gt;&gt; Section7b - Consommation alimentaire - 7 jours</w:t>
+        <w:t>&gt;&gt; Section9c - Depenses non-alimentaires - 30 jours</w:t>
       </w:r>
     </w:p>
     <w:p>
@@ -5250,7 +5187,7 @@
         <w:rPr>
           <w:sz w:val="20"/>
         </w:rPr>
-        <w:t>- Attention ! Le prix unitaire d'achat (50 Fcfa) de Poisson de mer séché (yayeboye) en Pièce (Petit) est relativement faible par rapport aux autres prix observés dans cette zone. Prière de corriger ou de confirmer avec le QG. Avertissement!!! Le ménage a consommé 14 Paquet Petit de Thé en sachet, cette quantité semble anormale pour une consommation des 7 derniers jours.Prière de corriger ou de confirmer avec le QG. Avertissement!! le prix unitaire (100 Fcfa) de Thé en sachet (unité: Paquet) de taille Petit est très faible ou élevé. Prière de corriger ou de confirmer avec le QG. Avertissement!!! Le ménage a consommé 14 Sachets Petit de Sucre en poudre , cette quantité semble anormale pour une consommation des 7 derniers jours.Prière de corriger ou de confirmer avec le QG. Avertissement!!! Le ménage a consommé 3 Cuillère Moyen de Pâte d'arachide, cette quantité semble anormale pour une consommation des 7 derniers jours. Etes vous sur d'avoir selectionner la bonne unitée ? prière de verifier et corriger. Incohérence!! Dans ce ménage, chaque individus consomme par jour 52.94628 Kg  de cereale; Prière de revoir les quantités prises de ces produits. Incohérence!! Dans ce ménage, chaque individus consomme par jour 52.94628 Kg  de cereale; Prière de revoir les quantités prises de ces produits. Incohérence!! Dans ce ménage, chaque individus consomme par jour 52.94628 Kg  de cereale; Prière de revoir les quantités prises de ces produits.</w:t>
+        <w:t>- La dernière fois que vous avez acheté Charbon de bois/Charbon minéral est dans la forêt et semble exister dans les modalités, prière de prendre attache avec le QG pour plus d'explication afin de la classer bien.</w:t>
       </w:r>
     </w:p>
     <w:p>
@@ -5260,7 +5197,7 @@
           <w:color w:val="4672C4"/>
           <w:sz w:val="22"/>
         </w:rPr>
-        <w:t>&gt;&gt; Section9b - Depenses non-alimentaires - 7 jours</w:t>
+        <w:t>&gt;&gt; Section9d - Depenses non-alimentaires - 3 mois</w:t>
       </w:r>
     </w:p>
     <w:p>
@@ -5271,7 +5208,7 @@
         <w:rPr>
           <w:sz w:val="20"/>
         </w:rPr>
-        <w:t>- Il est difficile d'avoir un ménage qui n'a effectué aucune des dépenses mentionnées au cours de 7 derniers jours, prière de revoir la section 9B pour ce ménage.</w:t>
+        <w:t>- Difficile pour un ménage de ne pas avoir effectué de dépenses au cours de 3 derniers mois sur les produits/services cités (Section 9D), prière de revoir la section pour ce ménage.</w:t>
       </w:r>
     </w:p>
     <w:p>
@@ -5281,7 +5218,7 @@
           <w:color w:val="4672C4"/>
           <w:sz w:val="22"/>
         </w:rPr>
-        <w:t>&gt;&gt; Section9c - Depenses non-alimentaires - 30 jours</w:t>
+        <w:t>&gt;&gt; Section9f - Depenses non-alimentaires - 12 mois</w:t>
       </w:r>
     </w:p>
     <w:p>
@@ -5292,7 +5229,7 @@
         <w:rPr>
           <w:sz w:val="20"/>
         </w:rPr>
-        <w:t>- La dernière fois que vous avez acheté Charbon de bois/Charbon minéral est dans la forêt et semble exister dans les modalités, prière de prendre attache avec le QG pour plus d'explication afin de la classer bien.</w:t>
+        <w:t>- Moins possible d'avoir un ménage qui n'a effectué aucune des dépenses au cours de 12 derniers mois, veuillez revoir la section pour ce ménage.</w:t>
       </w:r>
     </w:p>
     <w:p>
@@ -5302,7 +5239,7 @@
           <w:color w:val="4672C4"/>
           <w:sz w:val="22"/>
         </w:rPr>
-        <w:t>&gt;&gt; Section9d - Depenses non-alimentaires - 3 mois</w:t>
+        <w:t>&gt;&gt; Section10a - Existence entreprise non agricole</w:t>
       </w:r>
     </w:p>
     <w:p>
@@ -5313,7 +5250,7 @@
         <w:rPr>
           <w:sz w:val="20"/>
         </w:rPr>
-        <w:t>- Difficile pour un ménage de ne pas avoir effectué de dépenses au cours de 3 derniers mois sur les produits/services cités (Section 9D), prière de revoir la section pour ce ménage.</w:t>
+        <w:t>- Avertissement!!! Le ménage de BABACAR GUEYE a comme taille 5 personnes dont ils vivent à KAOLACK Rural et aucune d'entre ne possède une entreprise non agricole, prière de revoir cette partie de la section 10 de ce menage.</w:t>
       </w:r>
     </w:p>
     <w:p>
@@ -5323,7 +5260,7 @@
           <w:color w:val="4672C4"/>
           <w:sz w:val="22"/>
         </w:rPr>
-        <w:t>&gt;&gt; Section9f - Depenses non-alimentaires - 12 mois</w:t>
+        <w:t>&gt;&gt; Section12 - Actifs du menage</w:t>
       </w:r>
     </w:p>
     <w:p>
@@ -5334,7 +5271,7 @@
         <w:rPr>
           <w:sz w:val="20"/>
         </w:rPr>
-        <w:t>- Moins possible d'avoir un ménage qui n'a effectué aucune des dépenses au cours de 12 derniers mois, veuillez revoir la section pour ce ménage.</w:t>
+        <w:t>- Le prix d'achat de l'article  Lit ne doit pas être égal 0 même si le ménage l'a reçu en cadeau prière de leurs aider à faire une estimations. Le prix de revente de l'article  Lit ne doit pas être égal 0 même si le ménage l'a reçu en cadeau prière de leurs aider à faire une estimations.</w:t>
       </w:r>
     </w:p>
     <w:p>
@@ -5344,7 +5281,7 @@
           <w:color w:val="4672C4"/>
           <w:sz w:val="22"/>
         </w:rPr>
-        <w:t>&gt;&gt; Section10a - Existence entreprise non agricole</w:t>
+        <w:t>&gt;&gt; Section14 - Chocs</w:t>
       </w:r>
     </w:p>
     <w:p>
@@ -5355,7 +5292,7 @@
         <w:rPr>
           <w:sz w:val="20"/>
         </w:rPr>
-        <w:t>- Avertissement!!! Le ménage de BABACAR GUEYE a comme taille 5 personnes dont ils vivent à KAOLACK Rural et aucune d'entre ne possède une entreprise non agricole, prière de revoir cette partie de la section 10 de ce menage.</w:t>
+        <w:t>- Avertissement!! Le ménage n'a été négativement affecté par aucun des problèmes donnés dans la section 14. Confirmez vous cette information avec le QG?</w:t>
       </w:r>
     </w:p>
     <w:p>
@@ -5365,7 +5302,7 @@
           <w:color w:val="4672C4"/>
           <w:sz w:val="22"/>
         </w:rPr>
-        <w:t>&gt;&gt; Section12 - Actifs du menage</w:t>
+        <w:t>&gt;&gt; Section16a - Champs et parcelles</w:t>
       </w:r>
     </w:p>
     <w:p>
@@ -5376,53 +5313,9 @@
         <w:rPr>
           <w:sz w:val="20"/>
         </w:rPr>
-        <w:t>- Le prix d'achat de l'article  Lit ne doit pas être égal 0 même si le ménage l'a reçu en cadeau prière de leurs aider à faire une estimations. Le prix de revente de l'article  Lit ne doit pas être égal 0 même si le ménage l'a reçu en cadeau prière de leurs aider à faire une estimations.</w:t>
-      </w:r>
-    </w:p>
-    <w:p>
-      <w:r>
-        <w:rPr>
-          <w:b/>
-          <w:color w:val="4672C4"/>
-          <w:sz w:val="22"/>
-        </w:rPr>
-        <w:t>&gt;&gt; Section14 - Chocs</w:t>
-      </w:r>
-    </w:p>
-    <w:p>
-      <w:pPr>
-        <w:ind w:left="283"/>
-      </w:pPr>
-      <w:r>
-        <w:rPr>
-          <w:sz w:val="20"/>
-        </w:rPr>
-        <w:t>- Avertissement!! Le ménage n'a été négativement affecté par aucun des problèmes donnés dans la section 14. Confirmez vous cette information avec le QG?</w:t>
-      </w:r>
-    </w:p>
-    <w:p>
-      <w:r>
-        <w:rPr>
-          <w:b/>
-          <w:color w:val="4672C4"/>
-          <w:sz w:val="22"/>
-        </w:rPr>
-        <w:t>&gt;&gt; Section16a - Champs et parcelles</w:t>
-      </w:r>
-    </w:p>
-    <w:p>
-      <w:pPr>
-        <w:ind w:left="283"/>
-      </w:pPr>
-      <w:r>
-        <w:rPr>
-          <w:sz w:val="20"/>
-        </w:rPr>
         <w:t xml:space="preserve">- Avertissement!! Le champs a comme nom (champ mil 3 ehect) qui ne semble pas être un bon nom ou contient des lettres, prière de mettre le vrai nom du champs. Avertissement!! La parcelle a comme nom (parcelle 1) qui ne semble pas être un bon nom ou contient des lettres, prière de mettre le vrai nom de la parcelle. La quantité de fumure appliquée dans la parcelle parcelle 1 est de 1200 Kg qui semble élevé ou ne sait pas, prière de fournir d'effort pour estimer la quantité afin de corriger. Le document légal (titre, acte, certificat etc. ) qui affirme votre possession de la parcelle parcelle 1 est  et semble exister dans les modalités, prière de prendre attache avec le QG pour plus d'explication afin de la classer bien. </w:t>
         <w:br/>
-        <w:t xml:space="preserve">- Avertissement!! Le champs a comme nom (champ mil 3 ehect) qui ne semble pas être un bon nom ou contient des lettres, prière de mettre le vrai nom du champs. Avertissement!! La parcelle a comme nom (parcelle 1) qui ne semble pas être un bon nom ou contient des lettres, prière de mettre le vrai nom de la parcelle. La superficie de la parcelle parcelle 1 selon les mesures GPS est de .a hectare qui semble élevé ou faible, prière de corriger. </w:t>
-        <w:br/>
-        <w:t xml:space="preserve">- Avertissement!! Le champs a comme nom (champ mil 3 ehect) qui ne semble pas être un bon nom ou contient des lettres, prière de mettre le vrai nom du champs. La superficie de la parcelle parcelle est de .a , elle doit être renseignée et ne doit pas contenir des chiffres de 9999 ou 0. Prière de corriger. Incoherence! Le nombre de cultures dans la parcelle parcelle est de .a cultures qui semble trop élévé ou non renseigné, prière de corriger. Incoherence! Le nombre de minutes (.a minutes) pour se rendre dans la parcelle parcelle est trop élevé, prière de corriger. </w:t>
+        <w:t xml:space="preserve">- Avertissement!! Le champs a comme nom (champ mil 3 ehect) qui ne semble pas être un bon nom ou contient des lettres, prière de mettre le vrai nom du champs. Avertissement!! La parcelle a comme nom (parcelle 1) qui ne semble pas être un bon nom ou contient des lettres, prière de mettre le vrai nom de la parcelle. La raison principale de la non mesure de la parcelle parcelle 1 est location et semble exister dans les modalités, prière de prendre attache avec le QG pour plus d'explication afin de la classer bien. </w:t>
         <w:br/>
         <w:t xml:space="preserve">- Avertissement!! Le champs a comme nom (champ mil 3 ehect) qui ne semble pas être un bon nom ou contient des lettres, prière de mettre le vrai nom du champs. Le document légal (titre, acte, certificat etc. ) qui affirme votre possession de la parcelle parcelle est  et semble exister dans les modalités, prière de prendre attache avec le QG pour plus d'explication afin de la classer bien. </w:t>
         <w:br/>
@@ -5916,7 +5809,19 @@
         <w:rPr>
           <w:sz w:val="20"/>
         </w:rPr>
-        <w:t>- Incohérence! Moth cisse est agriculteur mais dit avoir bénéficié de congé de maladie, prière de corriger ou de confirmer cette information avec le QG.</w:t>
+        <w:t>- AvertissementFana cisse  travaille mais les questions relatives à son emploi principal ne sont pas renseignées à 100%, prière de les renseigner. Prière de changer la branche d'activité de Fana cisse, les agriculteurs dont leurs cultures est principalement destiné à la consommation du ménage sont des (Agriculteurs, subsistances) et ceux qui le font avec l'élevage sont des (Agriculteurs et eleveurs, subsistances)</w:t>
+        <w:br/>
+        <w:t>-  AvertissementFana cisse fille  travaille mais les questions relatives à son emploi principal ne sont pas renseignées à 100%, prière de les renseigner. Prière de changer la branche d'activité de Fana cisse fille, les agriculteurs dont leurs cultures est principalement destiné à la consommation du ménage sont des (Agriculteurs, subsistances) et ceux qui le font avec l'élevage sont des (Agriculteurs et eleveurs, subsistances)</w:t>
+        <w:br/>
+        <w:t xml:space="preserve">-  AvertissementMoth cisse  travaille mais les questions relatives à son emploi principal ne sont pas renseignées à 100%, prière de les renseigner. Prière de changer la branche d'activité de Moth cisse, les agriculteurs dont leurs cultures est principalement destiné à la consommation du ménage sont des (Agriculteurs, subsistances) et ceux qui le font avec l'élevage sont des (Agriculteurs et eleveurs, subsistances)Incohérence! Moth cisse est agriculteur mais dit avoir bénéficié de congé de maladie, prière de corriger ou de confirmer cette information avec le QG. </w:t>
+        <w:br/>
+        <w:t>-  Avertissementamy cisse  travaille mais les questions relatives à son emploi principal ne sont pas renseignées à 100%, prière de les renseigner. Prière de changer la branche d'activité de amy cisse, les agriculteurs dont leurs cultures est principalement destiné à la consommation du ménage sont des (Agriculteurs, subsistances) et ceux qui le font avec l'élevage sont des (Agriculteurs et eleveurs, subsistances)</w:t>
+        <w:br/>
+        <w:t>-  Avertissementkhady cisse  travaille mais les questions relatives à son emploi principal ne sont pas renseignées à 100%, prière de les renseigner. Prière de changer la branche d'activité de khady cisse, les agriculteurs dont leurs cultures est principalement destiné à la consommation du ménage sont des (Agriculteurs, subsistances) et ceux qui le font avec l'élevage sont des (Agriculteurs et eleveurs, subsistances)</w:t>
+        <w:br/>
+        <w:t>-  Avertissementmame khodia cisse  travaille mais les questions relatives à son emploi principal ne sont pas renseignées à 100%, prière de les renseigner. Prière de changer la branche d'activité de mame khodia cisse, les agriculteurs dont leurs cultures est principalement destiné à la consommation du ménage sont des (Agriculteurs, subsistances) et ceux qui le font avec l'élevage sont des (Agriculteurs et eleveurs, subsistances)</w:t>
+        <w:br/>
+        <w:t>-  Avertissementramata toure  travaille mais les questions relatives à son emploi principal ne sont pas renseignées à 100%, prière de les renseigner. Prière de changer la branche d'activité de ramata toure, les agriculteurs dont leurs cultures est principalement destiné à la consommation du ménage sont des (Agriculteurs, subsistances) et ceux qui le font avec l'élevage sont des (Agriculteurs et eleveurs, subsistances)</w:t>
       </w:r>
     </w:p>
     <w:p>
@@ -5937,7 +5842,7 @@
         <w:rPr>
           <w:sz w:val="20"/>
         </w:rPr>
-        <w:t>- Le ménage a consommé Ail mais les informations sur la quantité, l'unité ou la taille ne sont pas renseignées.Prière de renseigner. Le ménage a consommé Arachides décortiquées mais les informations sur la quantité, l'unité ou la taille ne sont pas renseignées.Prière de renseigner. Le ménage a consommé Aubergine   mais les informations sur la quantité, l'unité ou la taille ne sont pas renseignées.Prière de renseigner. Le ménage a consommé Aubergine sauvage  mais les informations sur la quantité, l'unité ou la taille ne sont pas renseignées.Prière de renseigner. Le ménage a consommé Capitaine frais mais les informations sur la quantité, l'unité ou la taille ne sont pas renseignées.Prière de renseigner. Le ménage a consommé Carotte mais les informations sur la quantité, l'unité ou la taille ne sont pas renseignées.Prière de renseigner. Le ménage a consommé Choux mais les informations sur la quantité, l'unité ou la taille ne sont pas renseignées.Prière de renseigner. Le ménage a consommé Concentré de tomate mais les informations sur la quantité, l'unité ou la taille ne sont pas renseignées.Prière de renseigner. Le ménage a consommé Courge mais les informations sur la quantité, l'unité ou la taille ne sont pas renseignées.Prière de renseigner. Le ménage a consommé Cube alimentaire (Maggi, Jumbo, ) mais les informations sur la quantité, l'unité ou la taille ne sont pas renseignées.Prière de renseigner. Le ménage a consommé Feuilles de  Haricot mais les informations sur la quantité, l'unité ou la taille ne sont pas renseignées.Prière de renseigner. Le ménage a consommé Feuilles de Fakoye (Feuille de corete) mais les informations sur la quantité, l'unité ou la taille ne sont pas renseignées.Prière de renseigner. Le ménage a consommé Feuilles de patate mais les informations sur la quantité, l'unité ou la taille ne sont pas renseignées.Prière de renseigner. Le ménage a consommé Fruit de baobab (pain de singe) mais les informations sur la quantité, l'unité ou la taille ne sont pas renseignées.Prière de renseigner. Le ménage a consommé Huile de soja  mais les informations sur la quantité, l'unité ou la taille ne sont pas renseignées.Prière de renseigner. Le ménage a consommé Manioc en tubercules mais les informations sur la quantité, l'unité ou la taille ne sont pas renseignées.Prière de renseigner. Le ménage a consommé Maïs en grain mais les informations sur la quantité, l'unité ou la taille ne sont pas renseignées.Prière de renseigner. Le ménage a consommé Mâchoiron séchée (Kon) mais les informations sur la quantité, l'unité ou la taille ne sont pas renseignées.Prière de renseigner. Le ménage a consommé Patate douce mais les informations sur la quantité, l'unité ou la taille ne sont pas renseignées.Prière de renseigner. Le ménage a consommé Piment frais mais les informations sur la quantité, l'unité ou la taille ne sont pas renseignées.Prière de renseigner. Le ménage a consommé Piment séché mais les informations sur la quantité, l'unité ou la taille ne sont pas renseignées.Prière de renseigner. Le ménage a consommé Poireau mais les informations sur la quantité, l'unité ou la taille ne sont pas renseignées.Prière de renseigner. Le ménage a consommé Poisson de mer séché (yayeboye) mais les informations sur la quantité, l'unité ou la taille ne sont pas renseignées.Prière de renseigner. Le ménage a consommé Poivre mais les informations sur la quantité, l'unité ou la taille ne sont pas renseignées.Prière de renseigner. Le ménage a consommé Pâte d'arachide mais les informations sur la quantité, l'unité ou la taille ne sont pas renseignées.Prière de renseigner. Le ménage a consommé Riz brisé importé mais les informations sur la quantité, l'unité ou la taille ne sont pas renseignées.Prière de renseigner. Le ménage a consommé Sel mais les informations sur la quantité, l'unité ou la taille ne sont pas renseignées.Prière de renseigner. Difficile de consommer le Sel en   prière de verifier. Le ménage a consommé Soumbala (moutarde africaine) mais les informations sur la quantité, l'unité ou la taille ne sont pas renseignées.Prière de renseigner. Le ménage a consommé Sucre en poudre  mais les informations sur la quantité, l'unité ou la taille ne sont pas renseignées.Prière de renseigner. Le ménage a consommé Thé en sachet mais les informations sur la quantité, l'unité ou la taille ne sont pas renseignées.Prière de renseigner. Avertissement!!! Le ménage a consommé .a   de Thé en sachet, cette quantité semble anormale pour une consommation des 7 derniers jours.Les ménages consomment géneralement en sachet ou en paquet, prière de corriger ou de confirmer avec le QG. Le ménage a consommé Vinaigre de vin mais les informations sur la quantité, l'unité ou la taille ne sont pas renseignées.Prière de renseigner.</w:t>
+        <w:t>- Attention ! Le prix unitaire d'achat (25 Fcfa) de Piment séché en Sachets (Petit) est relativement faible par rapport aux autres prix observés dans cette zone. Prière de corriger ou de confirmer avec le QG. Avertissement!! La quantité (3.5 litre) du produit Huile de soja  consommée  par le ménage semble très élevé, prière de corriger ou confirmer avec le QG. Avertissement!!! Le ménage a consommé 4 Cuillère Moyen de Pâte d'arachide, cette quantité semble anormale pour une consommation des 7 derniers jours. Etes vous sur d'avoir selectionner la bonne unitée ? prière de verifier et corriger. Avertissement!!! Le ménage a consommé 42 Cube Petit de Cube alimentaire (Maggi, Jumbo, ), cette quantité semble anormale pour une consommation des 7 derniers jours.Prière de corriger ou de confirmer avec le QG. Avertissement!!! Le ménage a consommé 7 Paquet Moyen de Thé en sachet, cette quantité semble anormale pour une consommation des 7 derniers jours.Prière de corriger ou de confirmer avec le QG. Le prix d'achat unitaire (1 Fcfa) de Thé en sachet en Paquet de taille Moyen  est invraisemblable, prière de regarder les reponses prises dans les questions s07bq07a s07bq07b s07bq07c s07bq08 pour mieux corriger. Avertissement!! le prix unitaire (1 Fcfa) de Thé en sachet (unité: Paquet) de taille Moyen est très faible ou élevé. Prière de corriger ou de confirmer avec le QG. Attention ! Le prix unitaire d'achat (1 Fcfa) de Thé en sachet en Paquet (Moyen) est relativement faible par rapport aux autres prix observés dans cette zone. Prière de corriger ou de confirmer avec le QG. Incohérence!! Dans ce ménage, chaque individus consomme par jour 50.13889 Kg  de cereale; Prière de revoir les quantités prises de ces produits. Incohérence!! Dans ce ménage, chaque individus consomme par jour 50.13889 Kg  de cereale; Prière de revoir les quantités prises de ces produits.</w:t>
       </w:r>
     </w:p>
     <w:p>
@@ -6126,7 +6031,9 @@
         <w:rPr>
           <w:sz w:val="20"/>
         </w:rPr>
-        <w:t xml:space="preserve">- Avertissement!! Le champs a comme nom (champs de mil 2 ehect) qui ne semble pas être un bon nom ou contient des lettres, prière de mettre le vrai nom du champs. Avertissement!! La parcelle a comme nom (parcelle 1) qui ne semble pas être un bon nom ou contient des lettres, prière de mettre le vrai nom de la parcelle. La superficie de la parcelle parcelle 1 selon les mesures GPS est de .a hectare qui semble élevé ou faible, prière de corriger. </w:t>
+        <w:t xml:space="preserve">- Avertissement!! Le champs a comme nom (champs de mil 2 ehect) qui ne semble pas être un bon nom ou contient des lettres, prière de mettre le vrai nom du champs. Avertissement!! La parcelle a comme nom (parcelle 1) qui ne semble pas être un bon nom ou contient des lettres, prière de mettre le vrai nom de la parcelle. La parcelle parcelle 1 n'a pas été mésurée pour des raisons comme qu'elle est trop petite, GPS en panne et que le Ménage indisponible. Nous vous rappelons que ces raisons ne passent pas pour la non mesure des parcelles prière de les mésurer. </w:t>
+        <w:br/>
+        <w:t xml:space="preserve">- Avertissement!! Le champs a comme nom (champs de mil 2 ehect) qui ne semble pas être un bon nom ou contient des lettres, prière de mettre le vrai nom du champs. Avertissement!! La parcelle a comme nom (parcelle 1) qui ne semble pas être un bon nom ou contient des lettres, prière de mettre le vrai nom de la parcelle. La parcelle parcelle 1 n'a pas été mésurée pour des raisons comme qu'elle est trop petite, GPS en panne et que le Ménage indisponible. Nous vous rappelons que ces raisons ne passent pas pour la non mesure des parcelles prière de les mésurer. </w:t>
         <w:br/>
         <w:t xml:space="preserve">- Avertissement!! Le champs a comme nom (champs de mil 2 ehect) qui ne semble pas être un bon nom ou contient des lettres, prière de mettre le vrai nom du champs. Avertissement!! La parcelle a comme nom (parcelle 1) qui ne semble pas être un bon nom ou contient des lettres, prière de mettre le vrai nom de la parcelle. Le document légal (titre, acte, certificat etc. ) qui affirme votre possession de la parcelle parcelle 1 est  et semble exister dans les modalités, prière de prendre attache avec le QG pour plus d'explication afin de la classer bien. </w:t>
         <w:br/>
@@ -6134,9 +6041,7 @@
         <w:br/>
         <w:t xml:space="preserve">- Avertissement!! Le champs a comme nom (champs de mil 2 ehect) qui ne semble pas être un bon nom ou contient des lettres, prière de mettre le vrai nom du champs. Avertissement!! La parcelle a comme nom (parcelle 1) qui ne semble pas être un bon nom ou contient des lettres, prière de mettre le vrai nom de la parcelle. Le document légal (titre, acte, certificat etc. ) qui affirme votre possession de la parcelle parcelle 1 est  et semble exister dans les modalités, prière de prendre attache avec le QG pour plus d'explication afin de la classer bien. </w:t>
         <w:br/>
-        <w:t xml:space="preserve">- Avertissement!! Le champs a comme nom (champs de mil 2 ehect) qui ne semble pas être un bon nom ou contient des lettres, prière de mettre le vrai nom du champs. Avertissement!! La parcelle a comme nom (parcelle 1) qui ne semble pas être un bon nom ou contient des lettres, prière de mettre le vrai nom de la parcelle. Nous constatons que la question qui porte sur la mésure du champs de la parcelle parcelle 1 n'a pas été renseigné, la collecte était-il encours ou s'agit-il de quoi ? prière de verifier et corriger. </w:t>
-        <w:br/>
-        <w:t>- Avertissement!! Le champs a comme nom (champs de mil 2 ehect) qui ne semble pas être un bon nom ou contient des lettres, prière de mettre le vrai nom du champs. Avertissement!! La parcelle a comme nom (parcelle1) qui ne semble pas être un bon nom ou contient des lettres, prière de mettre le vrai nom de la parcelle. Nous constatons que la question qui porte sur la mésure du champs de la parcelle parcelle1 n'a pas été renseigné, la collecte était-il encours ou s'agit-il de quoi ? prière de verifier et corriger.</w:t>
+        <w:t>- Avertissement!! Le champs a comme nom (champs de mil 2 ehect) qui ne semble pas être un bon nom ou contient des lettres, prière de mettre le vrai nom du champs. Avertissement!! La parcelle a comme nom (parcelle1) qui ne semble pas être un bon nom ou contient des lettres, prière de mettre le vrai nom de la parcelle. La parcelle parcelle1 n'a pas été mésurée pour des raisons comme qu'elle est trop petite, GPS en panne et que le Ménage indisponible. Nous vous rappelons que ces raisons ne passent pas pour la non mesure des parcelles prière de les mésurer.</w:t>
       </w:r>
     </w:p>
     <w:p>
@@ -6157,8 +6062,6 @@
         <w:rPr>
           <w:sz w:val="20"/>
         </w:rPr>
-        <w:t xml:space="preserve">- Attention ! Machette a été revendu à 3000 Fcfa qui est relativement élevé par rapport aux autres prix de revente observés dans cette zone. Prière de corriger ou de confirmer avec le QG. </w:t>
-        <w:br/>
         <w:t xml:space="preserve">- Avertissement!! Le prix d'achat (30000 FCFA) de Charrue est inférieur aux prix de revente (40000 FCFA), prière de verifier et corriger ou confirmer l'information avec le QG. </w:t>
         <w:br/>
         <w:t>- Le ménage a utilisé Tracteur qu'il ne possède pas mais a loué auprès d'une coopérative ou d'un autre ménage et a payé (.a FCFA) qui semble élevé ou faible, prière de corriger ou confirmer auprès du QG.</w:t>
@@ -6708,7 +6611,7 @@
         <w:rPr>
           <w:sz w:val="20"/>
         </w:rPr>
-        <w:t>- Attention ! Le prix unitaire d'achat (100 Fcfa) de Poivre en Sachets (Petit) est relativement élevé par rapport aux autres prix observés dans cette zone. Prière de corriger ou de confirmer avec le QG. Attention ! Le prix unitaire d'achat (1000 Fcfa) de Patate douce en Kg (taille unique) est relativement élevé par rapport aux autres prix observés dans cette zone. Prière de corriger ou de confirmer avec le QG. Attention ! Le prix unitaire d'achat (200 Fcfa) de Feuilles de  Haricot en Tas (Moyen) est relativement élevé par rapport aux autres prix observés dans cette zone. Prière de corriger ou de confirmer avec le QG. Attention ! Le prix unitaire d'achat (2000 Fcfa) de Choux en Kg (taille unique) est relativement élevé par rapport aux autres prix observés dans cette zone. Prière de corriger ou de confirmer avec le QG. Avertissement!! La quantité (9 litre) du produit Huile de soja  consommée  par le ménage semble très élevé, prière de corriger ou confirmer avec le QG. Avertissement!!! Le ménage a consommé 11 Morceau (Portion) Moyen de Poisson de mer séché (yayeboye), cette quantité semble anormale pour une consommation des 7 derniers jours.Prière de corriger ou de confirmer avec le QG. Avertissement!!! Le ménage a consommé 14 Paquet Petit de Thé en sachet, cette quantité semble anormale pour une consommation des 7 derniers jours.Prière de corriger ou de confirmer avec le QG. Avertissement!! le prix unitaire (100 Fcfa) de Thé en sachet (unité: Paquet) de taille Petit est très faible ou élevé. Prière de corriger ou de confirmer avec le QG. Avertissement!!! Le ménage a consommé 37 Pièce Moyen de Piment frais, cette quantité semble anormale pour une consommation des 7 derniers jours.Prière de corriger ou de confirmer avec le QG. Avertissement!!! Le ménage a consommé 40 Cube Petit de Cube alimentaire (Maggi, Jumbo, ), cette quantité semble anormale pour une consommation des 7 derniers jours.Prière de corriger ou de confirmer avec le QG. Avertissement!!! Le ménage a consommé 8.5 Kg taille unique de Capitaine frais, cette quantité semble anormale pour une consommation des 7 derniers jours.Prière de corriger ou de confirmer avec le QG. Incohérence!! Dans ce ménage, chaque individus consomme par jour 13.89876 Kg  de cereale; Prière de revoir les quantités prises de ces produits. Incohérence!! Dans ce ménage, chaque individus consomme par jour 13.89876 Kg  de cereale; Prière de revoir les quantités prises de ces produits. Incohérence!! Dans ce ménage, chaque individus consomme par jour 13.89876 Kg  de cereale; Prière de revoir les quantités prises de ces produits. Incohérence!! Dans ce ménage, chaque individus consomme par jour 13.89876 Kg  de cereale; Prière de revoir les quantités prises de ces produits.</w:t>
+        <w:t>- Attention ! Le prix unitaire d'achat (100 Fcfa) de Oignon frais en Pièce (Moyen) est relativement élevé par rapport aux autres prix observés dans cette zone. Prière de corriger ou de confirmer avec le QG. Attention ! Le prix unitaire d'achat (100 Fcfa) de Poivre en Sachets (Petit) est relativement élevé par rapport aux autres prix observés dans cette zone. Prière de corriger ou de confirmer avec le QG. Attention ! Le prix unitaire d'achat (1000 Fcfa) de Patate douce en Kg (taille unique) est relativement élevé par rapport aux autres prix observés dans cette zone. Prière de corriger ou de confirmer avec le QG. Attention ! Le prix unitaire d'achat (200 Fcfa) de Feuilles de  Haricot en Tas (Moyen) est relativement élevé par rapport aux autres prix observés dans cette zone. Prière de corriger ou de confirmer avec le QG. Attention ! Le prix unitaire d'achat (2000 Fcfa) de Choux en Kg (taille unique) est relativement élevé par rapport aux autres prix observés dans cette zone. Prière de corriger ou de confirmer avec le QG. Avertissement!! La quantité (9 litre) du produit Huile de soja  consommée  par le ménage semble très élevé, prière de corriger ou confirmer avec le QG. Avertissement!!! Le ménage a consommé 11 Morceau (Portion) Moyen de Poisson de mer séché (yayeboye), cette quantité semble anormale pour une consommation des 7 derniers jours.Prière de corriger ou de confirmer avec le QG. Avertissement!!! Le ménage a consommé 14 Paquet Petit de Thé en sachet, cette quantité semble anormale pour une consommation des 7 derniers jours.Prière de corriger ou de confirmer avec le QG. Avertissement!! le prix unitaire (100 Fcfa) de Thé en sachet (unité: Paquet) de taille Petit est très faible ou élevé. Prière de corriger ou de confirmer avec le QG. Avertissement!!! Le ménage a consommé 37 Pièce Moyen de Piment frais, cette quantité semble anormale pour une consommation des 7 derniers jours.Prière de corriger ou de confirmer avec le QG. Avertissement!!! Le ménage a consommé 40 Cube Petit de Cube alimentaire (Maggi, Jumbo, ), cette quantité semble anormale pour une consommation des 7 derniers jours.Prière de corriger ou de confirmer avec le QG. Avertissement!!! Le ménage a consommé 8.5 Kg taille unique de Capitaine frais, cette quantité semble anormale pour une consommation des 7 derniers jours.Prière de corriger ou de confirmer avec le QG. Incohérence!! Dans ce ménage, chaque individus consomme par jour 27.07257 Kg  de cereale; Prière de revoir les quantités prises de ces produits. Incohérence!! Dans ce ménage, chaque individus consomme par jour 27.07257 Kg  de cereale; Prière de revoir les quantités prises de ces produits. Incohérence!! Dans ce ménage, chaque individus consomme par jour 27.07257 Kg  de cereale; Prière de revoir les quantités prises de ces produits. Incohérence!! Dans ce ménage, chaque individus consomme par jour 27.07257 Kg  de cereale; Prière de revoir les quantités prises de ces produits.</w:t>
       </w:r>
     </w:p>
     <w:p>
@@ -6739,7 +6642,7 @@
           <w:color w:val="4672C4"/>
           <w:sz w:val="22"/>
         </w:rPr>
-        <w:t>&gt;&gt; Section12 - Actifs du menage</w:t>
+        <w:t>&gt;&gt; Section16a - Champs et parcelles</w:t>
       </w:r>
     </w:p>
     <w:p>
@@ -6750,7 +6653,11 @@
         <w:rPr>
           <w:sz w:val="20"/>
         </w:rPr>
-        <w:t>- Attention ! Foyers améliorés a été revendu à 8000 Fcfa qui est relativement élevé par rapport aux autres prix de revente observés dans cette zone. Prière de corriger ou de confirmer avec le QG.</w:t>
+        <w:t xml:space="preserve">- Avertissement!! Le champs a comme nom (Champ1_Ibou) qui ne semble pas être un bon nom ou contient des lettres, prière de mettre le vrai nom du champs. Incoherence! Le nombre de cultures dans la parcelle Parcel (tomate,jaxatu,poivrefrais,oignon,bissap) est de 5 cultures qui semble trop élévé ou non renseigné, prière de corriger. </w:t>
+        <w:br/>
+        <w:t xml:space="preserve">- Avertissement!! Le champs a comme nom (Champ1_Ibou) qui ne semble pas être un bon nom ou contient des lettres, prière de mettre le vrai nom du champs. La parcelle parcel de mil n'a pas été mésurée pour des raisons comme qu'elle est trop petite, GPS en panne et que le Ménage indisponible. Nous vous rappelons que ces raisons ne passent pas pour la non mesure des parcelles prière de les mésurer. Le document légal (titre, acte, certificat etc. ) qui affirme votre possession de la parcelle parcel de mil est  et semble exister dans les modalités, prière de prendre attache avec le QG pour plus d'explication afin de la classer bien. </w:t>
+        <w:br/>
+        <w:t>- Avertissement!! Le champs a comme nom (Champ1_Ibou) qui ne semble pas être un bon nom ou contient des lettres, prière de mettre le vrai nom du champs. Le document légal (titre, acte, certificat etc. ) qui affirme votre possession de la parcelle parcel d’arachide est  et semble exister dans les modalités, prière de prendre attache avec le QG pour plus d'explication afin de la classer bien.</w:t>
       </w:r>
     </w:p>
     <w:p>
@@ -6760,7 +6667,7 @@
           <w:color w:val="4672C4"/>
           <w:sz w:val="22"/>
         </w:rPr>
-        <w:t>&gt;&gt; Section16a - Champs et parcelles</w:t>
+        <w:t>&gt;&gt; Section16c - Cultures</w:t>
       </w:r>
     </w:p>
     <w:p>
@@ -6771,11 +6678,15 @@
         <w:rPr>
           <w:sz w:val="20"/>
         </w:rPr>
-        <w:t xml:space="preserve">- Avertissement!! Le champs a comme nom (Champ1_Ibou) qui ne semble pas être un bon nom ou contient des lettres, prière de mettre le vrai nom du champs. Incoherence! Le nombre de cultures dans la parcelle Parcel (tomate,jaxatu,poivrefrais,oignon,bissap) est de 5 cultures qui semble trop élévé ou non renseigné, prière de corriger. </w:t>
-        <w:br/>
-        <w:t xml:space="preserve">- Avertissement!! Le champs a comme nom (Champ1_Ibou) qui ne semble pas être un bon nom ou contient des lettres, prière de mettre le vrai nom du champs. La parcelle parcel de mil n'a pas été mésurée pour des raisons comme qu'elle est trop petite, GPS en panne et que le Ménage indisponible. Nous vous rappelons que ces raisons ne passent pas pour la non mesure des parcelles prière de les mésurer. Le document légal (titre, acte, certificat etc. ) qui affirme votre possession de la parcelle parcel de mil est  et semble exister dans les modalités, prière de prendre attache avec le QG pour plus d'explication afin de la classer bien. </w:t>
-        <w:br/>
-        <w:t>- Avertissement!! Le champs a comme nom (Champ1_Ibou) qui ne semble pas être un bon nom ou contient des lettres, prière de mettre le vrai nom du champs. Le document légal (titre, acte, certificat etc. ) qui affirme votre possession de la parcelle parcel d’arachide est  et semble exister dans les modalités, prière de prendre attache avec le QG pour plus d'explication afin de la classer bien.</w:t>
+        <w:t xml:space="preserve">- Le pourcentage qui reste à recolter pour ces cultures est de 100% c'est-à-dire que la recolte n'a pas commencé pour ces cultures, prière de regarder les questions (s16Cq11 s16Cq12) ou corriger. </w:t>
+        <w:br/>
+        <w:t xml:space="preserve">- Le pourcentage qui reste à recolter pour ces cultures est de 100% c'est-à-dire que la recolte n'a pas commencé pour ces cultures, prière de regarder les questions (s16Cq11 s16Cq12) ou corriger. </w:t>
+        <w:br/>
+        <w:t xml:space="preserve">- Le pourcentage qui reste à recolter pour ces cultures est de 100% c'est-à-dire que la recolte n'a pas commencé pour ces cultures, prière de regarder les questions (s16Cq11 s16Cq12) ou corriger. </w:t>
+        <w:br/>
+        <w:t xml:space="preserve">- Le pourcentage qui reste à recolter pour ces cultures est de 100% c'est-à-dire que la recolte n'a pas commencé pour ces cultures, prière de regarder les questions (s16Cq11 s16Cq12) ou corriger. </w:t>
+        <w:br/>
+        <w:t>- Le pourcentage qui reste à recolter pour ces cultures est de 100% c'est-à-dire que la recolte n'a pas commencé pour ces cultures, prière de regarder les questions (s16Cq11 s16Cq12) ou corriger.</w:t>
       </w:r>
     </w:p>
     <w:p>
@@ -6785,7 +6696,7 @@
           <w:color w:val="4672C4"/>
           <w:sz w:val="22"/>
         </w:rPr>
-        <w:t>&gt;&gt; Section16c - Cultures</w:t>
+        <w:t>&gt;&gt; Section18c - Cueillette</w:t>
       </w:r>
     </w:p>
     <w:p>
@@ -6796,15 +6707,11 @@
         <w:rPr>
           <w:sz w:val="20"/>
         </w:rPr>
-        <w:t xml:space="preserve">- Le pourcentage qui reste à recolter pour ces cultures est de 100% c'est-à-dire que la recolte n'a pas commencé pour ces cultures, prière de regarder les questions (s16Cq11 s16Cq12) ou corriger. </w:t>
-        <w:br/>
-        <w:t xml:space="preserve">- Le pourcentage qui reste à recolter pour ces cultures est de 100% c'est-à-dire que la recolte n'a pas commencé pour ces cultures, prière de regarder les questions (s16Cq11 s16Cq12) ou corriger. </w:t>
-        <w:br/>
-        <w:t xml:space="preserve">- Le pourcentage qui reste à recolter pour ces cultures est de 100% c'est-à-dire que la recolte n'a pas commencé pour ces cultures, prière de regarder les questions (s16Cq11 s16Cq12) ou corriger. </w:t>
-        <w:br/>
-        <w:t xml:space="preserve">- Le pourcentage qui reste à recolter pour ces cultures est de 100% c'est-à-dire que la recolte n'a pas commencé pour ces cultures, prière de regarder les questions (s16Cq11 s16Cq12) ou corriger. </w:t>
-        <w:br/>
-        <w:t>- Le pourcentage qui reste à recolter pour ces cultures est de 100% c'est-à-dire que la recolte n'a pas commencé pour ces cultures, prière de regarder les questions (s16Cq11 s16Cq12) ou corriger.</w:t>
+        <w:t xml:space="preserve">- Prière de renseigner la valeur de ce produit consommé ou stocké par votre ménage au cours des 12 derniers mois, prière de fournir d'effort pour avoir une estimation (s18cq03) au lieu de 9999. </w:t>
+        <w:br/>
+        <w:t xml:space="preserve">- Prière de renseigner la valeur de ce produit consommé ou stocké par votre ménage au cours des 12 derniers mois, prière de fournir d'effort pour avoir une estimation (s18cq03) au lieu de 9999. </w:t>
+        <w:br/>
+        <w:t>- Prière de renseigner la valeur de ce produit consommé ou stocké par votre ménage au cours des 12 derniers mois, prière de fournir d'effort pour avoir une estimation (s18cq03) au lieu de 9999. Prière de renseigner le montant que ces ventes ont rapporté au ménage au cours des 12 derniers mois, prière de fournir d'effort pour avoir une estimation (s18cq05) au lieu de 9999. Prière de renseigner l'unité de temps pour la question s18cq05.</w:t>
       </w:r>
     </w:p>
     <w:p>
@@ -6814,7 +6721,7 @@
           <w:color w:val="4672C4"/>
           <w:sz w:val="22"/>
         </w:rPr>
-        <w:t>&gt;&gt; Section18c - Cueillette</w:t>
+        <w:t>&gt;&gt; Section19 - Equipements agricoles</w:t>
       </w:r>
     </w:p>
     <w:p>
@@ -6825,34 +6732,11 @@
         <w:rPr>
           <w:sz w:val="20"/>
         </w:rPr>
-        <w:t xml:space="preserve">- Prière de renseigner la valeur de ce produit consommé ou stocké par votre ménage au cours des 12 derniers mois, prière de fournir d'effort pour avoir une estimation (s18cq03) au lieu de 9999. </w:t>
-        <w:br/>
-        <w:t xml:space="preserve">- Prière de renseigner la valeur de ce produit consommé ou stocké par votre ménage au cours des 12 derniers mois, prière de fournir d'effort pour avoir une estimation (s18cq03) au lieu de 9999. </w:t>
-        <w:br/>
-        <w:t>- Prière de renseigner la valeur de ce produit consommé ou stocké par votre ménage au cours des 12 derniers mois, prière de fournir d'effort pour avoir une estimation (s18cq03) au lieu de 9999. Prière de renseigner le montant que ces ventes ont rapporté au ménage au cours des 12 derniers mois, prière de fournir d'effort pour avoir une estimation (s18cq05) au lieu de 9999. Prière de renseigner l'unité de temps pour la question s18cq05.</w:t>
-      </w:r>
-    </w:p>
-    <w:p>
-      <w:r>
-        <w:rPr>
-          <w:b/>
-          <w:color w:val="4672C4"/>
-          <w:sz w:val="22"/>
-        </w:rPr>
-        <w:t>&gt;&gt; Section19 - Equipements agricoles</w:t>
-      </w:r>
-    </w:p>
-    <w:p>
-      <w:pPr>
-        <w:ind w:left="283"/>
-      </w:pPr>
-      <w:r>
-        <w:rPr>
-          <w:sz w:val="20"/>
-        </w:rPr>
         <w:t xml:space="preserve">- Attention ! Animaux de labour a été achété à 800000 Fcfa est relativement élevé par rapport aux autres prix d'achat observés dans cette zone. Prière de corriger ou de confirmer avec le QG. Attention ! Animaux de labour a été revendu à 800000 Fcfa qui est relativement élevé par rapport aux autres prix de revente observés dans cette zone. Prière de corriger ou de confirmer avec le QG. </w:t>
         <w:br/>
         <w:t xml:space="preserve">- Attention ! Hache/pioche a été achété à 50000 Fcfa est relativement élevé par rapport aux autres prix d'achat observés dans cette zone. Prière de corriger ou de confirmer avec le QG. Attention ! Hache/pioche a été revendu à 50000 Fcfa qui est relativement élevé par rapport aux autres prix de revente observés dans cette zone. Prière de corriger ou de confirmer avec le QG. </w:t>
+        <w:br/>
+        <w:t xml:space="preserve">- Attention ! Houe/daba/hilaire a été achété à 35000 Fcfa est relativement élevé par rapport aux autres prix d'achat observés dans cette zone. Prière de corriger ou de confirmer avec le QG. Attention ! Houe/daba/hilaire a été revendu à 35000 Fcfa qui est relativement élevé par rapport aux autres prix de revente observés dans cette zone. Prière de corriger ou de confirmer avec le QG. </w:t>
         <w:br/>
         <w:t>- Le ménage a mis en location Charrettes à d’autres ménages au cours des 12 derniers mois mais qu'il a reçu 0 FCFA, prière de fournir d'effort pour estimer la valeur reçue après location. Le ménage a mis en location Charrettes à d’autres ménages au cours des 12 derniers mois et a reçu (0 FCFA) qui semble élevé ou faible, prière de corriger ou confirmer auprès du QG.</w:t>
       </w:r>
@@ -7235,7 +7119,7 @@
         <w:br/>
         <w:t xml:space="preserve">- Peu probable! bassirou ndiaye  n'arrive pas  à comprendre un petit texte lu dans une langue locale (s02q03). Veuillez corriger ou donner des explications au QG. Peu probable! bassirou ndiaye  ne sait ni lire, ni écrire, ni comprendre dans aucune des langues  (s02q01,s02q02,s02q03). Veuillez corriger ou donner des explications au QG. </w:t>
         <w:br/>
-        <w:t xml:space="preserve">- Peu probable! fatou ndiaye  n'arrive pas  à comprendre un petit texte lu dans une langue locale (s02q03). Veuillez corriger ou donner des explications au QG. </w:t>
+        <w:t xml:space="preserve">- Peu probable! fatou ndiaye  n'arrive pas  à comprendre un petit texte lu dans une langue locale (s02q03). Veuillez corriger ou donner des explications au QG. Attention ! Le frais de scolarité (8000 Fcfa) de fatou ndiaye en 2ème année de Primaire est relativement élevé par rapport aux autres frais de scolarités observés dans cette zone. Prière de corriger ou de confirmer avec le QG. </w:t>
         <w:br/>
         <w:t xml:space="preserve">- Peu probable! ibrahima ndiaye  n'arrive pas  à comprendre un petit texte lu dans une langue locale (s02q03). Veuillez corriger ou donner des explications au QG. Peu probable! ibrahima ndiaye  ne sait ni lire, ni écrire, ni comprendre dans aucune des langues  (s02q01,s02q02,s02q03). Veuillez corriger ou donner des explications au QG. </w:t>
         <w:br/>
@@ -7343,7 +7227,7 @@
         <w:rPr>
           <w:sz w:val="20"/>
         </w:rPr>
-        <w:t>- Attention ! Le prix unitaire d'achat (1600 Fcfa) de Lait en poudre en Sachets (Moyen) est relativement élevé par rapport aux autres prix observés dans cette zone. Prière de corriger ou de confirmer avec le QG. Attention ! Le prix unitaire d'achat (25 Fcfa) de Citron en Pièce (Moyen) est relativement faible par rapport aux autres prix observés dans cette zone. Prière de corriger ou de confirmer avec le QG. Attention ! Le prix unitaire d'achat (500 Fcfa) de Sucre en poudre  en Kg (taille unique) est relativement faible par rapport aux autres prix observés dans cette zone. Prière de corriger ou de confirmer avec le QG. Avertissement!! La quantité (5 litre) du produit Huile de soja  consommée  par le ménage semble très élevé, prière de corriger ou confirmer avec le QG. Attention ! Le prix unitaire d'achat (666.6667 Fcfa) de Huile de soja  en Litre (taille unique) est relativement faible par rapport aux autres prix observés dans cette zone. Prière de corriger ou de confirmer avec le QG. Avertissement!!! Le ménage a consommé 2 Cuillère Moyen de Pâte d'arachide, cette quantité semble anormale pour une consommation des 7 derniers jours. Etes vous sur d'avoir selectionner la bonne unitée ? prière de verifier et corriger. Avertissement!!! Le ménage a consommé 3 Paquet Petit de Thé en sachet, cette quantité semble anormale pour une consommation des 7 derniers jours.Prière de corriger ou de confirmer avec le QG. Avertissement!! le prix unitaire (100 Fcfa) de Thé en sachet (unité: Paquet) de taille Petit est très faible ou élevé. Prière de corriger ou de confirmer avec le QG.</w:t>
+        <w:t>- Attention ! Le prix unitaire d'achat (1600 Fcfa) de Lait en poudre en Sachets (Moyen) est relativement élevé par rapport aux autres prix observés dans cette zone. Prière de corriger ou de confirmer avec le QG. Attention ! Le prix unitaire d'achat (500 Fcfa) de Sucre en poudre  en Kg (taille unique) est relativement faible par rapport aux autres prix observés dans cette zone. Prière de corriger ou de confirmer avec le QG. Avertissement!! La quantité (5 litre) du produit Huile de soja  consommée  par le ménage semble très élevé, prière de corriger ou confirmer avec le QG. Attention ! Le prix unitaire d'achat (666.6667 Fcfa) de Huile de soja  en Litre (taille unique) est relativement faible par rapport aux autres prix observés dans cette zone. Prière de corriger ou de confirmer avec le QG. Avertissement!!! Le ménage a consommé 2 Cuillère Moyen de Pâte d'arachide, cette quantité semble anormale pour une consommation des 7 derniers jours. Etes vous sur d'avoir selectionner la bonne unitée ? prière de verifier et corriger. Avertissement!!! Le ménage a consommé 3 Paquet Petit de Thé en sachet, cette quantité semble anormale pour une consommation des 7 derniers jours.Prière de corriger ou de confirmer avec le QG. Avertissement!! le prix unitaire (100 Fcfa) de Thé en sachet (unité: Paquet) de taille Petit est très faible ou élevé. Prière de corriger ou de confirmer avec le QG.</w:t>
       </w:r>
     </w:p>
     <w:p>
@@ -7456,9 +7340,11 @@
         </w:rPr>
         <w:t xml:space="preserve">- Attention ! Hache/pioche a été achété à 50000 Fcfa est relativement élevé par rapport aux autres prix d'achat observés dans cette zone. Prière de corriger ou de confirmer avec le QG. Attention ! Hache/pioche a été revendu à 50000 Fcfa qui est relativement élevé par rapport aux autres prix de revente observés dans cette zone. Prière de corriger ou de confirmer avec le QG. </w:t>
         <w:br/>
-        <w:t xml:space="preserve">- Attention ! Houe/daba/hilaire a été revendu à 50000 Fcfa qui est relativement élevé par rapport aux autres prix de revente observés dans cette zone. Prière de corriger ou de confirmer avec le QG. </w:t>
-        <w:br/>
-        <w:t>- Prière de renseigner toutes les questions de la section 19, prière de prendre Non (s19q03) au cas ou le ménage ne possède cet article au lieu de laisser le champs non renseigner.</w:t>
+        <w:t xml:space="preserve">- Attention ! Houe/daba/hilaire a été achété à 50000 Fcfa est relativement élevé par rapport aux autres prix d'achat observés dans cette zone. Prière de corriger ou de confirmer avec le QG. Attention ! Houe/daba/hilaire a été revendu à 50000 Fcfa qui est relativement élevé par rapport aux autres prix de revente observés dans cette zone. Prière de corriger ou de confirmer avec le QG. </w:t>
+        <w:br/>
+        <w:t xml:space="preserve">- Prière de renseigner toutes les questions de la section 19, prière de prendre Non (s19q03) au cas ou le ménage ne possède cet article au lieu de laisser le champs non renseigner. </w:t>
+        <w:br/>
+        <w:t>- Prière de renseigner toutes les questions de la section 19, prière de prendre Non (s19q03) au cas ou le ménage ne possède cet article au lieu de laisser le champs non renseigner. Le ménage a utilisé Semoir qu'il ne possède pas mais qui a loué auprès d'une coopérative ou d'un autre ménage, il a payé 0 FCFA. Prière de fournir d'effort pour estimer la valeur payé après utilisation. Le ménage a utilisé Semoir qu'il ne possède pas mais a loué auprès d'une coopérative ou d'un autre ménage et a payé (0 FCFA) qui semble élevé ou faible, prière de corriger ou confirmer auprès du QG.</w:t>
       </w:r>
     </w:p>
     <w:p>
@@ -7794,7 +7680,7 @@
         <w:rPr>
           <w:sz w:val="20"/>
         </w:rPr>
-        <w:t>- Le questionnaire semble ne pas être complètement fini mais le questionnaire est en statut complet, prière de compléter le questionnaire. Il est obligatoire de prendre les coordonnées Gps avant d'administrer le questionnaire. Prière de prendre les coordonnées GPS.</w:t>
+        <w:t>- Il est obligatoire de prendre les coordonnées Gps avant d'administrer le questionnaire. Prière de prendre les coordonnées GPS.</w:t>
       </w:r>
     </w:p>
     <w:p>
@@ -7847,7 +7733,7 @@
           <w:color w:val="4672C4"/>
           <w:sz w:val="22"/>
         </w:rPr>
-        <w:t>&gt;&gt; Section4a - Emploi</w:t>
+        <w:t>&gt;&gt; Section4b - Emploi - Activite principale</w:t>
       </w:r>
     </w:p>
     <w:p>
@@ -7858,7 +7744,15 @@
         <w:rPr>
           <w:sz w:val="20"/>
         </w:rPr>
-        <w:t>- La raison pourquoi MBENGUE DIOP 1ere Epouse n'a pas travaillé au cours des 7 derniers jours est Activité saisoniére et semble avoir un emploi ou exister dans les modalités, prière de de bien regarder l'emploi MBENGUE DIOP 1ere Epouse  ou de prendre attache avec le QG pour plus d'explication afin de la classer bien.</w:t>
+        <w:t>- Prière de changer la branche d'activité de ABDOULAYE NIANG 2, les agriculteurs dont leurs cultures est principalement destiné à la consommation du ménage sont des (Agriculteurs, subsistances) et ceux qui le font avec l'élevage sont des (Agriculteurs et eleveurs, subsistances)</w:t>
+        <w:br/>
+        <w:t>- Prière de changer la branche d'activité de EL HADJI ASSANE NIANG, les agriculteurs dont leurs cultures est principalement destiné à la consommation du ménage sont des (Agriculteurs, subsistances) et ceux qui le font avec l'élevage sont des (Agriculteurs et eleveurs, subsistances)</w:t>
+        <w:br/>
+        <w:t>- Prière de changer la branche d'activité de FATOUMATA DIA 3eme Epouse, les agriculteurs dont leurs cultures est principalement destiné à la consommation du ménage sont des (Agriculteurs, subsistances) et ceux qui le font avec l'élevage sont des (Agriculteurs et eleveurs, subsistances)</w:t>
+        <w:br/>
+        <w:t>- Prière de changer la branche d'activité de IBRAHIMA  NIANG, les agriculteurs dont leurs cultures est principalement destiné à la consommation du ménage sont des (Agriculteurs, subsistances) et ceux qui le font avec l'élevage sont des (Agriculteurs et eleveurs, subsistances)</w:t>
+        <w:br/>
+        <w:t>- Prière de changer la branche d'activité de MALICK NIANG, les agriculteurs dont leurs cultures est principalement destiné à la consommation du ménage sont des (Agriculteurs, subsistances) et ceux qui le font avec l'élevage sont des (Agriculteurs et eleveurs, subsistances)</w:t>
       </w:r>
     </w:p>
     <w:p>
@@ -7868,7 +7762,7 @@
           <w:color w:val="4672C4"/>
           <w:sz w:val="22"/>
         </w:rPr>
-        <w:t>&gt;&gt; Section4b - Emploi - Activite principale</w:t>
+        <w:t>&gt;&gt; Section4c - Emploi - Activite secondaire</w:t>
       </w:r>
     </w:p>
     <w:p>
@@ -7879,15 +7773,13 @@
         <w:rPr>
           <w:sz w:val="20"/>
         </w:rPr>
-        <w:t>- Prière de changer la branche d'activité de ABDOULAYE NIANG 2, les agriculteurs dont leurs cultures est principalement destiné à la consommation du ménage sont des (Agriculteurs, subsistances) et ceux qui le font avec l'élevage sont des (Agriculteurs et eleveurs, subsistances)</w:t>
-        <w:br/>
-        <w:t>- Prière de changer la branche d'activité de EL HADJI ASSANE NIANG, les agriculteurs dont leurs cultures est principalement destiné à la consommation du ménage sont des (Agriculteurs, subsistances) et ceux qui le font avec l'élevage sont des (Agriculteurs et eleveurs, subsistances)</w:t>
-        <w:br/>
-        <w:t>- Prière de changer la branche d'activité de FATOUMATA DIA 3eme Epouse, les agriculteurs dont leurs cultures est principalement destiné à la consommation du ménage sont des (Agriculteurs, subsistances) et ceux qui le font avec l'élevage sont des (Agriculteurs et eleveurs, subsistances)</w:t>
-        <w:br/>
-        <w:t>- Prière de changer la branche d'activité de IBRAHIMA  NIANG, les agriculteurs dont leurs cultures est principalement destiné à la consommation du ménage sont des (Agriculteurs, subsistances) et ceux qui le font avec l'élevage sont des (Agriculteurs et eleveurs, subsistances)</w:t>
-        <w:br/>
-        <w:t>- Prière de changer la branche d'activité de MALICK NIANG, les agriculteurs dont leurs cultures est principalement destiné à la consommation du ménage sont des (Agriculteurs, subsistances) et ceux qui le font avec l'élevage sont des (Agriculteurs et eleveurs, subsistances)</w:t>
+        <w:t xml:space="preserve">- Attention ! Le nombre de jours que IBRAHIMA  NIANG a travaillés par mois semble être inférieur à 15. Veuillez, s'il vous plaît, confirmer cette information. Avertissement!! Le montant de IBRAHIMA  NIANG semble trop faible pour un revenu net gagné par trimestre. Veuillez, s'il vous plaît, confirmer cette information avec le QG ou la corriger. </w:t>
+        <w:br/>
+        <w:t xml:space="preserve">- Avertissement!!! la branche d'activité de SEYNABOU CISSE 2eme Epouse est identique dans l'emploi principale et secondaire, prière de confirmer cette information avec le QG ou de corriger. </w:t>
+        <w:br/>
+        <w:t xml:space="preserve">- Incoherence!!! les informations de FATOUMATA DIA 3eme Epouse sur le nombre de mois, jours et heures de son emploi principal et secondaire sont identiques, veuillez corriger ou confirmer aupres du QG. </w:t>
+        <w:br/>
+        <w:t>- Incoherence!!! les informations de MBENGUE DIOP 1ere Epouse sur le nombre de mois, jours et heures de son emploi principal et secondaire sont identiques, veuillez corriger ou confirmer aupres du QG.</w:t>
       </w:r>
     </w:p>
     <w:p>
@@ -7897,7 +7789,7 @@
           <w:color w:val="4672C4"/>
           <w:sz w:val="22"/>
         </w:rPr>
-        <w:t>&gt;&gt; Section4c - Emploi - Activite secondaire</w:t>
+        <w:t>&gt;&gt; Section7b - Consommation alimentaire - 7 jours</w:t>
       </w:r>
     </w:p>
     <w:p>
@@ -7908,7 +7800,7 @@
         <w:rPr>
           <w:sz w:val="20"/>
         </w:rPr>
-        <w:t>- Attention ! Le nombre de jours que IBRAHIMA  NIANG a travaillés par mois semble être inférieur à 15. Veuillez, s'il vous plaît, confirmer cette information. Avertissement!! Le montant de IBRAHIMA  NIANG semble trop faible pour un revenu net gagné par trimestre. Veuillez, s'il vous plaît, confirmer cette information avec le QG ou la corriger.</w:t>
+        <w:t>- Attention ! Le prix unitaire d'achat (1033.333 Fcfa) de Huile de soja  en Litre (taille unique) est relativement élevé par rapport aux autres prix observés dans cette zone. Prière de corriger ou de confirmer avec le QG. Attention ! Le prix unitaire d'achat (25 Fcfa) de Piment séché en Sachets (Petit) est relativement faible par rapport aux autres prix observés dans cette zone. Prière de corriger ou de confirmer avec le QG. Attention ! Le prix unitaire d'achat (25 Fcfa) de Vinaigre de vin en Verre ( à thé) (taille unique) est relativement faible par rapport aux autres prix observés dans cette zone. Prière de corriger ou de confirmer avec le QG. Attention ! Soupçons de quantité anormale! Le ménage de IBRAHIMA NIANG avec une taille de 13 personnes a consommé 8 Sachets industriel en Moyen de Concentré de tomate qui est relativement élevé comme consommation par rapport à la condition de vie des autres ménages de même taille dans cette zone. Prière de corriger ou de confirmer avec le QG. Avertissement!!! Le ménage a consommé 13 Morceau (Portion) Petit de Carpe séchée, cette quantité semble anormale pour une consommation des 7 derniers jours.Prière de corriger ou de confirmer avec le QG. Avertissement!!! Le ménage a consommé 8 Cuillère Moyen de Pâte d'arachide, cette quantité semble anormale pour une consommation des 7 derniers jours. Etes vous sur d'avoir selectionner la bonne unitée ? prière de verifier et corriger. Attention ! Soupçons de quantité anormale! Le ménage de IBRAHIMA NIANG avec une taille de 13 personnes a consommé 8 Cuillère en Moyen de Pâte d'arachide qui est relativement élevé comme consommation par rapport à la condition de vie des autres ménages de même taille dans cette zone. Prière de corriger ou de confirmer avec le QG. Incohérence!! Dans ce ménage, chaque individus consomme par jour 46.50945 Kg  de cereale; Prière de revoir les quantités prises de ces produits. Le prix d'achat unitaire (1 Fcfa) de Arôme (Maggi, Jumbo, etc.) en Sachets industriel de taille Petit  est invraisemblable, prière de regarder les reponses prises dans les questions s07bq07a s07bq07b s07bq07c s07bq08 pour mieux corriger. Attention ! Le prix unitaire d'achat (1 Fcfa) de Arôme (Maggi, Jumbo, etc.) en Sachets industriel (Petit) est relativement faible par rapport aux autres prix observés dans cette zone. Prière de corriger ou de confirmer avec le QG.</w:t>
       </w:r>
     </w:p>
     <w:p>
@@ -7918,7 +7810,7 @@
           <w:color w:val="4672C4"/>
           <w:sz w:val="22"/>
         </w:rPr>
-        <w:t>&gt;&gt; Section7b - Consommation alimentaire - 7 jours</w:t>
+        <w:t>&gt;&gt; Section9b - Depenses non-alimentaires - 7 jours</w:t>
       </w:r>
     </w:p>
     <w:p>
@@ -7929,7 +7821,7 @@
         <w:rPr>
           <w:sz w:val="20"/>
         </w:rPr>
-        <w:t>- Attention ! Le prix unitaire d'achat (1033.333 Fcfa) de Huile de soja  en Litre (taille unique) est relativement élevé par rapport aux autres prix observés dans cette zone. Prière de corriger ou de confirmer avec le QG. Attention ! Le prix unitaire d'achat (25 Fcfa) de Piment séché en Sachets (Petit) est relativement faible par rapport aux autres prix observés dans cette zone. Prière de corriger ou de confirmer avec le QG. Attention ! Le prix unitaire d'achat (25 Fcfa) de Vinaigre de vin en Verre ( à thé) (taille unique) est relativement faible par rapport aux autres prix observés dans cette zone. Prière de corriger ou de confirmer avec le QG. Avertissement!!! Le ménage a consommé 13 Morceau (Portion) Petit de Carpe séchée, cette quantité semble anormale pour une consommation des 7 derniers jours.Prière de corriger ou de confirmer avec le QG. Avertissement!!! Le ménage a consommé 8 Cuillère Moyen de Pâte d'arachide, cette quantité semble anormale pour une consommation des 7 derniers jours. Etes vous sur d'avoir selectionner la bonne unitée ? prière de verifier et corriger. Incohérence!! Dans ce ménage, chaque individus consomme par jour 18.05209 Kg  de cereale; Prière de revoir les quantités prises de ces produits. Le prix d'achat unitaire (1 Fcfa) de Arôme (Maggi, Jumbo, etc.) en Sachets industriel de taille Petit  est invraisemblable, prière de regarder les reponses prises dans les questions s07bq07a s07bq07b s07bq07c s07bq08 pour mieux corriger. Attention ! Le prix unitaire d'achat (1 Fcfa) de Arôme (Maggi, Jumbo, etc.) en Sachets industriel (Petit) est relativement faible par rapport aux autres prix observés dans cette zone. Prière de corriger ou de confirmer avec le QG.</w:t>
+        <w:t>- Peu plausible! le montant de la dépense pour Transport urbain/rural par traction animale semble faible. Veuillez, s'il vous plaît, confirmer cette information avec le QG ou la corriger.</w:t>
       </w:r>
     </w:p>
     <w:p>
@@ -7939,7 +7831,7 @@
           <w:color w:val="4672C4"/>
           <w:sz w:val="22"/>
         </w:rPr>
-        <w:t>&gt;&gt; Section9b - Depenses non-alimentaires - 7 jours</w:t>
+        <w:t>&gt;&gt; Section9c - Depenses non-alimentaires - 30 jours</w:t>
       </w:r>
     </w:p>
     <w:p>
@@ -7950,7 +7842,7 @@
         <w:rPr>
           <w:sz w:val="20"/>
         </w:rPr>
-        <w:t>- Peu plausible! le montant de la dépense pour Transport urbain/rural par traction animale semble faible. Veuillez, s'il vous plaît, confirmer cette information avec le QG ou la corriger.</w:t>
+        <w:t>- La dernière fois que vous avez acheté Bois de chauffe ramassé/coupé (estimer la valeur) est DANS LA NATURE et semble exister dans les modalités, prière de prendre attache avec le QG pour plus d'explication afin de la classer bien.</w:t>
       </w:r>
     </w:p>
     <w:p>
@@ -7960,7 +7852,7 @@
           <w:color w:val="4672C4"/>
           <w:sz w:val="22"/>
         </w:rPr>
-        <w:t>&gt;&gt; Section10b - caracteristiques entreprise non agricole</w:t>
+        <w:t>&gt;&gt; Section11 - Caracteristiques logement</w:t>
       </w:r>
     </w:p>
     <w:p>
@@ -7971,7 +7863,7 @@
         <w:rPr>
           <w:sz w:val="20"/>
         </w:rPr>
-        <w:t>- Incohérence!! L'entreprise traduit praticien dit avoir réçu une somme sur la revente de ces marchandises achetées et revendues en état (s10q46 est differnt de 0) mais n'a depensé aucune somme sur l'achat des marchandises revendues en état (s10q47==0), prière de fournir plus d'effort pour estimer le montant obtenu sur la depense de ces marchandises achetées et revendues en état.</w:t>
+        <w:t>- Le montant (FCFA) du loyer mensuel payé pour un logement comme le votre dans ce village/quartier est trop élevé, Veuillez s'il vous plaît corriger cette information.</w:t>
       </w:r>
     </w:p>
     <w:p>
@@ -7981,7 +7873,7 @@
           <w:color w:val="4672C4"/>
           <w:sz w:val="22"/>
         </w:rPr>
-        <w:t>&gt;&gt; Section11 - Caracteristiques logement</w:t>
+        <w:t>&gt;&gt; Section16a - Champs et parcelles</w:t>
       </w:r>
     </w:p>
     <w:p>
@@ -7992,7 +7884,15 @@
         <w:rPr>
           <w:sz w:val="20"/>
         </w:rPr>
-        <w:t>- Le montant (FCFA) du loyer mensuel payé pour un logement comme le votre dans ce village/quartier est trop élevé, Veuillez s'il vous plaît corriger cette information.</w:t>
+        <w:t xml:space="preserve">- La parcelle CHAMPS ARACHIDE Mbengue diop n'a pas été mésurée pour des raisons comme qu'elle est trop petite, GPS en panne et que le Ménage indisponible. Nous vous rappelons que ces raisons ne passent pas pour la non mesure des parcelles prière de les mésurer. </w:t>
+        <w:br/>
+        <w:t xml:space="preserve">- La parcelle CHAMPS ARACHIDE n'a pas été mésurée pour des raisons comme qu'elle est trop petite, GPS en panne et que le Ménage indisponible. Nous vous rappelons que ces raisons ne passent pas pour la non mesure des parcelles prière de les mésurer. </w:t>
+        <w:br/>
+        <w:t xml:space="preserve">- La parcelle CHAMPS ARACHIDE n'a pas été mésurée pour des raisons comme qu'elle est trop petite, GPS en panne et que le Ménage indisponible. Nous vous rappelons que ces raisons ne passent pas pour la non mesure des parcelles prière de les mésurer. </w:t>
+        <w:br/>
+        <w:t xml:space="preserve">- La quantité d'utilisation d'herbicide dans la parcelle TOMATE est de .25 Litres et semble élevé, prière de corriger. </w:t>
+        <w:br/>
+        <w:t>- La quantité de fumure appliquée dans la parcelle PARCELLE MAIS est de 100 Kg qui semble élevé ou ne sait pas, prière de fournir d'effort pour estimer la quantité afin de corriger.</w:t>
       </w:r>
     </w:p>
     <w:p>
@@ -8002,7 +7902,7 @@
           <w:color w:val="4672C4"/>
           <w:sz w:val="22"/>
         </w:rPr>
-        <w:t>&gt;&gt; Section16a - Champs et parcelles</w:t>
+        <w:t>&gt;&gt; Section16c - Cultures</w:t>
       </w:r>
     </w:p>
     <w:p>
@@ -8013,19 +7913,15 @@
         <w:rPr>
           <w:sz w:val="20"/>
         </w:rPr>
-        <w:t xml:space="preserve">- La quantité d'utilisation d'herbicide dans la parcelle TOMATE est de .25 Litres et semble élevé, prière de corriger. La superficie de la parcelle TOMATE selon les mesures GPS est de .a hectare qui semble élevé ou faible, prière de corriger. </w:t>
-        <w:br/>
-        <w:t xml:space="preserve">- La quantité de fumure appliquée dans la parcelle PARCELLE MAIS est de 100 Kg qui semble élevé ou ne sait pas, prière de fournir d'effort pour estimer la quantité afin de corriger. La superficie de la parcelle PARCELLE MAIS selon les mesures GPS est de .a hectare qui semble élevé ou faible, prière de corriger. </w:t>
-        <w:br/>
-        <w:t xml:space="preserve">- La superficie de la parcelle CHAMP ARACHIDE selon les mesures GPS est de .a hectare qui semble élevé ou faible, prière de corriger. </w:t>
-        <w:br/>
-        <w:t xml:space="preserve">- La superficie de la parcelle CHAMPS ARACHIDE Mbengue diop selon les mesures GPS est de .a hectare qui semble élevé ou faible, prière de corriger. </w:t>
-        <w:br/>
-        <w:t xml:space="preserve">- La superficie de la parcelle CHAMPS ARACHIDE selon les mesures GPS est de .a hectare qui semble élevé ou faible, prière de corriger. </w:t>
-        <w:br/>
-        <w:t xml:space="preserve">- La superficie de la parcelle CHAMPS ARACHIDE selon les mesures GPS est de .a hectare qui semble élevé ou faible, prière de corriger. </w:t>
-        <w:br/>
-        <w:t>- La superficie de la parcelle PARCELLE MAIS selon les mesures GPS est de .a hectare qui semble élevé ou faible, prière de corriger.</w:t>
+        <w:t xml:space="preserve">- La quantité estimée en Kg est incorrecte (Exemple : si le ménage a eu 10 sacs de 100kg = 10*100=1000kg), prière de corriger merci. </w:t>
+        <w:br/>
+        <w:t xml:space="preserve">- La quantité estimée en Kg est incorrecte (Exemple : si le ménage a eu 10 sacs de 100kg = 10*100=1000kg), prière de corriger merci. </w:t>
+        <w:br/>
+        <w:t xml:space="preserve">- La quantité estimée en Kg est incorrecte (Exemple : si le ménage a eu 10 sacs de 100kg = 10*100=1000kg), prière de corriger merci. </w:t>
+        <w:br/>
+        <w:t xml:space="preserve">- La quantité estimée en Kg est incorrecte (Exemple : si le ménage a eu 10 sacs de 100kg = 10*100=1000kg), prière de corriger merci. </w:t>
+        <w:br/>
+        <w:t>- La surface récoltée est plus petite que la surface plantée sur cette parcelle (16C.13=OUI) et le pourcentage de la parcelle qui a été perdue est de 0%, cela étant impossible prière de corriger merci.</w:t>
       </w:r>
     </w:p>
     <w:p>
@@ -8035,7 +7931,7 @@
           <w:color w:val="4672C4"/>
           <w:sz w:val="22"/>
         </w:rPr>
-        <w:t>&gt;&gt; Section16c - Cultures</w:t>
+        <w:t>&gt;&gt; Section19 - Equipements agricoles</w:t>
       </w:r>
     </w:p>
     <w:p>
@@ -8046,15 +7942,9 @@
         <w:rPr>
           <w:sz w:val="20"/>
         </w:rPr>
-        <w:t xml:space="preserve">- La quantité estimée en Kg est incorrecte (Exemple : si le ménage a eu 10 sacs de 100kg = 10*100=1000kg), prière de corriger merci. </w:t>
-        <w:br/>
-        <w:t xml:space="preserve">- La quantité estimée en Kg est incorrecte (Exemple : si le ménage a eu 10 sacs de 100kg = 10*100=1000kg), prière de corriger merci. </w:t>
-        <w:br/>
-        <w:t xml:space="preserve">- La quantité estimée en Kg est incorrecte (Exemple : si le ménage a eu 10 sacs de 100kg = 10*100=1000kg), prière de corriger merci. </w:t>
-        <w:br/>
-        <w:t xml:space="preserve">- La quantité estimée en Kg est incorrecte (Exemple : si le ménage a eu 10 sacs de 100kg = 10*100=1000kg), prière de corriger merci. </w:t>
-        <w:br/>
-        <w:t>- La surface récoltée est plus petite que la surface plantée sur cette parcelle (16C.13=OUI) et le pourcentage de la parcelle qui a été perdue est de 0%, cela étant impossible prière de corriger merci.</w:t>
+        <w:t xml:space="preserve">- Attention ! Herse a été revendu à 3000 Fcfa qui est relativement élevé par rapport aux autres prix de revente observés dans cette zone. Prière de corriger ou de confirmer avec le QG. </w:t>
+        <w:br/>
+        <w:t>- Attention ! Houe/daba/hilaire a été achété à 35000 Fcfa est relativement élevé par rapport aux autres prix d'achat observés dans cette zone. Prière de corriger ou de confirmer avec le QG. Attention ! Houe/daba/hilaire a été revendu à 35000 Fcfa qui est relativement élevé par rapport aux autres prix de revente observés dans cette zone. Prière de corriger ou de confirmer avec le QG.</w:t>
       </w:r>
     </w:p>
     <w:p>
@@ -8390,7 +8280,7 @@
         <w:rPr>
           <w:sz w:val="20"/>
         </w:rPr>
-        <w:t>- Le questionnaire semble ne pas être complètement fini mais le questionnaire est en statut complet, prière de compléter le questionnaire. Il est obligatoire de prendre les coordonnées Gps avant d'administrer le questionnaire. Prière de prendre les coordonnées GPS.</w:t>
+        <w:t>- Il est obligatoire de prendre les coordonnées Gps avant d'administrer le questionnaire. Prière de prendre les coordonnées GPS.</w:t>
       </w:r>
     </w:p>
     <w:p>
@@ -8450,7 +8340,7 @@
           <w:color w:val="4672C4"/>
           <w:sz w:val="22"/>
         </w:rPr>
-        <w:t>&gt;&gt; Section3 - Sante</w:t>
+        <w:t>&gt;&gt; Section4b - Emploi - Activite principale</w:t>
       </w:r>
     </w:p>
     <w:p>
@@ -8461,7 +8351,9 @@
         <w:rPr>
           <w:sz w:val="20"/>
         </w:rPr>
-        <w:t>- Vous déclarez que EL HADJI BIRANE TOURE dans ce ménage s'est consulté dans un service de santé, ou chez un guérisseur au cours des 3 derniers mois sans hospitalisation (ne pas considérer les consultations prénatales) q13=Oui, mais vous avez pris NSP partout de la question q14 à q21.</w:t>
+        <w:t xml:space="preserve">- Nombre de mois exercé par FATOU TOURE dans l'emploi au cours des 12 derniers mois semble faible, veuillez corriger s'il vous plait ou comfirmer avec le QG. Attention ! Le nombre de jours que FATOU TOURE a travaillés par mois semble être inférieur à 15. Veuillez, s'il vous plaît, confirmer cette information. </w:t>
+        <w:br/>
+        <w:t>- Nombre de mois exercé par NDEYE FATOU TOURE dans l'emploi au cours des 12 derniers mois semble faible, veuillez corriger s'il vous plait ou comfirmer avec le QG.</w:t>
       </w:r>
     </w:p>
     <w:p>
@@ -8471,7 +8363,7 @@
           <w:color w:val="4672C4"/>
           <w:sz w:val="22"/>
         </w:rPr>
-        <w:t>&gt;&gt; Section4b - Emploi - Activite principale</w:t>
+        <w:t>&gt;&gt; Section7b - Consommation alimentaire - 7 jours</w:t>
       </w:r>
     </w:p>
     <w:p>
@@ -8482,9 +8374,7 @@
         <w:rPr>
           <w:sz w:val="20"/>
         </w:rPr>
-        <w:t xml:space="preserve">- Nombre de mois exercé par FATOU TOURE dans l'emploi au cours des 12 derniers mois semble faible, veuillez corriger s'il vous plait ou comfirmer avec le QG. Attention ! Le nombre de jours que FATOU TOURE a travaillés par mois semble être inférieur à 15. Veuillez, s'il vous plaît, confirmer cette information. </w:t>
-        <w:br/>
-        <w:t>- Nombre de mois exercé par NDEYE FATOU TOURE dans l'emploi au cours des 12 derniers mois semble faible, veuillez corriger s'il vous plait ou comfirmer avec le QG.</w:t>
+        <w:t>- La dernière fois que vous avez acheté Feuilles de Fakoye (Feuille de corete) est cueillete et semble exister dans les modalités, prière de prendre attache avec le QG pour plus d'explication afin de la classer bien. Attention ! Le prix unitaire d'achat (150 Fcfa) de Carpe séchée en Morceau (Portion) (Petit) est relativement élevé par rapport aux autres prix observés dans cette zone. Prière de corriger ou de confirmer avec le QG. Attention ! Le prix unitaire d'achat (75 Fcfa) de Concentré de tomate en Sachets industriel (Petit) est relativement faible par rapport aux autres prix observés dans cette zone. Prière de corriger ou de confirmer avec le QG. Avertissement!! le prix unitaire (50 Fcfa) de Thé en sachet (unité: Sachets) de taille Petit est très faible ou élevé. Prière de corriger ou de confirmer avec le QG. Incohérence!! Dans ce ménage, chaque individus consomme par jour 127.0419 Kg  de cereale; Prière de revoir les quantités prises de ces produits. Incohérence!! Dans ce ménage, chaque individus consomme par jour 127.0419 Kg  de cereale; Prière de revoir les quantités prises de ces produits. Incohérence!! Dans ce ménage, chaque individus consomme par jour 127.0419 Kg  de cereale; Prière de revoir les quantités prises de ces produits. Le prix d'achat unitaire (1000 Fcfa) de Sel en Sac (25 Kg) de taille taille unique est très faible, prière de regarder les reponses prises dans les questions s07bq07a s07bq07b s07bq07c s07bq08 pour mieux corriger.</w:t>
       </w:r>
     </w:p>
     <w:p>
@@ -8494,7 +8384,7 @@
           <w:color w:val="4672C4"/>
           <w:sz w:val="22"/>
         </w:rPr>
-        <w:t>&gt;&gt; Section7b - Consommation alimentaire - 7 jours</w:t>
+        <w:t>&gt;&gt; Section9b - Depenses non-alimentaires - 7 jours</w:t>
       </w:r>
     </w:p>
     <w:p>
@@ -8505,7 +8395,7 @@
         <w:rPr>
           <w:sz w:val="20"/>
         </w:rPr>
-        <w:t>- La dernière fois que vous avez acheté Feuilles de Fakoye (Feuille de corete) est cueillete et semble exister dans les modalités, prière de prendre attache avec le QG pour plus d'explication afin de la classer bien. Attention ! Le prix unitaire d'achat (100 Fcfa) de Piment frais en Pièce (Petit) est relativement élevé par rapport aux autres prix observés dans cette zone. Prière de corriger ou de confirmer avec le QG. Attention ! Le prix unitaire d'achat (150 Fcfa) de Carpe séchée en Morceau (Portion) (Petit) est relativement élevé par rapport aux autres prix observés dans cette zone. Prière de corriger ou de confirmer avec le QG. Attention ! Le prix unitaire d'achat (50 Fcfa) de Soumbala (moutarde africaine) en Sachets (Moyen) est relativement faible par rapport aux autres prix observés dans cette zone. Prière de corriger ou de confirmer avec le QG. Avertissement!! le prix unitaire (50 Fcfa) de Thé en sachet (unité: Sachets) de taille Petit est très faible ou élevé. Prière de corriger ou de confirmer avec le QG. Incohérence!! Dans ce ménage, chaque individus consomme par jour 71.30095 Kg  de cereale; Prière de revoir les quantités prises de ces produits. Incohérence!! Dans ce ménage, chaque individus consomme par jour 71.30095 Kg  de cereale; Prière de revoir les quantités prises de ces produits. Incohérence!! Dans ce ménage, chaque individus consomme par jour 71.30095 Kg  de cereale; Prière de revoir les quantités prises de ces produits. Le prix d'achat unitaire (1000 Fcfa) de Sel en Sac (25 Kg) de taille taille unique est très faible, prière de regarder les reponses prises dans les questions s07bq07a s07bq07b s07bq07c s07bq08 pour mieux corriger.</w:t>
+        <w:t>- Il est difficile d'avoir un ménage qui n'a effectué aucune des dépenses mentionnées au cours de 7 derniers jours, prière de revoir la section 9B pour ce ménage.</w:t>
       </w:r>
     </w:p>
     <w:p>
@@ -8515,7 +8405,7 @@
           <w:color w:val="4672C4"/>
           <w:sz w:val="22"/>
         </w:rPr>
-        <w:t>&gt;&gt; Section9b - Depenses non-alimentaires - 7 jours</w:t>
+        <w:t>&gt;&gt; Section9c - Depenses non-alimentaires - 30 jours</w:t>
       </w:r>
     </w:p>
     <w:p>
@@ -8526,7 +8416,7 @@
         <w:rPr>
           <w:sz w:val="20"/>
         </w:rPr>
-        <w:t>- Il est difficile d'avoir un ménage qui n'a effectué aucune des dépenses mentionnées au cours de 7 derniers jours, prière de revoir la section 9B pour ce ménage.</w:t>
+        <w:t>- La dernière fois que vous avez acheté Bois de chauffe ramassé/coupé (estimer la valeur) est dans la nature et semble exister dans les modalités, prière de prendre attache avec le QG pour plus d'explication afin de la classer bien.</w:t>
       </w:r>
     </w:p>
     <w:p>
@@ -8568,9 +8458,9 @@
         <w:rPr>
           <w:sz w:val="20"/>
         </w:rPr>
-        <w:t xml:space="preserve">- Le nombre de jours total de la main-d'oeuvre non-familiale sur cette parcelle CHAMPS ARACHIDE au cours de la campagne pour la période de préparation du sol (labour) est de 120 jours qui semble faible ou élevé. Merci de corriger. Le salaire total payé de toutes catégories confondues par le ménage SENY TOURE pour la main-d'oeuvre non-familiale sur la parcelle CHAMPS ARACHIDE au cours de la campagne pour la période de préparation du sol (labour) et des semis est de 0 qui semble élevé ou faible. Merci de corriger. Le salaire total payé de toutes catégories confondues par le ménage SENY TOURE pour la main-d'oeuvre non-familiale sur la parcelle CHAMPS ARACHIDE au cours de la campagne pour la période d'entretien du sol (sarclage, etc.) est de 0 qui semble élevé ou faible. Merci de corriger. Le salaire total payé de toutes catégories confondues par le ménage SENY TOURE pour la main-d'oeuvre non-familiale sur la parcelle CHAMPS ARACHIDE au cours de la campagne pour la période des récoltes est de 0 qui semble élevé ou faible. Merci de corriger. La superficie de la parcelle CHAMPS ARACHIDE selon les mesures GPS est de .a hectare qui semble élevé ou faible, prière de corriger. </w:t>
-        <w:br/>
-        <w:t>- Le salaire total payé de toutes catégories confondues par le ménage SENY TOURE pour la main-d'oeuvre non-familiale sur la parcelle CHAMPS MIL au cours de la campagne pour la période de préparation du sol (labour) et des semis est de 0 qui semble élevé ou faible. Merci de corriger. Le salaire total payé de toutes catégories confondues par le ménage SENY TOURE pour la main-d'oeuvre non-familiale sur la parcelle CHAMPS MIL au cours de la campagne pour la période des récoltes est de 0 qui semble élevé ou faible. Merci de corriger. La superficie de la parcelle CHAMPS MIL selon les mesures GPS est de .a hectare qui semble élevé ou faible, prière de corriger.</w:t>
+        <w:t xml:space="preserve">- Le nombre de jours total de la main-d'oeuvre non-familiale sur cette parcelle CHAMPS ARACHIDE au cours de la campagne pour la période de préparation du sol (labour) est de 120 jours qui semble faible ou élevé. Merci de corriger. Le salaire total payé de toutes catégories confondues par le ménage SENY TOURE pour la main-d'oeuvre non-familiale sur la parcelle CHAMPS ARACHIDE au cours de la campagne pour la période de préparation du sol (labour) et des semis est de 0 qui semble élevé ou faible. Merci de corriger. Le salaire total payé de toutes catégories confondues par le ménage SENY TOURE pour la main-d'oeuvre non-familiale sur la parcelle CHAMPS ARACHIDE au cours de la campagne pour la période d'entretien du sol (sarclage, etc.) est de 0 qui semble élevé ou faible. Merci de corriger. Le salaire total payé de toutes catégories confondues par le ménage SENY TOURE pour la main-d'oeuvre non-familiale sur la parcelle CHAMPS ARACHIDE au cours de la campagne pour la période des récoltes est de 0 qui semble élevé ou faible. Merci de corriger. La parcelle CHAMPS ARACHIDE n'a pas été mésurée pour des raisons comme qu'elle est trop petite, GPS en panne et que le Ménage indisponible. Nous vous rappelons que ces raisons ne passent pas pour la non mesure des parcelles prière de les mésurer. </w:t>
+        <w:br/>
+        <w:t>- Le salaire total payé de toutes catégories confondues par le ménage SENY TOURE pour la main-d'oeuvre non-familiale sur la parcelle CHAMPS MIL au cours de la campagne pour la période de préparation du sol (labour) et des semis est de 0 qui semble élevé ou faible. Merci de corriger. Le salaire total payé de toutes catégories confondues par le ménage SENY TOURE pour la main-d'oeuvre non-familiale sur la parcelle CHAMPS MIL au cours de la campagne pour la période des récoltes est de 0 qui semble élevé ou faible. Merci de corriger. La parcelle CHAMPS MIL n'a pas été mésurée pour des raisons comme qu'elle est trop petite, GPS en panne et que le Ménage indisponible. Nous vous rappelons que ces raisons ne passent pas pour la non mesure des parcelles prière de les mésurer.</w:t>
       </w:r>
     </w:p>
     <w:p>
@@ -8613,27 +8503,6 @@
           <w:sz w:val="20"/>
         </w:rPr>
         <w:t>- Attention ! Le ménage a acheté 1 Caprins (Chèvres) à 50000 donc un prix unitaire d'achat (50000 Fcfa) qui  est relativement elevé par rapport aux autres prix observés dans cette zone. Prière de corriger ou de confirmer avec le QG.</w:t>
-      </w:r>
-    </w:p>
-    <w:p>
-      <w:r>
-        <w:rPr>
-          <w:b/>
-          <w:color w:val="4672C4"/>
-          <w:sz w:val="22"/>
-        </w:rPr>
-        <w:t>&gt;&gt; Section19 - Equipements agricoles</w:t>
-      </w:r>
-    </w:p>
-    <w:p>
-      <w:pPr>
-        <w:ind w:left="283"/>
-      </w:pPr>
-      <w:r>
-        <w:rPr>
-          <w:sz w:val="20"/>
-        </w:rPr>
-        <w:t>- Attention ! Machette a été revendu à 2500 Fcfa qui est relativement élevé par rapport aux autres prix de revente observés dans cette zone. Prière de corriger ou de confirmer avec le QG.</w:t>
       </w:r>
     </w:p>
     <w:p>
